--- a/Documentación/Documentación PY1 Lenguajes.docx
+++ b/Documentación/Documentación PY1 Lenguajes.docx
@@ -132,17 +132,7 @@
                                     <w:sz w:val="40"/>
                                     <w:szCs w:val="40"/>
                                   </w:rPr>
-                                  <w:t xml:space="preserve">Proyecto #1 - </w:t>
-                                </w:r>
-                                <w:r>
-                                  <w:rPr>
-                                    <w:rFonts w:ascii="Arial" w:hAnsi="Arial" w:cs="Arial"/>
-                                    <w:b/>
-                                    <w:bCs/>
-                                    <w:sz w:val="40"/>
-                                    <w:szCs w:val="40"/>
-                                  </w:rPr>
-                                  <w:t>Gestión de Eventos</w:t>
+                                  <w:t>Proyecto #1 - Gestión de Eventos</w:t>
                                 </w:r>
                               </w:p>
                               <w:p>
@@ -273,15 +263,7 @@
                                     <w:sz w:val="40"/>
                                     <w:szCs w:val="40"/>
                                   </w:rPr>
-                                  <w:t xml:space="preserve"> </w:t>
-                                </w:r>
-                                <w:r>
-                                  <w:rPr>
-                                    <w:rFonts w:ascii="Arial" w:hAnsi="Arial" w:cs="Arial"/>
-                                    <w:sz w:val="40"/>
-                                    <w:szCs w:val="40"/>
-                                  </w:rPr>
-                                  <w:t>2022437816</w:t>
+                                  <w:t xml:space="preserve"> 2022437816</w:t>
                                 </w:r>
                               </w:p>
                               <w:p>
@@ -480,17 +462,7 @@
                               <w:sz w:val="40"/>
                               <w:szCs w:val="40"/>
                             </w:rPr>
-                            <w:t xml:space="preserve">Proyecto #1 - </w:t>
-                          </w:r>
-                          <w:r>
-                            <w:rPr>
-                              <w:rFonts w:ascii="Arial" w:hAnsi="Arial" w:cs="Arial"/>
-                              <w:b/>
-                              <w:bCs/>
-                              <w:sz w:val="40"/>
-                              <w:szCs w:val="40"/>
-                            </w:rPr>
-                            <w:t>Gestión de Eventos</w:t>
+                            <w:t>Proyecto #1 - Gestión de Eventos</w:t>
                           </w:r>
                         </w:p>
                         <w:p>
@@ -621,15 +593,7 @@
                               <w:sz w:val="40"/>
                               <w:szCs w:val="40"/>
                             </w:rPr>
-                            <w:t xml:space="preserve"> </w:t>
-                          </w:r>
-                          <w:r>
-                            <w:rPr>
-                              <w:rFonts w:ascii="Arial" w:hAnsi="Arial" w:cs="Arial"/>
-                              <w:sz w:val="40"/>
-                              <w:szCs w:val="40"/>
-                            </w:rPr>
-                            <w:t>2022437816</w:t>
+                            <w:t xml:space="preserve"> 2022437816</w:t>
                           </w:r>
                         </w:p>
                         <w:p>
@@ -739,7 +703,13 @@
         <w:sdt>
           <w:sdtPr>
             <w:rPr>
-              <w:lang w:val="es-ES"/>
+              <w:rFonts w:asciiTheme="minorHAnsi" w:eastAsiaTheme="minorHAnsi" w:hAnsiTheme="minorHAnsi" w:cstheme="minorBidi"/>
+              <w:color w:val="auto"/>
+              <w:kern w:val="2"/>
+              <w:sz w:val="24"/>
+              <w:szCs w:val="24"/>
+              <w:lang w:val="es-ES" w:eastAsia="en-US"/>
+              <w14:ligatures w14:val="standardContextual"/>
             </w:rPr>
             <w:id w:val="-1034578104"/>
             <w:docPartObj>
@@ -749,15 +719,8 @@
           </w:sdtPr>
           <w:sdtEndPr>
             <w:rPr>
-              <w:rFonts w:asciiTheme="minorHAnsi" w:eastAsiaTheme="minorHAnsi" w:hAnsiTheme="minorHAnsi" w:cstheme="minorBidi"/>
               <w:b/>
               <w:bCs/>
-              <w:color w:val="auto"/>
-              <w:kern w:val="2"/>
-              <w:sz w:val="24"/>
-              <w:szCs w:val="24"/>
-              <w:lang w:eastAsia="en-US"/>
-              <w14:ligatures w14:val="standardContextual"/>
             </w:rPr>
           </w:sdtEndPr>
           <w:sdtContent>
@@ -1441,6 +1404,9 @@
         <w:p/>
         <w:p/>
         <w:p/>
+        <w:p/>
+        <w:p/>
+        <w:p/>
       </w:sdtContent>
     </w:sdt>
     <w:p>
@@ -1467,6 +1433,7 @@
           <w:sz w:val="24"/>
           <w:szCs w:val="24"/>
         </w:rPr>
+        <w:lastRenderedPageBreak/>
         <w:t>Manual de usuario</w:t>
       </w:r>
       <w:r>
@@ -1519,7 +1486,6 @@
         <w:rPr>
           <w:rFonts w:ascii="Arial" w:hAnsi="Arial" w:cs="Arial"/>
         </w:rPr>
-        <w:lastRenderedPageBreak/>
         <w:t>Primero deben clonar el repositorio desde GitHub usando GitHub Desktop:</w:t>
       </w:r>
       <w:r>
@@ -1675,6 +1641,7 @@
       <w:r>
         <w:rPr>
           <w:rFonts w:ascii="Arial" w:hAnsi="Arial" w:cs="Arial"/>
+          <w:noProof/>
         </w:rPr>
         <w:drawing>
           <wp:inline distT="0" distB="0" distL="0" distR="0" wp14:anchorId="406F2290" wp14:editId="43A0B800">
@@ -1901,6 +1868,7 @@
           <w:sz w:val="22"/>
           <w:szCs w:val="22"/>
         </w:rPr>
+        <w:lastRenderedPageBreak/>
         <w:t>Figura 2</w:t>
       </w:r>
     </w:p>
@@ -1915,8 +1883,8 @@
       <w:r>
         <w:rPr>
           <w:rFonts w:ascii="Arial" w:hAnsi="Arial" w:cs="Arial"/>
-        </w:rPr>
-        <w:lastRenderedPageBreak/>
+          <w:noProof/>
+        </w:rPr>
         <w:drawing>
           <wp:inline distT="0" distB="0" distL="0" distR="0" wp14:anchorId="69A3DDF1" wp14:editId="40D5AE01">
             <wp:extent cx="5735126" cy="1213339"/>
@@ -2301,6 +2269,7 @@
       <w:r>
         <w:rPr>
           <w:rFonts w:ascii="Arial" w:hAnsi="Arial" w:cs="Arial"/>
+          <w:noProof/>
         </w:rPr>
         <w:drawing>
           <wp:inline distT="0" distB="0" distL="0" distR="0" wp14:anchorId="28E7C9F9" wp14:editId="79E1CB0A">
@@ -2437,7 +2406,15 @@
         <w:rPr>
           <w:rFonts w:ascii="Arial" w:hAnsi="Arial" w:cs="Arial"/>
         </w:rPr>
-        <w:t>El menú principal mostrado en la figura 4</w:t>
+        <w:t xml:space="preserve">El menú principal mostrado en la </w:t>
+      </w:r>
+      <w:r>
+        <w:rPr>
+          <w:rFonts w:ascii="Arial" w:hAnsi="Arial" w:cs="Arial"/>
+          <w:i/>
+          <w:iCs/>
+        </w:rPr>
+        <w:t>figura 4</w:t>
       </w:r>
       <w:r>
         <w:rPr>
@@ -2484,6 +2461,7 @@
           <w:rFonts w:ascii="Arial" w:hAnsi="Arial" w:cs="Arial"/>
           <w:b/>
           <w:bCs/>
+          <w:noProof/>
         </w:rPr>
         <w:drawing>
           <wp:inline distT="0" distB="0" distL="0" distR="0" wp14:anchorId="41D62343" wp14:editId="35C2B7DE">
@@ -2553,19 +2531,7 @@
         <w:rPr>
           <w:rFonts w:ascii="Arial" w:hAnsi="Arial" w:cs="Arial"/>
         </w:rPr>
-        <w:t xml:space="preserve">El sistema cuenta con tres usuarios predefinidos, cada uno con su respectiva contraseña, los cuales se encuentran almacenados en el archivo </w:t>
-      </w:r>
-      <w:r>
-        <w:rPr>
-          <w:rFonts w:ascii="Arial" w:hAnsi="Arial" w:cs="Arial"/>
-        </w:rPr>
-        <w:t>usuarios.txt. Las</w:t>
-      </w:r>
-      <w:r>
-        <w:rPr>
-          <w:rFonts w:ascii="Arial" w:hAnsi="Arial" w:cs="Arial"/>
-        </w:rPr>
-        <w:t xml:space="preserve"> contraseñas no se guardan en texto plano, sino que están protegidas mediante un </w:t>
+        <w:t xml:space="preserve">El sistema cuenta con tres usuarios predefinidos, cada uno con su respectiva contraseña, los cuales se encuentran almacenados en el archivo usuarios.txt. Las contraseñas no se guardan en texto plano, sino que están protegidas mediante un </w:t>
       </w:r>
       <w:r>
         <w:rPr>
@@ -2653,6 +2619,7 @@
       <w:r>
         <w:rPr>
           <w:rFonts w:ascii="Arial" w:hAnsi="Arial" w:cs="Arial"/>
+          <w:noProof/>
         </w:rPr>
         <w:drawing>
           <wp:inline distT="0" distB="0" distL="0" distR="0" wp14:anchorId="5942EC7F" wp14:editId="3EF44E67">
@@ -2928,6 +2895,7 @@
           <w:rFonts w:ascii="Arial" w:hAnsi="Arial" w:cs="Arial"/>
           <w:b/>
           <w:bCs/>
+          <w:noProof/>
         </w:rPr>
         <w:drawing>
           <wp:anchor distT="0" distB="0" distL="114300" distR="114300" simplePos="0" relativeHeight="251662336" behindDoc="0" locked="0" layoutInCell="1" allowOverlap="1" wp14:anchorId="35EA4878" wp14:editId="4963B5F7">
@@ -3049,6 +3017,7 @@
       <w:r>
         <w:rPr>
           <w:rFonts w:ascii="Arial" w:hAnsi="Arial" w:cs="Arial"/>
+          <w:noProof/>
         </w:rPr>
         <w:drawing>
           <wp:inline distT="0" distB="0" distL="0" distR="0" wp14:anchorId="2A414141" wp14:editId="44EBFAFE">
@@ -3154,6 +3123,7 @@
           <w:rFonts w:ascii="Arial" w:hAnsi="Arial" w:cs="Arial"/>
           <w:b/>
           <w:bCs/>
+          <w:noProof/>
         </w:rPr>
         <w:lastRenderedPageBreak/>
         <w:drawing>
@@ -3206,7 +3176,21 @@
         <w:rPr>
           <w:rFonts w:ascii="Arial" w:hAnsi="Arial" w:cs="Arial"/>
         </w:rPr>
-        <w:t xml:space="preserve">Una vez que el usuario accede correctamente como administrador, se muestra el menú de administrador, tal como se observa en la Figura 8, el cual permite gestionar los diferentes componentes del sistema. Este menú incluye varias opciones: </w:t>
+        <w:t xml:space="preserve">Una vez que el usuario accede correctamente como administrador, se muestra el menú de administrador, tal como se observa en la </w:t>
+      </w:r>
+      <w:r>
+        <w:rPr>
+          <w:rFonts w:ascii="Arial" w:hAnsi="Arial" w:cs="Arial"/>
+          <w:i/>
+          <w:iCs/>
+        </w:rPr>
+        <w:t>Figura 8</w:t>
+      </w:r>
+      <w:r>
+        <w:rPr>
+          <w:rFonts w:ascii="Arial" w:hAnsi="Arial" w:cs="Arial"/>
+        </w:rPr>
+        <w:t xml:space="preserve">, el cual permite gestionar los diferentes componentes del sistema. Este menú incluye varias opciones: </w:t>
       </w:r>
       <w:r>
         <w:rPr>
@@ -3336,6 +3320,7 @@
           <w:rFonts w:ascii="Arial" w:hAnsi="Arial" w:cs="Arial"/>
           <w:b/>
           <w:bCs/>
+          <w:noProof/>
         </w:rPr>
         <w:drawing>
           <wp:inline distT="0" distB="0" distL="0" distR="0" wp14:anchorId="65955DEE" wp14:editId="5CC44633">
@@ -3462,19 +3447,7 @@
         <w:rPr>
           <w:rFonts w:ascii="Arial" w:hAnsi="Arial" w:cs="Arial"/>
         </w:rPr>
-        <w:t>ermite ingresar múltiples sitios de forma automática a partir de un archivo previamente definido</w:t>
-      </w:r>
-      <w:r>
-        <w:rPr>
-          <w:rFonts w:ascii="Arial" w:hAnsi="Arial" w:cs="Arial"/>
-        </w:rPr>
-        <w:t>, tenemos archivos creados para probar el sistema como se muestra en la figura 10</w:t>
-      </w:r>
-      <w:r>
-        <w:rPr>
-          <w:rFonts w:ascii="Arial" w:hAnsi="Arial" w:cs="Arial"/>
-        </w:rPr>
-        <w:t>.</w:t>
+        <w:t>ermite ingresar múltiples sitios de forma automática a partir de un archivo previamente definido, tenemos archivos creados para probar el sistema como se muestra en la figura 10.</w:t>
       </w:r>
     </w:p>
     <w:p>
@@ -3516,6 +3489,7 @@
       <w:r>
         <w:rPr>
           <w:rFonts w:ascii="Arial" w:hAnsi="Arial" w:cs="Arial"/>
+          <w:noProof/>
         </w:rPr>
         <w:drawing>
           <wp:inline distT="0" distB="0" distL="0" distR="0" wp14:anchorId="43F45B21" wp14:editId="5FA0E975">
@@ -3663,6 +3637,7 @@
       <w:r>
         <w:rPr>
           <w:rFonts w:ascii="Arial" w:hAnsi="Arial" w:cs="Arial"/>
+          <w:noProof/>
         </w:rPr>
         <w:drawing>
           <wp:inline distT="0" distB="0" distL="0" distR="0" wp14:anchorId="3264BABE" wp14:editId="58534578">
@@ -3740,6 +3715,7 @@
       <w:r>
         <w:rPr>
           <w:rFonts w:ascii="Arial" w:hAnsi="Arial" w:cs="Arial"/>
+          <w:noProof/>
         </w:rPr>
         <w:drawing>
           <wp:inline distT="0" distB="0" distL="0" distR="0" wp14:anchorId="5D5C09B2" wp14:editId="0CDC4076">
@@ -3848,6 +3824,7 @@
           <w:rFonts w:ascii="Arial" w:hAnsi="Arial" w:cs="Arial"/>
           <w:b/>
           <w:bCs/>
+          <w:noProof/>
         </w:rPr>
         <w:drawing>
           <wp:inline distT="0" distB="0" distL="0" distR="0" wp14:anchorId="09EE92F5" wp14:editId="7292915D">
@@ -3956,6 +3933,7 @@
       <w:r>
         <w:rPr>
           <w:rFonts w:ascii="Arial" w:hAnsi="Arial" w:cs="Arial"/>
+          <w:noProof/>
         </w:rPr>
         <w:drawing>
           <wp:inline distT="0" distB="0" distL="0" distR="0" wp14:anchorId="5D0E41FE" wp14:editId="7948A235">
@@ -4075,6 +4053,7 @@
           <w:rFonts w:ascii="Arial" w:hAnsi="Arial" w:cs="Arial"/>
           <w:b/>
           <w:bCs/>
+          <w:noProof/>
         </w:rPr>
         <w:drawing>
           <wp:inline distT="0" distB="0" distL="0" distR="0" wp14:anchorId="66263E2D" wp14:editId="1535F787">
@@ -4224,6 +4203,7 @@
           <w:rFonts w:ascii="Arial" w:hAnsi="Arial" w:cs="Arial"/>
           <w:b/>
           <w:bCs/>
+          <w:noProof/>
         </w:rPr>
         <w:drawing>
           <wp:inline distT="0" distB="0" distL="0" distR="0" wp14:anchorId="23908034" wp14:editId="4A05A05D">
@@ -4411,6 +4391,7 @@
       <w:r>
         <w:rPr>
           <w:rFonts w:ascii="Arial" w:hAnsi="Arial" w:cs="Arial"/>
+          <w:noProof/>
         </w:rPr>
         <w:drawing>
           <wp:inline distT="0" distB="0" distL="0" distR="0" wp14:anchorId="6E07CF78" wp14:editId="47812F1A">
@@ -4481,6 +4462,7 @@
       <w:r>
         <w:rPr>
           <w:rFonts w:ascii="Arial" w:hAnsi="Arial" w:cs="Arial"/>
+          <w:noProof/>
         </w:rPr>
         <w:drawing>
           <wp:inline distT="0" distB="0" distL="0" distR="0" wp14:anchorId="60D3B0E3" wp14:editId="1C784494">
@@ -4558,6 +4540,7 @@
       <w:r>
         <w:rPr>
           <w:rFonts w:ascii="Arial" w:hAnsi="Arial" w:cs="Arial"/>
+          <w:noProof/>
         </w:rPr>
         <w:drawing>
           <wp:inline distT="0" distB="0" distL="0" distR="0" wp14:anchorId="6A009A6A" wp14:editId="72C227CB">
@@ -4666,6 +4649,7 @@
       <w:r>
         <w:rPr>
           <w:rFonts w:ascii="Arial" w:hAnsi="Arial" w:cs="Arial"/>
+          <w:noProof/>
         </w:rPr>
         <w:drawing>
           <wp:inline distT="0" distB="0" distL="0" distR="0" wp14:anchorId="74B483D8" wp14:editId="4045C250">
@@ -4822,6 +4806,7 @@
       <w:r>
         <w:rPr>
           <w:rFonts w:ascii="Arial" w:hAnsi="Arial" w:cs="Arial"/>
+          <w:noProof/>
         </w:rPr>
         <w:drawing>
           <wp:inline distT="0" distB="0" distL="0" distR="0" wp14:anchorId="2C3FB166" wp14:editId="59FB484F">
@@ -4897,6 +4882,7 @@
       <w:r>
         <w:rPr>
           <w:rFonts w:ascii="Arial" w:hAnsi="Arial" w:cs="Arial"/>
+          <w:noProof/>
         </w:rPr>
         <w:drawing>
           <wp:inline distT="0" distB="0" distL="0" distR="0" wp14:anchorId="4BE01711" wp14:editId="2D4F8988">
@@ -4980,6 +4966,7 @@
       <w:r>
         <w:rPr>
           <w:rFonts w:ascii="Arial" w:hAnsi="Arial" w:cs="Arial"/>
+          <w:noProof/>
         </w:rPr>
         <w:drawing>
           <wp:inline distT="0" distB="0" distL="0" distR="0" wp14:anchorId="0557B36D" wp14:editId="6EB1C113">
@@ -5166,6 +5153,7 @@
       <w:r>
         <w:rPr>
           <w:rFonts w:ascii="Arial" w:hAnsi="Arial" w:cs="Arial"/>
+          <w:noProof/>
         </w:rPr>
         <w:drawing>
           <wp:anchor distT="0" distB="0" distL="114300" distR="114300" simplePos="0" relativeHeight="251670528" behindDoc="1" locked="0" layoutInCell="1" allowOverlap="1" wp14:anchorId="44FDF53D" wp14:editId="03968906">
@@ -5274,6 +5262,7 @@
           <w:rFonts w:ascii="Arial" w:hAnsi="Arial" w:cs="Arial"/>
           <w:b/>
           <w:bCs/>
+          <w:noProof/>
           <w:color w:val="EE0000"/>
           <w:sz w:val="40"/>
           <w:szCs w:val="40"/>
@@ -5323,19 +5312,15 @@
           <w:rFonts w:ascii="Arial" w:hAnsi="Arial" w:cs="Arial"/>
           <w:b/>
           <w:bCs/>
-          <w:color w:val="EE0000"/>
-          <w:sz w:val="40"/>
-          <w:szCs w:val="40"/>
-        </w:rPr>
-      </w:pPr>
-      <w:r>
-        <w:rPr>
-          <w:rFonts w:ascii="Arial" w:hAnsi="Arial" w:cs="Arial"/>
-          <w:b/>
-          <w:bCs/>
-          <w:color w:val="EE0000"/>
-          <w:sz w:val="40"/>
-          <w:szCs w:val="40"/>
+          <w:color w:val="000000" w:themeColor="text1"/>
+        </w:rPr>
+      </w:pPr>
+      <w:r>
+        <w:rPr>
+          <w:rFonts w:ascii="Arial" w:hAnsi="Arial" w:cs="Arial"/>
+          <w:b/>
+          <w:bCs/>
+          <w:color w:val="000000" w:themeColor="text1"/>
         </w:rPr>
         <w:t>Opción</w:t>
       </w:r>
@@ -5344,9 +5329,7 @@
           <w:rFonts w:ascii="Arial" w:hAnsi="Arial" w:cs="Arial"/>
           <w:b/>
           <w:bCs/>
-          <w:color w:val="EE0000"/>
-          <w:sz w:val="40"/>
-          <w:szCs w:val="40"/>
+          <w:color w:val="000000" w:themeColor="text1"/>
         </w:rPr>
         <w:t xml:space="preserve"> </w:t>
       </w:r>
@@ -5355,37 +5338,174 @@
           <w:rFonts w:ascii="Arial" w:hAnsi="Arial" w:cs="Arial"/>
           <w:b/>
           <w:bCs/>
-          <w:color w:val="EE0000"/>
-          <w:sz w:val="40"/>
-          <w:szCs w:val="40"/>
-        </w:rPr>
-        <w:t>5 Listar Facturas</w:t>
-      </w:r>
-      <w:r>
-        <w:rPr>
-          <w:rFonts w:ascii="Arial" w:hAnsi="Arial" w:cs="Arial"/>
-          <w:b/>
-          <w:bCs/>
-          <w:color w:val="EE0000"/>
-          <w:sz w:val="40"/>
-          <w:szCs w:val="40"/>
-        </w:rPr>
-        <w:t xml:space="preserve"> pendiente</w:t>
-      </w:r>
-    </w:p>
-    <w:p>
-      <w:pPr>
-        <w:spacing w:line="360" w:lineRule="auto"/>
+          <w:color w:val="000000" w:themeColor="text1"/>
+        </w:rPr>
+        <w:t>5</w:t>
+      </w:r>
+      <w:r>
+        <w:rPr>
+          <w:rFonts w:ascii="Arial" w:hAnsi="Arial" w:cs="Arial"/>
+          <w:b/>
+          <w:bCs/>
+          <w:color w:val="000000" w:themeColor="text1"/>
+        </w:rPr>
+        <w:t xml:space="preserve">: </w:t>
+      </w:r>
+      <w:r>
+        <w:rPr>
+          <w:rFonts w:ascii="Arial" w:hAnsi="Arial" w:cs="Arial"/>
+          <w:b/>
+          <w:bCs/>
+          <w:color w:val="000000" w:themeColor="text1"/>
+        </w:rPr>
+        <w:t>Listar Facturas</w:t>
+      </w:r>
+    </w:p>
+    <w:p>
+      <w:pPr>
+        <w:spacing w:line="360" w:lineRule="auto"/>
+        <w:ind w:firstLine="708"/>
         <w:jc w:val="both"/>
         <w:rPr>
           <w:rFonts w:ascii="Arial" w:hAnsi="Arial" w:cs="Arial"/>
-          <w:b/>
-          <w:bCs/>
-          <w:color w:val="EE0000"/>
-          <w:sz w:val="40"/>
-          <w:szCs w:val="40"/>
-        </w:rPr>
-      </w:pPr>
+          <w:color w:val="000000" w:themeColor="text1"/>
+        </w:rPr>
+      </w:pPr>
+      <w:r>
+        <w:rPr>
+          <w:rFonts w:ascii="Arial" w:hAnsi="Arial" w:cs="Arial"/>
+          <w:color w:val="000000" w:themeColor="text1"/>
+        </w:rPr>
+        <w:t xml:space="preserve">Al ingresar a la opción 5 de </w:t>
+      </w:r>
+      <w:r>
+        <w:rPr>
+          <w:rFonts w:ascii="Arial" w:hAnsi="Arial" w:cs="Arial"/>
+          <w:color w:val="000000" w:themeColor="text1"/>
+        </w:rPr>
+        <w:t xml:space="preserve">listar facturas lo que se nos </w:t>
+      </w:r>
+      <w:r>
+        <w:rPr>
+          <w:rFonts w:ascii="Arial" w:hAnsi="Arial" w:cs="Arial"/>
+          <w:color w:val="000000" w:themeColor="text1"/>
+        </w:rPr>
+        <w:t>muestra son las facturas generadas por el sistema, la info</w:t>
+      </w:r>
+      <w:r>
+        <w:rPr>
+          <w:rFonts w:ascii="Arial" w:hAnsi="Arial" w:cs="Arial"/>
+          <w:color w:val="000000" w:themeColor="text1"/>
+        </w:rPr>
+        <w:t xml:space="preserve">rmación de cada factura posee: el </w:t>
+      </w:r>
+      <w:r>
+        <w:rPr>
+          <w:rFonts w:ascii="Arial" w:hAnsi="Arial" w:cs="Arial"/>
+          <w:color w:val="000000" w:themeColor="text1"/>
+        </w:rPr>
+        <w:lastRenderedPageBreak/>
+        <w:t xml:space="preserve">identificador de </w:t>
+      </w:r>
+      <w:r>
+        <w:rPr>
+          <w:rFonts w:ascii="Arial" w:hAnsi="Arial" w:cs="Arial"/>
+          <w:color w:val="000000" w:themeColor="text1"/>
+        </w:rPr>
+        <w:t xml:space="preserve">la factura, nombre del evento, fecha de la compra, </w:t>
+      </w:r>
+      <w:r>
+        <w:rPr>
+          <w:rFonts w:ascii="Arial" w:hAnsi="Arial" w:cs="Arial"/>
+          <w:color w:val="000000" w:themeColor="text1"/>
+        </w:rPr>
+        <w:t xml:space="preserve">cliente y subtotal, como se muestra en la </w:t>
+      </w:r>
+      <w:r>
+        <w:rPr>
+          <w:rFonts w:ascii="Arial" w:hAnsi="Arial" w:cs="Arial"/>
+          <w:i/>
+          <w:iCs/>
+          <w:color w:val="000000" w:themeColor="text1"/>
+        </w:rPr>
+        <w:t>figura 26.</w:t>
+      </w:r>
+    </w:p>
+    <w:p>
+      <w:pPr>
+        <w:spacing w:line="360" w:lineRule="auto"/>
+        <w:jc w:val="center"/>
+        <w:rPr>
+          <w:rFonts w:ascii="Arial" w:hAnsi="Arial" w:cs="Arial"/>
+          <w:i/>
+          <w:iCs/>
+          <w:color w:val="7F7F7F" w:themeColor="text1" w:themeTint="80"/>
+          <w:sz w:val="22"/>
+          <w:szCs w:val="22"/>
+        </w:rPr>
+      </w:pPr>
+      <w:r>
+        <w:rPr>
+          <w:rFonts w:ascii="Arial" w:hAnsi="Arial" w:cs="Arial"/>
+          <w:i/>
+          <w:iCs/>
+          <w:color w:val="7F7F7F" w:themeColor="text1" w:themeTint="80"/>
+          <w:sz w:val="22"/>
+          <w:szCs w:val="22"/>
+        </w:rPr>
+        <w:t>Figura 25</w:t>
+      </w:r>
+    </w:p>
+    <w:p>
+      <w:pPr>
+        <w:spacing w:line="360" w:lineRule="auto"/>
+        <w:jc w:val="center"/>
+        <w:rPr>
+          <w:rFonts w:ascii="Arial" w:hAnsi="Arial" w:cs="Arial"/>
+          <w:color w:val="000000" w:themeColor="text1"/>
+        </w:rPr>
+      </w:pPr>
+      <w:r>
+        <w:rPr>
+          <w:rFonts w:ascii="Arial" w:hAnsi="Arial" w:cs="Arial"/>
+          <w:color w:val="000000" w:themeColor="text1"/>
+        </w:rPr>
+        <w:drawing>
+          <wp:inline distT="0" distB="0" distL="0" distR="0" wp14:anchorId="5395D7A8" wp14:editId="198B5425">
+            <wp:extent cx="3848792" cy="2525797"/>
+            <wp:effectExtent l="0" t="0" r="0" b="8255"/>
+            <wp:docPr id="2034340132" name="Imagen 1"/>
+            <wp:cNvGraphicFramePr>
+              <a:graphicFrameLocks xmlns:a="http://schemas.openxmlformats.org/drawingml/2006/main" noChangeAspect="1"/>
+            </wp:cNvGraphicFramePr>
+            <a:graphic xmlns:a="http://schemas.openxmlformats.org/drawingml/2006/main">
+              <a:graphicData uri="http://schemas.openxmlformats.org/drawingml/2006/picture">
+                <pic:pic xmlns:pic="http://schemas.openxmlformats.org/drawingml/2006/picture">
+                  <pic:nvPicPr>
+                    <pic:cNvPr id="2034340132" name=""/>
+                    <pic:cNvPicPr/>
+                  </pic:nvPicPr>
+                  <pic:blipFill>
+                    <a:blip r:embed="rId34"/>
+                    <a:stretch>
+                      <a:fillRect/>
+                    </a:stretch>
+                  </pic:blipFill>
+                  <pic:spPr>
+                    <a:xfrm>
+                      <a:off x="0" y="0"/>
+                      <a:ext cx="3854443" cy="2529506"/>
+                    </a:xfrm>
+                    <a:prstGeom prst="rect">
+                      <a:avLst/>
+                    </a:prstGeom>
+                  </pic:spPr>
+                </pic:pic>
+              </a:graphicData>
+            </a:graphic>
+          </wp:inline>
+        </w:drawing>
+      </w:r>
     </w:p>
     <w:p>
       <w:pPr>
@@ -5404,7 +5524,6 @@
           <w:b/>
           <w:bCs/>
         </w:rPr>
-        <w:lastRenderedPageBreak/>
         <w:t>Opci</w:t>
       </w:r>
       <w:r>
@@ -5476,6 +5595,7 @@
       <w:r>
         <w:rPr>
           <w:rFonts w:ascii="Arial" w:hAnsi="Arial" w:cs="Arial"/>
+          <w:noProof/>
         </w:rPr>
         <w:drawing>
           <wp:inline distT="0" distB="0" distL="0" distR="0" wp14:anchorId="3BD6B7BE" wp14:editId="1ADD6273">
@@ -5493,7 +5613,7 @@
                     <pic:cNvPicPr/>
                   </pic:nvPicPr>
                   <pic:blipFill>
-                    <a:blip r:embed="rId34"/>
+                    <a:blip r:embed="rId35"/>
                     <a:stretch>
                       <a:fillRect/>
                     </a:stretch>
@@ -5527,6 +5647,7 @@
         <w:rPr>
           <w:rFonts w:ascii="Arial" w:hAnsi="Arial" w:cs="Arial"/>
         </w:rPr>
+        <w:lastRenderedPageBreak/>
         <w:t>Al seleccionar la opción Estadísticas en el menú de administrador, el sistema muestra un resumen de la información más relevante relacionada con los eventos y su desempeño. En esta sección se presentan tres apartados principales: el Top 3 de meses con más eventos, donde se indican los periodos con mayor cantidad de eventos registrados; el Top 3 de productoras con mayor recaudación, que muestra las empresas que han generado más ingresos por la venta de boletos; y el listado de sitios con eventos y recaudación, donde se detalla la cantidad de eventos realizados en cada sitio junto con el monto total recaudado. Esta información permite al usuario analizar el comportamiento del sistema y tomar decisiones basadas en los datos obtenidos.</w:t>
       </w:r>
     </w:p>
@@ -5536,23 +5657,31 @@
         <w:jc w:val="both"/>
         <w:rPr>
           <w:rFonts w:ascii="Arial" w:hAnsi="Arial" w:cs="Arial"/>
-        </w:rPr>
-      </w:pPr>
-      <w:r>
-        <w:rPr>
-          <w:rFonts w:ascii="Arial" w:hAnsi="Arial" w:cs="Arial"/>
+          <w:b/>
+          <w:bCs/>
+        </w:rPr>
+      </w:pPr>
+      <w:r>
+        <w:rPr>
+          <w:rFonts w:ascii="Arial" w:hAnsi="Arial" w:cs="Arial"/>
+          <w:b/>
+          <w:bCs/>
         </w:rPr>
         <w:t>Menú</w:t>
       </w:r>
       <w:r>
         <w:rPr>
           <w:rFonts w:ascii="Arial" w:hAnsi="Arial" w:cs="Arial"/>
+          <w:b/>
+          <w:bCs/>
         </w:rPr>
         <w:t xml:space="preserve"> </w:t>
       </w:r>
       <w:r>
         <w:rPr>
           <w:rFonts w:ascii="Arial" w:hAnsi="Arial" w:cs="Arial"/>
+          <w:b/>
+          <w:bCs/>
         </w:rPr>
         <w:t>Cliente</w:t>
       </w:r>
@@ -5589,8 +5718,8 @@
       <w:r>
         <w:rPr>
           <w:rFonts w:ascii="Arial" w:hAnsi="Arial" w:cs="Arial"/>
-        </w:rPr>
-        <w:lastRenderedPageBreak/>
+          <w:noProof/>
+        </w:rPr>
         <w:drawing>
           <wp:inline distT="0" distB="0" distL="0" distR="0" wp14:anchorId="1C5D70C2" wp14:editId="2CB03CA6">
             <wp:extent cx="2356702" cy="1526580"/>
@@ -5607,7 +5736,7 @@
                     <pic:cNvPicPr/>
                   </pic:nvPicPr>
                   <pic:blipFill>
-                    <a:blip r:embed="rId35"/>
+                    <a:blip r:embed="rId36"/>
                     <a:stretch>
                       <a:fillRect/>
                     </a:stretch>
@@ -5663,6 +5792,8 @@
         <w:jc w:val="both"/>
         <w:rPr>
           <w:rFonts w:ascii="Arial" w:hAnsi="Arial" w:cs="Arial"/>
+          <w:i/>
+          <w:iCs/>
         </w:rPr>
       </w:pPr>
       <w:r>
@@ -5683,13 +5814,87 @@
         <w:rPr>
           <w:rFonts w:ascii="Arial" w:hAnsi="Arial" w:cs="Arial"/>
         </w:rPr>
-        <w:t xml:space="preserve"> el sistema solicita una fecha inicial y, a partir de esta, muestra los eventos futuros disponibles, indicando su nombre y fecha. El usuario puede seleccionar uno de los eventos para visualizar su información detallada, como el nombre del evento, la productora, el sitio donde se realizará y la fecha. Además, se muestra el precio por asiento en cada sector y la cantidad de asientos disponibles.</w:t>
-      </w:r>
-    </w:p>
-    <w:p>
-      <w:pPr>
-        <w:spacing w:line="360" w:lineRule="auto"/>
+        <w:t xml:space="preserve"> el sistema solicita una fecha inicial y, a partir de esta, muestra los eventos futuros disponibles, indicando su nombre y fecha. El usuario puede seleccionar uno de los eventos para visualizar su información detallada, como el nombre del evento, la productora, el sitio donde se realizará y la fecha. Además, se muestra el precio por asiento en cada sector y la cantidad de asientos disponibles</w:t>
+      </w:r>
+      <w:r>
+        <w:rPr>
+          <w:rFonts w:ascii="Arial" w:hAnsi="Arial" w:cs="Arial"/>
+        </w:rPr>
+        <w:t xml:space="preserve"> como se muestra en la </w:t>
+      </w:r>
+      <w:r>
+        <w:rPr>
+          <w:rFonts w:ascii="Arial" w:hAnsi="Arial" w:cs="Arial"/>
+          <w:i/>
+          <w:iCs/>
+        </w:rPr>
+        <w:t>figura 28</w:t>
+      </w:r>
+      <w:r>
+        <w:rPr>
+          <w:rFonts w:ascii="Arial" w:hAnsi="Arial" w:cs="Arial"/>
+          <w:i/>
+          <w:iCs/>
+        </w:rPr>
+        <w:t>.</w:t>
+      </w:r>
+    </w:p>
+    <w:p>
+      <w:pPr>
+        <w:spacing w:line="360" w:lineRule="auto"/>
+        <w:ind w:firstLine="708"/>
         <w:jc w:val="both"/>
+        <w:rPr>
+          <w:rFonts w:ascii="Arial" w:hAnsi="Arial" w:cs="Arial"/>
+          <w:color w:val="7F7F7F" w:themeColor="text1" w:themeTint="80"/>
+          <w:sz w:val="22"/>
+          <w:szCs w:val="22"/>
+        </w:rPr>
+      </w:pPr>
+      <w:r>
+        <w:rPr>
+          <w:rFonts w:ascii="Arial" w:hAnsi="Arial" w:cs="Arial"/>
+          <w:i/>
+          <w:iCs/>
+          <w:color w:val="7F7F7F" w:themeColor="text1" w:themeTint="80"/>
+          <w:sz w:val="22"/>
+          <w:szCs w:val="22"/>
+        </w:rPr>
+        <w:lastRenderedPageBreak/>
+        <w:t xml:space="preserve">                                                   </w:t>
+      </w:r>
+      <w:r>
+        <w:rPr>
+          <w:rFonts w:ascii="Arial" w:hAnsi="Arial" w:cs="Arial"/>
+          <w:i/>
+          <w:iCs/>
+          <w:color w:val="7F7F7F" w:themeColor="text1" w:themeTint="80"/>
+          <w:sz w:val="22"/>
+          <w:szCs w:val="22"/>
+        </w:rPr>
+        <w:t xml:space="preserve">     </w:t>
+      </w:r>
+      <w:r>
+        <w:rPr>
+          <w:rFonts w:ascii="Arial" w:hAnsi="Arial" w:cs="Arial"/>
+          <w:i/>
+          <w:iCs/>
+          <w:color w:val="7F7F7F" w:themeColor="text1" w:themeTint="80"/>
+          <w:sz w:val="22"/>
+          <w:szCs w:val="22"/>
+        </w:rPr>
+        <w:t>Figura 28</w:t>
+      </w:r>
+    </w:p>
+    <w:p>
+      <w:pPr>
+        <w:spacing w:line="360" w:lineRule="auto"/>
+        <w:jc w:val="both"/>
+        <w:rPr>
+          <w:rFonts w:ascii="Arial" w:hAnsi="Arial" w:cs="Arial"/>
+        </w:rPr>
+      </w:pPr>
+      <w:r>
         <w:rPr>
           <w:rFonts w:ascii="Arial" w:hAnsi="Arial" w:cs="Arial"/>
           <w:b/>
@@ -5698,17 +5903,101 @@
           <w:sz w:val="52"/>
           <w:szCs w:val="52"/>
         </w:rPr>
-      </w:pPr>
-      <w:r>
-        <w:rPr>
-          <w:rFonts w:ascii="Arial" w:hAnsi="Arial" w:cs="Arial"/>
-          <w:b/>
-          <w:bCs/>
-          <w:color w:val="EE0000"/>
-          <w:sz w:val="52"/>
-          <w:szCs w:val="52"/>
-        </w:rPr>
-        <w:t xml:space="preserve">Falta figura28 </w:t>
+        <w:drawing>
+          <wp:anchor distT="0" distB="0" distL="114300" distR="114300" simplePos="0" relativeHeight="251671552" behindDoc="0" locked="0" layoutInCell="1" allowOverlap="1" wp14:anchorId="095F39DE" wp14:editId="6FBEB5F1">
+            <wp:simplePos x="0" y="0"/>
+            <wp:positionH relativeFrom="margin">
+              <wp:align>left</wp:align>
+            </wp:positionH>
+            <wp:positionV relativeFrom="paragraph">
+              <wp:posOffset>519</wp:posOffset>
+            </wp:positionV>
+            <wp:extent cx="2875915" cy="2615565"/>
+            <wp:effectExtent l="0" t="0" r="635" b="0"/>
+            <wp:wrapSquare wrapText="bothSides"/>
+            <wp:docPr id="292670396" name="Imagen 1"/>
+            <wp:cNvGraphicFramePr>
+              <a:graphicFrameLocks xmlns:a="http://schemas.openxmlformats.org/drawingml/2006/main" noChangeAspect="1"/>
+            </wp:cNvGraphicFramePr>
+            <a:graphic xmlns:a="http://schemas.openxmlformats.org/drawingml/2006/main">
+              <a:graphicData uri="http://schemas.openxmlformats.org/drawingml/2006/picture">
+                <pic:pic xmlns:pic="http://schemas.openxmlformats.org/drawingml/2006/picture">
+                  <pic:nvPicPr>
+                    <pic:cNvPr id="292670396" name=""/>
+                    <pic:cNvPicPr/>
+                  </pic:nvPicPr>
+                  <pic:blipFill>
+                    <a:blip r:embed="rId37">
+                      <a:extLst>
+                        <a:ext uri="{28A0092B-C50C-407E-A947-70E740481C1C}">
+                          <a14:useLocalDpi xmlns:a14="http://schemas.microsoft.com/office/drawing/2010/main" val="0"/>
+                        </a:ext>
+                      </a:extLst>
+                    </a:blip>
+                    <a:stretch>
+                      <a:fillRect/>
+                    </a:stretch>
+                  </pic:blipFill>
+                  <pic:spPr>
+                    <a:xfrm>
+                      <a:off x="0" y="0"/>
+                      <a:ext cx="2875915" cy="2615565"/>
+                    </a:xfrm>
+                    <a:prstGeom prst="rect">
+                      <a:avLst/>
+                    </a:prstGeom>
+                  </pic:spPr>
+                </pic:pic>
+              </a:graphicData>
+            </a:graphic>
+            <wp14:sizeRelH relativeFrom="margin">
+              <wp14:pctWidth>0</wp14:pctWidth>
+            </wp14:sizeRelH>
+            <wp14:sizeRelV relativeFrom="margin">
+              <wp14:pctHeight>0</wp14:pctHeight>
+            </wp14:sizeRelV>
+          </wp:anchor>
+        </w:drawing>
+      </w:r>
+      <w:r>
+        <w:rPr>
+          <w:rFonts w:ascii="Arial" w:hAnsi="Arial" w:cs="Arial"/>
+        </w:rPr>
+        <w:drawing>
+          <wp:inline distT="0" distB="0" distL="0" distR="0" wp14:anchorId="60789FA5" wp14:editId="16870804">
+            <wp:extent cx="2522471" cy="2660072"/>
+            <wp:effectExtent l="0" t="0" r="0" b="6985"/>
+            <wp:docPr id="327599947" name="Imagen 1"/>
+            <wp:cNvGraphicFramePr>
+              <a:graphicFrameLocks xmlns:a="http://schemas.openxmlformats.org/drawingml/2006/main" noChangeAspect="1"/>
+            </wp:cNvGraphicFramePr>
+            <a:graphic xmlns:a="http://schemas.openxmlformats.org/drawingml/2006/main">
+              <a:graphicData uri="http://schemas.openxmlformats.org/drawingml/2006/picture">
+                <pic:pic xmlns:pic="http://schemas.openxmlformats.org/drawingml/2006/picture">
+                  <pic:nvPicPr>
+                    <pic:cNvPr id="327599947" name=""/>
+                    <pic:cNvPicPr/>
+                  </pic:nvPicPr>
+                  <pic:blipFill>
+                    <a:blip r:embed="rId38"/>
+                    <a:stretch>
+                      <a:fillRect/>
+                    </a:stretch>
+                  </pic:blipFill>
+                  <pic:spPr>
+                    <a:xfrm>
+                      <a:off x="0" y="0"/>
+                      <a:ext cx="2561449" cy="2701176"/>
+                    </a:xfrm>
+                    <a:prstGeom prst="rect">
+                      <a:avLst/>
+                    </a:prstGeom>
+                  </pic:spPr>
+                </pic:pic>
+              </a:graphicData>
+            </a:graphic>
+          </wp:inline>
+        </w:drawing>
       </w:r>
     </w:p>
     <w:p>
@@ -5772,7 +6061,6 @@
           <w:iCs/>
           <w:color w:val="7F7F7F" w:themeColor="text1" w:themeTint="80"/>
         </w:rPr>
-        <w:lastRenderedPageBreak/>
         <w:t>Figura 29,</w:t>
       </w:r>
       <w:r>
@@ -5796,7 +6084,9 @@
       <w:r>
         <w:rPr>
           <w:rFonts w:ascii="Arial" w:hAnsi="Arial" w:cs="Arial"/>
-        </w:rPr>
+          <w:noProof/>
+        </w:rPr>
+        <w:lastRenderedPageBreak/>
         <w:drawing>
           <wp:inline distT="0" distB="0" distL="0" distR="0" wp14:anchorId="79046093" wp14:editId="3A786348">
             <wp:extent cx="3846136" cy="3580765"/>
@@ -5813,7 +6103,7 @@
                     <pic:cNvPicPr/>
                   </pic:nvPicPr>
                   <pic:blipFill>
-                    <a:blip r:embed="rId36"/>
+                    <a:blip r:embed="rId39"/>
                     <a:stretch>
                       <a:fillRect/>
                     </a:stretch>
@@ -5845,6 +6135,7 @@
       <w:r>
         <w:rPr>
           <w:rFonts w:ascii="Arial" w:hAnsi="Arial" w:cs="Arial"/>
+          <w:noProof/>
         </w:rPr>
         <w:drawing>
           <wp:inline distT="0" distB="0" distL="0" distR="0" wp14:anchorId="44E45FF4" wp14:editId="46F29607">
@@ -5862,7 +6153,7 @@
                     <pic:cNvPicPr/>
                   </pic:nvPicPr>
                   <pic:blipFill>
-                    <a:blip r:embed="rId37"/>
+                    <a:blip r:embed="rId40"/>
                     <a:stretch>
                       <a:fillRect/>
                     </a:stretch>
@@ -5895,6 +6186,7 @@
       <w:r>
         <w:rPr>
           <w:rFonts w:ascii="Arial" w:hAnsi="Arial" w:cs="Arial"/>
+          <w:noProof/>
         </w:rPr>
         <w:lastRenderedPageBreak/>
         <w:drawing>
@@ -5913,7 +6205,7 @@
                     <pic:cNvPicPr/>
                   </pic:nvPicPr>
                   <pic:blipFill>
-                    <a:blip r:embed="rId38"/>
+                    <a:blip r:embed="rId41"/>
                     <a:stretch>
                       <a:fillRect/>
                     </a:stretch>
@@ -6006,14 +6298,12 @@
         <w:lastRenderedPageBreak/>
         <w:t xml:space="preserve">visualización de facturas y análisis estadístico. </w:t>
       </w:r>
-      <w:proofErr w:type="spellStart"/>
-      <w:r>
-        <w:rPr>
-          <w:rFonts w:ascii="Arial" w:hAnsi="Arial" w:cs="Arial"/>
-        </w:rPr>
-        <w:t>Tambien</w:t>
-      </w:r>
-      <w:proofErr w:type="spellEnd"/>
+      <w:r>
+        <w:rPr>
+          <w:rFonts w:ascii="Arial" w:hAnsi="Arial" w:cs="Arial"/>
+        </w:rPr>
+        <w:t>También</w:t>
+      </w:r>
       <w:r>
         <w:rPr>
           <w:rFonts w:ascii="Arial" w:hAnsi="Arial" w:cs="Arial"/>
@@ -6061,15 +6351,17 @@
           <w:sz w:val="24"/>
           <w:szCs w:val="24"/>
         </w:rPr>
-        <w:t>Diseño del programa: decisiones de diseño, algoritmos usados, diagrama de archivos.</w:t>
+        <w:t>Diseño del programa</w:t>
       </w:r>
       <w:bookmarkEnd w:id="2"/>
     </w:p>
     <w:p>
       <w:pPr>
-        <w:pStyle w:val="Ttulo1"/>
-        <w:spacing w:line="360" w:lineRule="auto"/>
-        <w:jc w:val="both"/>
+        <w:pStyle w:val="Ttulo2"/>
+        <w:numPr>
+          <w:ilvl w:val="0"/>
+          <w:numId w:val="8"/>
+        </w:numPr>
         <w:rPr>
           <w:rFonts w:ascii="Arial" w:hAnsi="Arial" w:cs="Arial"/>
           <w:b/>
@@ -6079,7 +6371,6 @@
           <w:szCs w:val="24"/>
         </w:rPr>
       </w:pPr>
-      <w:bookmarkStart w:id="3" w:name="_Toc225548449"/>
       <w:r>
         <w:rPr>
           <w:rFonts w:ascii="Arial" w:hAnsi="Arial" w:cs="Arial"/>
@@ -6089,9 +6380,761 @@
           <w:sz w:val="24"/>
           <w:szCs w:val="24"/>
         </w:rPr>
-        <w:t>Librerías usadas: manejo de archivos, análisis, etc.</w:t>
+        <w:t>Decisiones de diseño</w:t>
+      </w:r>
+    </w:p>
+    <w:p>
+      <w:pPr>
+        <w:pStyle w:val="Ttulo2"/>
+        <w:numPr>
+          <w:ilvl w:val="0"/>
+          <w:numId w:val="8"/>
+        </w:numPr>
+        <w:rPr>
+          <w:rFonts w:ascii="Arial" w:hAnsi="Arial" w:cs="Arial"/>
+          <w:b/>
+          <w:bCs/>
+          <w:color w:val="EE0000"/>
+          <w:sz w:val="24"/>
+          <w:szCs w:val="24"/>
+        </w:rPr>
+      </w:pPr>
+      <w:r>
+        <w:rPr>
+          <w:rFonts w:ascii="Arial" w:hAnsi="Arial" w:cs="Arial"/>
+          <w:b/>
+          <w:bCs/>
+          <w:color w:val="EE0000"/>
+          <w:sz w:val="24"/>
+          <w:szCs w:val="24"/>
+        </w:rPr>
+        <w:t>Algoritmos usados</w:t>
+      </w:r>
+    </w:p>
+    <w:p>
+      <w:pPr>
+        <w:pStyle w:val="Ttulo2"/>
+        <w:numPr>
+          <w:ilvl w:val="0"/>
+          <w:numId w:val="8"/>
+        </w:numPr>
+        <w:rPr>
+          <w:rFonts w:ascii="Arial" w:hAnsi="Arial" w:cs="Arial"/>
+          <w:b/>
+          <w:bCs/>
+          <w:color w:val="EE0000"/>
+          <w:sz w:val="24"/>
+          <w:szCs w:val="24"/>
+        </w:rPr>
+      </w:pPr>
+      <w:r>
+        <w:rPr>
+          <w:rFonts w:ascii="Arial" w:hAnsi="Arial" w:cs="Arial"/>
+          <w:b/>
+          <w:bCs/>
+          <w:color w:val="EE0000"/>
+          <w:sz w:val="24"/>
+          <w:szCs w:val="24"/>
+        </w:rPr>
+        <w:t>Diagrama de archivos</w:t>
+      </w:r>
+    </w:p>
+    <w:p>
+      <w:pPr>
+        <w:rPr>
+          <w:color w:val="EE0000"/>
+          <w:u w:val="single"/>
+        </w:rPr>
+      </w:pPr>
+    </w:p>
+    <w:p/>
+    <w:p>
+      <w:pPr>
+        <w:pStyle w:val="Ttulo1"/>
+        <w:spacing w:line="360" w:lineRule="auto"/>
+        <w:jc w:val="both"/>
+        <w:rPr>
+          <w:rFonts w:ascii="Arial" w:hAnsi="Arial" w:cs="Arial"/>
+          <w:b/>
+          <w:bCs/>
+          <w:color w:val="000000" w:themeColor="text1"/>
+          <w:sz w:val="24"/>
+          <w:szCs w:val="24"/>
+        </w:rPr>
+      </w:pPr>
+      <w:bookmarkStart w:id="3" w:name="_Toc225548449"/>
+      <w:r>
+        <w:rPr>
+          <w:rFonts w:ascii="Arial" w:hAnsi="Arial" w:cs="Arial"/>
+          <w:b/>
+          <w:bCs/>
+          <w:color w:val="000000" w:themeColor="text1"/>
+          <w:sz w:val="24"/>
+          <w:szCs w:val="24"/>
+        </w:rPr>
+        <w:t>Librerías usadas:</w:t>
       </w:r>
       <w:bookmarkEnd w:id="3"/>
+    </w:p>
+    <w:tbl>
+      <w:tblPr>
+        <w:tblStyle w:val="Tablaconcuadrcula"/>
+        <w:tblW w:w="0" w:type="auto"/>
+        <w:tblLook w:val="04A0" w:firstRow="1" w:lastRow="0" w:firstColumn="1" w:lastColumn="0" w:noHBand="0" w:noVBand="1"/>
+      </w:tblPr>
+      <w:tblGrid>
+        <w:gridCol w:w="1696"/>
+        <w:gridCol w:w="7132"/>
+      </w:tblGrid>
+      <w:tr>
+        <w:tc>
+          <w:tcPr>
+            <w:tcW w:w="1696" w:type="dxa"/>
+            <w:shd w:val="clear" w:color="auto" w:fill="C1E4F5" w:themeFill="accent1" w:themeFillTint="33"/>
+          </w:tcPr>
+          <w:p>
+            <w:pPr>
+              <w:spacing w:line="360" w:lineRule="auto"/>
+              <w:jc w:val="center"/>
+              <w:rPr>
+                <w:rFonts w:ascii="Arial" w:hAnsi="Arial" w:cs="Arial"/>
+                <w:b/>
+                <w:bCs/>
+              </w:rPr>
+            </w:pPr>
+            <w:r>
+              <w:rPr>
+                <w:rFonts w:ascii="Arial" w:hAnsi="Arial" w:cs="Arial"/>
+                <w:b/>
+                <w:bCs/>
+              </w:rPr>
+              <w:t>Librería</w:t>
+            </w:r>
+          </w:p>
+        </w:tc>
+        <w:tc>
+          <w:tcPr>
+            <w:tcW w:w="7132" w:type="dxa"/>
+            <w:shd w:val="clear" w:color="auto" w:fill="C1E4F5" w:themeFill="accent1" w:themeFillTint="33"/>
+          </w:tcPr>
+          <w:p>
+            <w:pPr>
+              <w:spacing w:line="360" w:lineRule="auto"/>
+              <w:jc w:val="center"/>
+              <w:rPr>
+                <w:rFonts w:ascii="Arial" w:hAnsi="Arial" w:cs="Arial"/>
+                <w:b/>
+                <w:bCs/>
+              </w:rPr>
+            </w:pPr>
+            <w:r>
+              <w:rPr>
+                <w:rFonts w:ascii="Arial" w:hAnsi="Arial" w:cs="Arial"/>
+                <w:b/>
+                <w:bCs/>
+              </w:rPr>
+              <w:t>Descripción</w:t>
+            </w:r>
+          </w:p>
+        </w:tc>
+      </w:tr>
+      <w:tr>
+        <w:tc>
+          <w:tcPr>
+            <w:tcW w:w="1696" w:type="dxa"/>
+            <w:shd w:val="clear" w:color="auto" w:fill="FAE2D5" w:themeFill="accent2" w:themeFillTint="33"/>
+          </w:tcPr>
+          <w:p>
+            <w:pPr>
+              <w:spacing w:line="360" w:lineRule="auto"/>
+              <w:jc w:val="center"/>
+              <w:rPr>
+                <w:rFonts w:ascii="Arial" w:hAnsi="Arial" w:cs="Arial"/>
+                <w:b/>
+                <w:bCs/>
+              </w:rPr>
+            </w:pPr>
+            <w:proofErr w:type="spellStart"/>
+            <w:r>
+              <w:rPr>
+                <w:rFonts w:ascii="Arial" w:hAnsi="Arial" w:cs="Arial"/>
+                <w:b/>
+                <w:bCs/>
+              </w:rPr>
+              <w:t>S</w:t>
+            </w:r>
+            <w:r>
+              <w:rPr>
+                <w:rFonts w:ascii="Arial" w:hAnsi="Arial" w:cs="Arial"/>
+                <w:b/>
+                <w:bCs/>
+              </w:rPr>
+              <w:t>t</w:t>
+            </w:r>
+            <w:r>
+              <w:rPr>
+                <w:rFonts w:ascii="Arial" w:hAnsi="Arial" w:cs="Arial"/>
+                <w:b/>
+                <w:bCs/>
+              </w:rPr>
+              <w:t>dio.h</w:t>
+            </w:r>
+            <w:proofErr w:type="spellEnd"/>
+          </w:p>
+        </w:tc>
+        <w:tc>
+          <w:tcPr>
+            <w:tcW w:w="7132" w:type="dxa"/>
+            <w:shd w:val="clear" w:color="auto" w:fill="FAE2D5" w:themeFill="accent2" w:themeFillTint="33"/>
+          </w:tcPr>
+          <w:p>
+            <w:pPr>
+              <w:spacing w:line="360" w:lineRule="auto"/>
+              <w:jc w:val="both"/>
+              <w:rPr>
+                <w:rFonts w:ascii="Arial" w:hAnsi="Arial" w:cs="Arial"/>
+              </w:rPr>
+            </w:pPr>
+            <w:r>
+              <w:rPr>
+                <w:rFonts w:ascii="Arial" w:hAnsi="Arial" w:cs="Arial"/>
+              </w:rPr>
+              <w:t xml:space="preserve">Utilizada para la entrada y salida de datos, permitiendo mostrar información en pantalla y leer datos ingresados por el usuario mediante funciones como </w:t>
+            </w:r>
+            <w:proofErr w:type="spellStart"/>
+            <w:r>
+              <w:rPr>
+                <w:rFonts w:ascii="Arial" w:hAnsi="Arial" w:cs="Arial"/>
+              </w:rPr>
+              <w:t>printf</w:t>
+            </w:r>
+            <w:proofErr w:type="spellEnd"/>
+            <w:r>
+              <w:rPr>
+                <w:rFonts w:ascii="Arial" w:hAnsi="Arial" w:cs="Arial"/>
+              </w:rPr>
+              <w:t xml:space="preserve"> y </w:t>
+            </w:r>
+            <w:proofErr w:type="spellStart"/>
+            <w:r>
+              <w:rPr>
+                <w:rFonts w:ascii="Arial" w:hAnsi="Arial" w:cs="Arial"/>
+              </w:rPr>
+              <w:t>scanf</w:t>
+            </w:r>
+            <w:proofErr w:type="spellEnd"/>
+            <w:r>
+              <w:rPr>
+                <w:rFonts w:ascii="Arial" w:hAnsi="Arial" w:cs="Arial"/>
+              </w:rPr>
+              <w:t>.</w:t>
+            </w:r>
+          </w:p>
+        </w:tc>
+      </w:tr>
+      <w:tr>
+        <w:tc>
+          <w:tcPr>
+            <w:tcW w:w="1696" w:type="dxa"/>
+            <w:shd w:val="clear" w:color="auto" w:fill="FAE2D5" w:themeFill="accent2" w:themeFillTint="33"/>
+          </w:tcPr>
+          <w:p>
+            <w:pPr>
+              <w:spacing w:line="360" w:lineRule="auto"/>
+              <w:jc w:val="center"/>
+              <w:rPr>
+                <w:rFonts w:ascii="Arial" w:hAnsi="Arial" w:cs="Arial"/>
+                <w:b/>
+                <w:bCs/>
+              </w:rPr>
+            </w:pPr>
+            <w:proofErr w:type="spellStart"/>
+            <w:r>
+              <w:rPr>
+                <w:rFonts w:ascii="Arial" w:hAnsi="Arial" w:cs="Arial"/>
+                <w:b/>
+                <w:bCs/>
+              </w:rPr>
+              <w:t>Stdlib.h</w:t>
+            </w:r>
+            <w:proofErr w:type="spellEnd"/>
+          </w:p>
+        </w:tc>
+        <w:tc>
+          <w:tcPr>
+            <w:tcW w:w="7132" w:type="dxa"/>
+            <w:shd w:val="clear" w:color="auto" w:fill="FAE2D5" w:themeFill="accent2" w:themeFillTint="33"/>
+          </w:tcPr>
+          <w:p>
+            <w:pPr>
+              <w:tabs>
+                <w:tab w:val="left" w:pos="6225"/>
+              </w:tabs>
+              <w:spacing w:line="360" w:lineRule="auto"/>
+              <w:jc w:val="both"/>
+              <w:rPr>
+                <w:rFonts w:ascii="Arial" w:hAnsi="Arial" w:cs="Arial"/>
+              </w:rPr>
+            </w:pPr>
+            <w:r>
+              <w:rPr>
+                <w:rFonts w:ascii="Arial" w:hAnsi="Arial" w:cs="Arial"/>
+              </w:rPr>
+              <w:t xml:space="preserve">Utilizada </w:t>
+            </w:r>
+            <w:r>
+              <w:rPr>
+                <w:rFonts w:ascii="Arial" w:hAnsi="Arial" w:cs="Arial"/>
+              </w:rPr>
+              <w:t xml:space="preserve">para la gestión de memoria dinámica, utilizando funciones como </w:t>
+            </w:r>
+            <w:proofErr w:type="spellStart"/>
+            <w:r>
+              <w:rPr>
+                <w:rFonts w:ascii="Arial" w:hAnsi="Arial" w:cs="Arial"/>
+              </w:rPr>
+              <w:t>malloc</w:t>
+            </w:r>
+            <w:proofErr w:type="spellEnd"/>
+            <w:r>
+              <w:rPr>
+                <w:rFonts w:ascii="Arial" w:hAnsi="Arial" w:cs="Arial"/>
+              </w:rPr>
+              <w:t xml:space="preserve">, </w:t>
+            </w:r>
+            <w:proofErr w:type="spellStart"/>
+            <w:r>
+              <w:rPr>
+                <w:rFonts w:ascii="Arial" w:hAnsi="Arial" w:cs="Arial"/>
+              </w:rPr>
+              <w:t>realloc</w:t>
+            </w:r>
+            <w:proofErr w:type="spellEnd"/>
+            <w:r>
+              <w:rPr>
+                <w:rFonts w:ascii="Arial" w:hAnsi="Arial" w:cs="Arial"/>
+              </w:rPr>
+              <w:t xml:space="preserve"> y free, así como para otras utilidades generales del sistema.</w:t>
+            </w:r>
+          </w:p>
+        </w:tc>
+      </w:tr>
+      <w:tr>
+        <w:tc>
+          <w:tcPr>
+            <w:tcW w:w="1696" w:type="dxa"/>
+            <w:shd w:val="clear" w:color="auto" w:fill="FAE2D5" w:themeFill="accent2" w:themeFillTint="33"/>
+          </w:tcPr>
+          <w:p>
+            <w:pPr>
+              <w:spacing w:line="360" w:lineRule="auto"/>
+              <w:jc w:val="center"/>
+              <w:rPr>
+                <w:rFonts w:ascii="Arial" w:hAnsi="Arial" w:cs="Arial"/>
+                <w:b/>
+                <w:bCs/>
+              </w:rPr>
+            </w:pPr>
+            <w:proofErr w:type="spellStart"/>
+            <w:r>
+              <w:rPr>
+                <w:rFonts w:ascii="Arial" w:hAnsi="Arial" w:cs="Arial"/>
+                <w:b/>
+                <w:bCs/>
+              </w:rPr>
+              <w:t>String.h</w:t>
+            </w:r>
+            <w:proofErr w:type="spellEnd"/>
+          </w:p>
+        </w:tc>
+        <w:tc>
+          <w:tcPr>
+            <w:tcW w:w="7132" w:type="dxa"/>
+            <w:shd w:val="clear" w:color="auto" w:fill="FAE2D5" w:themeFill="accent2" w:themeFillTint="33"/>
+          </w:tcPr>
+          <w:p>
+            <w:pPr>
+              <w:tabs>
+                <w:tab w:val="left" w:pos="2575"/>
+              </w:tabs>
+              <w:spacing w:line="360" w:lineRule="auto"/>
+              <w:jc w:val="both"/>
+              <w:rPr>
+                <w:rFonts w:ascii="Arial" w:hAnsi="Arial" w:cs="Arial"/>
+              </w:rPr>
+            </w:pPr>
+            <w:r>
+              <w:rPr>
+                <w:rFonts w:ascii="Arial" w:hAnsi="Arial" w:cs="Arial"/>
+              </w:rPr>
+              <w:t xml:space="preserve">Utilizada para el manejo de cadenas de texto, permitiendo realizar operaciones como comparación, copia y concatenación de </w:t>
+            </w:r>
+            <w:proofErr w:type="spellStart"/>
+            <w:r>
+              <w:rPr>
+                <w:rFonts w:ascii="Arial" w:hAnsi="Arial" w:cs="Arial"/>
+              </w:rPr>
+              <w:t>strings</w:t>
+            </w:r>
+            <w:proofErr w:type="spellEnd"/>
+            <w:r>
+              <w:rPr>
+                <w:rFonts w:ascii="Arial" w:hAnsi="Arial" w:cs="Arial"/>
+              </w:rPr>
+              <w:t>.</w:t>
+            </w:r>
+          </w:p>
+        </w:tc>
+      </w:tr>
+    </w:tbl>
+    <w:p>
+      <w:pPr>
+        <w:spacing w:line="360" w:lineRule="auto"/>
+        <w:ind w:firstLine="708"/>
+        <w:jc w:val="both"/>
+        <w:rPr>
+          <w:rFonts w:ascii="Arial" w:hAnsi="Arial" w:cs="Arial"/>
+          <w:b/>
+          <w:bCs/>
+        </w:rPr>
+      </w:pPr>
+    </w:p>
+    <w:p>
+      <w:pPr>
+        <w:pStyle w:val="Prrafodelista"/>
+        <w:numPr>
+          <w:ilvl w:val="0"/>
+          <w:numId w:val="7"/>
+        </w:numPr>
+        <w:spacing w:line="360" w:lineRule="auto"/>
+        <w:jc w:val="both"/>
+        <w:rPr>
+          <w:rFonts w:ascii="Arial" w:hAnsi="Arial" w:cs="Arial"/>
+        </w:rPr>
+      </w:pPr>
+      <w:r>
+        <w:rPr>
+          <w:rFonts w:ascii="Arial" w:hAnsi="Arial" w:cs="Arial"/>
+          <w:b/>
+          <w:bCs/>
+        </w:rPr>
+        <w:t xml:space="preserve">Manejo de archivos </w:t>
+      </w:r>
+      <w:r>
+        <w:rPr>
+          <w:rFonts w:ascii="Arial" w:hAnsi="Arial" w:cs="Arial"/>
+          <w:b/>
+          <w:bCs/>
+        </w:rPr>
+        <w:t xml:space="preserve">usamos </w:t>
+      </w:r>
+      <w:r>
+        <w:rPr>
+          <w:rFonts w:ascii="Arial" w:hAnsi="Arial" w:cs="Arial"/>
+          <w:b/>
+          <w:bCs/>
+        </w:rPr>
+        <w:t>funciones de</w:t>
+      </w:r>
+      <w:r>
+        <w:rPr>
+          <w:rFonts w:ascii="Arial" w:hAnsi="Arial" w:cs="Arial"/>
+          <w:b/>
+          <w:bCs/>
+        </w:rPr>
+        <w:t xml:space="preserve"> la librería</w:t>
+      </w:r>
+      <w:r>
+        <w:rPr>
+          <w:rFonts w:ascii="Arial" w:hAnsi="Arial" w:cs="Arial"/>
+          <w:b/>
+          <w:bCs/>
+        </w:rPr>
+        <w:t xml:space="preserve"> </w:t>
+      </w:r>
+      <w:proofErr w:type="spellStart"/>
+      <w:r>
+        <w:rPr>
+          <w:rFonts w:ascii="Arial" w:hAnsi="Arial" w:cs="Arial"/>
+          <w:b/>
+          <w:bCs/>
+        </w:rPr>
+        <w:t>stdio</w:t>
+      </w:r>
+      <w:proofErr w:type="spellEnd"/>
+      <w:r>
+        <w:rPr>
+          <w:rFonts w:ascii="Arial" w:hAnsi="Arial" w:cs="Arial"/>
+        </w:rPr>
+        <w:t xml:space="preserve">: </w:t>
+      </w:r>
+    </w:p>
+    <w:p>
+      <w:pPr>
+        <w:spacing w:line="360" w:lineRule="auto"/>
+        <w:ind w:firstLine="708"/>
+        <w:jc w:val="both"/>
+        <w:rPr>
+          <w:rFonts w:ascii="Arial" w:hAnsi="Arial" w:cs="Arial"/>
+        </w:rPr>
+      </w:pPr>
+      <w:r>
+        <w:rPr>
+          <w:rFonts w:ascii="Arial" w:hAnsi="Arial" w:cs="Arial"/>
+        </w:rPr>
+        <w:lastRenderedPageBreak/>
+        <w:t xml:space="preserve">Se utilizaron funciones como </w:t>
+      </w:r>
+      <w:proofErr w:type="spellStart"/>
+      <w:r>
+        <w:rPr>
+          <w:rFonts w:ascii="Arial" w:hAnsi="Arial" w:cs="Arial"/>
+        </w:rPr>
+        <w:t>fopen</w:t>
+      </w:r>
+      <w:proofErr w:type="spellEnd"/>
+      <w:r>
+        <w:rPr>
+          <w:rFonts w:ascii="Arial" w:hAnsi="Arial" w:cs="Arial"/>
+        </w:rPr>
+        <w:t xml:space="preserve">, </w:t>
+      </w:r>
+      <w:proofErr w:type="spellStart"/>
+      <w:r>
+        <w:rPr>
+          <w:rFonts w:ascii="Arial" w:hAnsi="Arial" w:cs="Arial"/>
+        </w:rPr>
+        <w:t>fclose</w:t>
+      </w:r>
+      <w:proofErr w:type="spellEnd"/>
+      <w:r>
+        <w:rPr>
+          <w:rFonts w:ascii="Arial" w:hAnsi="Arial" w:cs="Arial"/>
+        </w:rPr>
+        <w:t xml:space="preserve">, </w:t>
+      </w:r>
+      <w:proofErr w:type="spellStart"/>
+      <w:r>
+        <w:rPr>
+          <w:rFonts w:ascii="Arial" w:hAnsi="Arial" w:cs="Arial"/>
+        </w:rPr>
+        <w:t>fprintf</w:t>
+      </w:r>
+      <w:proofErr w:type="spellEnd"/>
+      <w:r>
+        <w:rPr>
+          <w:rFonts w:ascii="Arial" w:hAnsi="Arial" w:cs="Arial"/>
+        </w:rPr>
+        <w:t xml:space="preserve">, </w:t>
+      </w:r>
+      <w:proofErr w:type="spellStart"/>
+      <w:r>
+        <w:rPr>
+          <w:rFonts w:ascii="Arial" w:hAnsi="Arial" w:cs="Arial"/>
+        </w:rPr>
+        <w:t>fscanf</w:t>
+      </w:r>
+      <w:proofErr w:type="spellEnd"/>
+      <w:r>
+        <w:rPr>
+          <w:rFonts w:ascii="Arial" w:hAnsi="Arial" w:cs="Arial"/>
+        </w:rPr>
+        <w:t xml:space="preserve"> y </w:t>
+      </w:r>
+      <w:proofErr w:type="spellStart"/>
+      <w:r>
+        <w:rPr>
+          <w:rFonts w:ascii="Arial" w:hAnsi="Arial" w:cs="Arial"/>
+        </w:rPr>
+        <w:t>fgets</w:t>
+      </w:r>
+      <w:proofErr w:type="spellEnd"/>
+      <w:r>
+        <w:rPr>
+          <w:rFonts w:ascii="Arial" w:hAnsi="Arial" w:cs="Arial"/>
+        </w:rPr>
+        <w:t xml:space="preserve"> para la lectura y escritura de archivos de texto, lo que permite la persistencia de los datos del sistema.</w:t>
+      </w:r>
+    </w:p>
+    <w:p>
+      <w:pPr>
+        <w:pStyle w:val="Prrafodelista"/>
+        <w:numPr>
+          <w:ilvl w:val="0"/>
+          <w:numId w:val="7"/>
+        </w:numPr>
+        <w:spacing w:line="360" w:lineRule="auto"/>
+        <w:jc w:val="both"/>
+        <w:rPr>
+          <w:rFonts w:ascii="Arial" w:hAnsi="Arial" w:cs="Arial"/>
+        </w:rPr>
+      </w:pPr>
+      <w:r>
+        <w:rPr>
+          <w:rFonts w:ascii="Arial" w:hAnsi="Arial" w:cs="Arial"/>
+          <w:b/>
+          <w:bCs/>
+        </w:rPr>
+        <w:t>Archivos de encabezado propios (.h):</w:t>
+      </w:r>
+    </w:p>
+    <w:p>
+      <w:pPr>
+        <w:spacing w:line="360" w:lineRule="auto"/>
+        <w:ind w:firstLine="708"/>
+        <w:jc w:val="both"/>
+        <w:rPr>
+          <w:rFonts w:ascii="Arial" w:hAnsi="Arial" w:cs="Arial"/>
+        </w:rPr>
+      </w:pPr>
+      <w:r>
+        <w:rPr>
+          <w:rFonts w:ascii="Arial" w:hAnsi="Arial" w:cs="Arial"/>
+        </w:rPr>
+        <w:t xml:space="preserve"> Se crearon múltiples archivos de encabezado personalizados como </w:t>
+      </w:r>
+      <w:proofErr w:type="spellStart"/>
+      <w:r>
+        <w:rPr>
+          <w:rFonts w:ascii="Arial" w:hAnsi="Arial" w:cs="Arial"/>
+        </w:rPr>
+        <w:t>sitio.h</w:t>
+      </w:r>
+      <w:proofErr w:type="spellEnd"/>
+      <w:r>
+        <w:rPr>
+          <w:rFonts w:ascii="Arial" w:hAnsi="Arial" w:cs="Arial"/>
+        </w:rPr>
+        <w:t xml:space="preserve">, </w:t>
+      </w:r>
+      <w:proofErr w:type="spellStart"/>
+      <w:r>
+        <w:rPr>
+          <w:rFonts w:ascii="Arial" w:hAnsi="Arial" w:cs="Arial"/>
+        </w:rPr>
+        <w:t>evento.h</w:t>
+      </w:r>
+      <w:proofErr w:type="spellEnd"/>
+      <w:r>
+        <w:rPr>
+          <w:rFonts w:ascii="Arial" w:hAnsi="Arial" w:cs="Arial"/>
+        </w:rPr>
+        <w:t xml:space="preserve">, </w:t>
+      </w:r>
+      <w:proofErr w:type="spellStart"/>
+      <w:r>
+        <w:rPr>
+          <w:rFonts w:ascii="Arial" w:hAnsi="Arial" w:cs="Arial"/>
+        </w:rPr>
+        <w:t>sector.h</w:t>
+      </w:r>
+      <w:proofErr w:type="spellEnd"/>
+      <w:r>
+        <w:rPr>
+          <w:rFonts w:ascii="Arial" w:hAnsi="Arial" w:cs="Arial"/>
+        </w:rPr>
+        <w:t xml:space="preserve">, </w:t>
+      </w:r>
+      <w:proofErr w:type="spellStart"/>
+      <w:r>
+        <w:rPr>
+          <w:rFonts w:ascii="Arial" w:hAnsi="Arial" w:cs="Arial"/>
+        </w:rPr>
+        <w:t>asiento.h</w:t>
+      </w:r>
+      <w:proofErr w:type="spellEnd"/>
+      <w:r>
+        <w:rPr>
+          <w:rFonts w:ascii="Arial" w:hAnsi="Arial" w:cs="Arial"/>
+        </w:rPr>
+        <w:t>, entre otros</w:t>
+      </w:r>
+      <w:r>
+        <w:rPr>
+          <w:rFonts w:ascii="Arial" w:hAnsi="Arial" w:cs="Arial"/>
+        </w:rPr>
+        <w:t xml:space="preserve"> </w:t>
+      </w:r>
+      <w:r>
+        <w:rPr>
+          <w:rFonts w:ascii="Arial" w:hAnsi="Arial" w:cs="Arial"/>
+        </w:rPr>
+        <w:t xml:space="preserve">para organizar el código, mejorar </w:t>
+      </w:r>
+      <w:r>
+        <w:rPr>
+          <w:rFonts w:ascii="Arial" w:hAnsi="Arial" w:cs="Arial"/>
+        </w:rPr>
+        <w:t>el modularidad</w:t>
+      </w:r>
+      <w:r>
+        <w:rPr>
+          <w:rFonts w:ascii="Arial" w:hAnsi="Arial" w:cs="Arial"/>
+        </w:rPr>
+        <w:t xml:space="preserve"> y facilitar el mantenimiento del sistema.</w:t>
+      </w:r>
+    </w:p>
+    <w:p>
+      <w:pPr>
+        <w:pStyle w:val="Prrafodelista"/>
+        <w:numPr>
+          <w:ilvl w:val="0"/>
+          <w:numId w:val="7"/>
+        </w:numPr>
+        <w:spacing w:line="360" w:lineRule="auto"/>
+        <w:jc w:val="both"/>
+        <w:rPr>
+          <w:rFonts w:ascii="Arial" w:hAnsi="Arial" w:cs="Arial"/>
+        </w:rPr>
+      </w:pPr>
+      <w:r>
+        <w:rPr>
+          <w:rFonts w:ascii="Arial" w:hAnsi="Arial" w:cs="Arial"/>
+          <w:b/>
+          <w:bCs/>
+        </w:rPr>
+        <w:t>Macros personalizadas (</w:t>
+      </w:r>
+      <w:proofErr w:type="spellStart"/>
+      <w:r>
+        <w:rPr>
+          <w:rFonts w:ascii="Arial" w:hAnsi="Arial" w:cs="Arial"/>
+          <w:b/>
+          <w:bCs/>
+        </w:rPr>
+        <w:t>colors.h</w:t>
+      </w:r>
+      <w:proofErr w:type="spellEnd"/>
+      <w:r>
+        <w:rPr>
+          <w:rFonts w:ascii="Arial" w:hAnsi="Arial" w:cs="Arial"/>
+          <w:b/>
+          <w:bCs/>
+        </w:rPr>
+        <w:t>)</w:t>
+      </w:r>
+      <w:r>
+        <w:rPr>
+          <w:rFonts w:ascii="Arial" w:hAnsi="Arial" w:cs="Arial"/>
+        </w:rPr>
+        <w:t xml:space="preserve">: </w:t>
+      </w:r>
+    </w:p>
+    <w:p>
+      <w:pPr>
+        <w:spacing w:line="360" w:lineRule="auto"/>
+        <w:ind w:firstLine="708"/>
+        <w:jc w:val="both"/>
+        <w:rPr>
+          <w:rFonts w:ascii="Arial" w:hAnsi="Arial" w:cs="Arial"/>
+        </w:rPr>
+      </w:pPr>
+      <w:r>
+        <w:rPr>
+          <w:rFonts w:ascii="Arial" w:hAnsi="Arial" w:cs="Arial"/>
+        </w:rPr>
+        <w:t>Utilizadas para mejorar la presentación visual en la consola mediante el uso de colores en los textos.</w:t>
+      </w:r>
     </w:p>
     <w:p>
       <w:pPr>
@@ -6328,40 +7371,40 @@
         <w:rPr>
           <w:rFonts w:ascii="Arial" w:hAnsi="Arial" w:cs="Arial"/>
         </w:rPr>
+        <w:t xml:space="preserve">Uso de memoria dinámica, </w:t>
+      </w:r>
+      <w:proofErr w:type="spellStart"/>
+      <w:r>
+        <w:rPr>
+          <w:rFonts w:ascii="Arial" w:hAnsi="Arial" w:cs="Arial"/>
+        </w:rPr>
+        <w:t>structs</w:t>
+      </w:r>
+      <w:proofErr w:type="spellEnd"/>
+      <w:r>
+        <w:rPr>
+          <w:rFonts w:ascii="Arial" w:hAnsi="Arial" w:cs="Arial"/>
+        </w:rPr>
+        <w:t>, modularidad mediante archivos .h y separación por módulos.</w:t>
+      </w:r>
+    </w:p>
+    <w:p>
+      <w:pPr>
+        <w:spacing w:line="360" w:lineRule="auto"/>
+        <w:jc w:val="both"/>
+        <w:rPr>
+          <w:rFonts w:ascii="Arial" w:hAnsi="Arial" w:cs="Arial"/>
+          <w:b/>
+          <w:bCs/>
+        </w:rPr>
+      </w:pPr>
+      <w:r>
+        <w:rPr>
+          <w:rFonts w:ascii="Arial" w:hAnsi="Arial" w:cs="Arial"/>
+          <w:b/>
+          <w:bCs/>
+        </w:rPr>
         <w:lastRenderedPageBreak/>
-        <w:t xml:space="preserve">Uso de memoria dinámica, </w:t>
-      </w:r>
-      <w:proofErr w:type="spellStart"/>
-      <w:r>
-        <w:rPr>
-          <w:rFonts w:ascii="Arial" w:hAnsi="Arial" w:cs="Arial"/>
-        </w:rPr>
-        <w:t>structs</w:t>
-      </w:r>
-      <w:proofErr w:type="spellEnd"/>
-      <w:r>
-        <w:rPr>
-          <w:rFonts w:ascii="Arial" w:hAnsi="Arial" w:cs="Arial"/>
-        </w:rPr>
-        <w:t>, modularidad mediante archivos .h y separación por módulos.</w:t>
-      </w:r>
-    </w:p>
-    <w:p>
-      <w:pPr>
-        <w:spacing w:line="360" w:lineRule="auto"/>
-        <w:jc w:val="both"/>
-        <w:rPr>
-          <w:rFonts w:ascii="Arial" w:hAnsi="Arial" w:cs="Arial"/>
-          <w:b/>
-          <w:bCs/>
-        </w:rPr>
-      </w:pPr>
-      <w:r>
-        <w:rPr>
-          <w:rFonts w:ascii="Arial" w:hAnsi="Arial" w:cs="Arial"/>
-          <w:b/>
-          <w:bCs/>
-        </w:rPr>
         <w:t>Objetivos no alcanzados:</w:t>
       </w:r>
     </w:p>
@@ -6495,117 +7538,36 @@
     <w:p>
       <w:pPr>
         <w:pStyle w:val="Ttulo2"/>
-        <w:spacing w:line="360" w:lineRule="auto"/>
-        <w:jc w:val="both"/>
-        <w:rPr>
-          <w:rFonts w:ascii="Arial" w:hAnsi="Arial" w:cs="Arial"/>
-          <w:color w:val="EE0000"/>
-          <w:sz w:val="24"/>
-          <w:szCs w:val="24"/>
-        </w:rPr>
-      </w:pPr>
-      <w:bookmarkStart w:id="6" w:name="_Toc225548452"/>
-      <w:r>
-        <w:rPr>
-          <w:rFonts w:ascii="Arial" w:hAnsi="Arial" w:cs="Arial"/>
-          <w:color w:val="EE0000"/>
-          <w:sz w:val="24"/>
-          <w:szCs w:val="24"/>
-        </w:rPr>
-        <w:t>a. Por qué usó punteros en cada sección del código. Ejemplos concretos de paso por</w:t>
-      </w:r>
-      <w:r>
-        <w:rPr>
-          <w:rFonts w:ascii="Arial" w:hAnsi="Arial" w:cs="Arial"/>
-          <w:color w:val="EE0000"/>
-          <w:sz w:val="24"/>
-          <w:szCs w:val="24"/>
-        </w:rPr>
-        <w:t xml:space="preserve"> </w:t>
-      </w:r>
-      <w:r>
-        <w:rPr>
-          <w:rFonts w:ascii="Arial" w:hAnsi="Arial" w:cs="Arial"/>
-          <w:color w:val="EE0000"/>
-          <w:sz w:val="24"/>
-          <w:szCs w:val="24"/>
-        </w:rPr>
-        <w:t>valor y por referencia.</w:t>
-      </w:r>
-      <w:bookmarkEnd w:id="6"/>
-    </w:p>
-    <w:p>
-      <w:pPr>
-        <w:pStyle w:val="Ttulo2"/>
-        <w:spacing w:line="360" w:lineRule="auto"/>
-        <w:jc w:val="both"/>
-        <w:rPr>
-          <w:rFonts w:ascii="Arial" w:hAnsi="Arial" w:cs="Arial"/>
-          <w:color w:val="EE0000"/>
-          <w:sz w:val="24"/>
-          <w:szCs w:val="24"/>
-        </w:rPr>
-      </w:pPr>
-      <w:bookmarkStart w:id="7" w:name="_Toc225548453"/>
-      <w:r>
-        <w:rPr>
-          <w:rFonts w:ascii="Arial" w:hAnsi="Arial" w:cs="Arial"/>
-          <w:color w:val="EE0000"/>
-          <w:sz w:val="24"/>
-          <w:szCs w:val="24"/>
-        </w:rPr>
-        <w:t xml:space="preserve">b. Cómo se asegura </w:t>
-      </w:r>
-      <w:r>
-        <w:rPr>
-          <w:rFonts w:ascii="Arial" w:hAnsi="Arial" w:cs="Arial"/>
-          <w:color w:val="EE0000"/>
-          <w:sz w:val="24"/>
-          <w:szCs w:val="24"/>
-        </w:rPr>
-        <w:t>el modularidad</w:t>
-      </w:r>
-      <w:r>
-        <w:rPr>
-          <w:rFonts w:ascii="Arial" w:hAnsi="Arial" w:cs="Arial"/>
-          <w:color w:val="EE0000"/>
-          <w:sz w:val="24"/>
-          <w:szCs w:val="24"/>
-        </w:rPr>
-        <w:t xml:space="preserve"> y el ocultamiento de información</w:t>
-      </w:r>
-      <w:bookmarkEnd w:id="7"/>
-    </w:p>
-    <w:p>
-      <w:pPr>
-        <w:pStyle w:val="Ttulo2"/>
-        <w:spacing w:line="360" w:lineRule="auto"/>
-        <w:jc w:val="both"/>
-        <w:rPr>
-          <w:rFonts w:ascii="Arial" w:hAnsi="Arial" w:cs="Arial"/>
+        <w:rPr>
+          <w:rFonts w:ascii="Arial" w:hAnsi="Arial" w:cs="Arial"/>
+          <w:b/>
+          <w:bCs/>
           <w:color w:val="000000" w:themeColor="text1"/>
           <w:sz w:val="24"/>
           <w:szCs w:val="24"/>
         </w:rPr>
       </w:pPr>
-      <w:bookmarkStart w:id="8" w:name="_Toc225548454"/>
-      <w:r>
-        <w:rPr>
-          <w:rFonts w:ascii="Arial" w:hAnsi="Arial" w:cs="Arial"/>
+      <w:r>
+        <w:rPr>
+          <w:rFonts w:ascii="Arial" w:hAnsi="Arial" w:cs="Arial"/>
+          <w:b/>
+          <w:bCs/>
           <w:color w:val="000000" w:themeColor="text1"/>
           <w:sz w:val="24"/>
           <w:szCs w:val="24"/>
         </w:rPr>
-        <w:t>c</w:t>
-      </w:r>
-      <w:r>
-        <w:rPr>
-          <w:rFonts w:ascii="Arial" w:hAnsi="Arial" w:cs="Arial"/>
+        <w:t xml:space="preserve"> a. Uso de punteros en el </w:t>
+      </w:r>
+      <w:r>
+        <w:rPr>
+          <w:rFonts w:ascii="Arial" w:hAnsi="Arial" w:cs="Arial"/>
+          <w:b/>
+          <w:bCs/>
           <w:color w:val="000000" w:themeColor="text1"/>
           <w:sz w:val="24"/>
           <w:szCs w:val="24"/>
         </w:rPr>
-        <w:t>.</w:t>
+        <w:t xml:space="preserve">código, </w:t>
       </w:r>
       <w:r>
         <w:rPr>
@@ -6616,21 +7578,1376 @@
           <w:sz w:val="24"/>
           <w:szCs w:val="24"/>
         </w:rPr>
-        <w:t xml:space="preserve"> Bitácora</w:t>
-      </w:r>
-      <w:bookmarkEnd w:id="8"/>
-      <w:r>
-        <w:rPr>
-          <w:rFonts w:ascii="Arial" w:hAnsi="Arial" w:cs="Arial"/>
+        <w:t>paso por valor y por referencia</w:t>
+      </w:r>
+    </w:p>
+    <w:p>
+      <w:pPr>
+        <w:spacing w:line="360" w:lineRule="auto"/>
+        <w:ind w:firstLine="708"/>
+        <w:jc w:val="both"/>
+        <w:rPr>
+          <w:rFonts w:ascii="Arial" w:hAnsi="Arial" w:cs="Arial"/>
+        </w:rPr>
+      </w:pPr>
+      <w:r>
+        <w:rPr>
+          <w:rFonts w:ascii="Arial" w:hAnsi="Arial" w:cs="Arial"/>
+        </w:rPr>
+        <w:t xml:space="preserve">En este proyecto, el uso de punteros permitir que las funciones modifiquen directamente los datos originales y gestionar estructuras dinámicas en memoria sin limitar el tamaño desde el inicio. En un sistema como este, donde la cantidad de sitios, eventos, sectores y asientos puede crecer según el uso, trabajar con memoria dinámica es </w:t>
+      </w:r>
+      <w:r>
+        <w:rPr>
+          <w:rFonts w:ascii="Arial" w:hAnsi="Arial" w:cs="Arial"/>
+        </w:rPr>
+        <w:t>una de las mejores prácticas</w:t>
+      </w:r>
+      <w:r>
+        <w:rPr>
+          <w:rFonts w:ascii="Arial" w:hAnsi="Arial" w:cs="Arial"/>
+        </w:rPr>
+        <w:t>.</w:t>
+      </w:r>
+    </w:p>
+    <w:p>
+      <w:pPr>
+        <w:spacing w:line="360" w:lineRule="auto"/>
+        <w:ind w:firstLine="708"/>
+        <w:jc w:val="center"/>
+        <w:rPr>
+          <w:rFonts w:ascii="Arial" w:hAnsi="Arial" w:cs="Arial"/>
+          <w:i/>
+          <w:iCs/>
+          <w:color w:val="7F7F7F" w:themeColor="text1" w:themeTint="80"/>
+          <w:sz w:val="22"/>
+          <w:szCs w:val="22"/>
+        </w:rPr>
+      </w:pPr>
+      <w:r>
+        <w:rPr>
+          <w:rFonts w:ascii="Arial" w:hAnsi="Arial" w:cs="Arial"/>
+          <w:i/>
+          <w:iCs/>
+          <w:color w:val="7F7F7F" w:themeColor="text1" w:themeTint="80"/>
+          <w:sz w:val="22"/>
+          <w:szCs w:val="22"/>
+        </w:rPr>
+        <w:t>Figura 32</w:t>
+      </w:r>
+    </w:p>
+    <w:p>
+      <w:pPr>
+        <w:spacing w:line="360" w:lineRule="auto"/>
+        <w:ind w:firstLine="708"/>
+        <w:jc w:val="center"/>
+        <w:rPr>
+          <w:rFonts w:ascii="Arial" w:hAnsi="Arial" w:cs="Arial"/>
+        </w:rPr>
+      </w:pPr>
+      <w:r>
+        <w:rPr>
+          <w:rFonts w:ascii="Arial" w:hAnsi="Arial" w:cs="Arial"/>
+        </w:rPr>
+        <w:drawing>
+          <wp:inline distT="0" distB="0" distL="0" distR="0" wp14:anchorId="1456C51A" wp14:editId="5FD43B87">
+            <wp:extent cx="2200582" cy="266737"/>
+            <wp:effectExtent l="0" t="0" r="9525" b="0"/>
+            <wp:docPr id="281450285" name="Imagen 1"/>
+            <wp:cNvGraphicFramePr>
+              <a:graphicFrameLocks xmlns:a="http://schemas.openxmlformats.org/drawingml/2006/main" noChangeAspect="1"/>
+            </wp:cNvGraphicFramePr>
+            <a:graphic xmlns:a="http://schemas.openxmlformats.org/drawingml/2006/main">
+              <a:graphicData uri="http://schemas.openxmlformats.org/drawingml/2006/picture">
+                <pic:pic xmlns:pic="http://schemas.openxmlformats.org/drawingml/2006/picture">
+                  <pic:nvPicPr>
+                    <pic:cNvPr id="281450285" name=""/>
+                    <pic:cNvPicPr/>
+                  </pic:nvPicPr>
+                  <pic:blipFill>
+                    <a:blip r:embed="rId42"/>
+                    <a:stretch>
+                      <a:fillRect/>
+                    </a:stretch>
+                  </pic:blipFill>
+                  <pic:spPr>
+                    <a:xfrm>
+                      <a:off x="0" y="0"/>
+                      <a:ext cx="2200582" cy="266737"/>
+                    </a:xfrm>
+                    <a:prstGeom prst="rect">
+                      <a:avLst/>
+                    </a:prstGeom>
+                  </pic:spPr>
+                </pic:pic>
+              </a:graphicData>
+            </a:graphic>
+          </wp:inline>
+        </w:drawing>
+      </w:r>
+    </w:p>
+    <w:p>
+      <w:pPr>
+        <w:spacing w:line="360" w:lineRule="auto"/>
+        <w:ind w:firstLine="708"/>
+        <w:jc w:val="both"/>
+        <w:rPr>
+          <w:rFonts w:ascii="Arial" w:hAnsi="Arial" w:cs="Arial"/>
+        </w:rPr>
+      </w:pPr>
+      <w:r>
+        <w:rPr>
+          <w:rFonts w:ascii="Arial" w:hAnsi="Arial" w:cs="Arial"/>
+        </w:rPr>
+        <w:t>Algo de plena importancia que estamos realizando</w:t>
+      </w:r>
+      <w:r>
+        <w:rPr>
+          <w:rFonts w:ascii="Arial" w:hAnsi="Arial" w:cs="Arial"/>
+        </w:rPr>
+        <w:t xml:space="preserve"> es el uso de arreglos dinámicos mediante </w:t>
+      </w:r>
+      <w:r>
+        <w:rPr>
+          <w:rFonts w:ascii="Arial" w:hAnsi="Arial" w:cs="Arial"/>
+          <w:b/>
+          <w:bCs/>
+        </w:rPr>
+        <w:t>“</w:t>
+      </w:r>
+      <w:proofErr w:type="spellStart"/>
+      <w:r>
+        <w:rPr>
+          <w:rFonts w:ascii="Arial" w:hAnsi="Arial" w:cs="Arial"/>
+          <w:b/>
+          <w:bCs/>
+        </w:rPr>
+        <w:t>malloc</w:t>
+      </w:r>
+      <w:proofErr w:type="spellEnd"/>
+      <w:r>
+        <w:rPr>
+          <w:rFonts w:ascii="Arial" w:hAnsi="Arial" w:cs="Arial"/>
+          <w:b/>
+          <w:bCs/>
+        </w:rPr>
+        <w:t>”</w:t>
+      </w:r>
+      <w:r>
+        <w:rPr>
+          <w:rFonts w:ascii="Arial" w:hAnsi="Arial" w:cs="Arial"/>
+          <w:b/>
+          <w:bCs/>
+        </w:rPr>
+        <w:t xml:space="preserve"> y </w:t>
+      </w:r>
+      <w:r>
+        <w:rPr>
+          <w:rFonts w:ascii="Arial" w:hAnsi="Arial" w:cs="Arial"/>
+          <w:b/>
+          <w:bCs/>
+        </w:rPr>
+        <w:t>“</w:t>
+      </w:r>
+      <w:proofErr w:type="spellStart"/>
+      <w:r>
+        <w:rPr>
+          <w:rFonts w:ascii="Arial" w:hAnsi="Arial" w:cs="Arial"/>
+          <w:b/>
+          <w:bCs/>
+        </w:rPr>
+        <w:t>realloc</w:t>
+      </w:r>
+      <w:proofErr w:type="spellEnd"/>
+      <w:r>
+        <w:rPr>
+          <w:rFonts w:ascii="Arial" w:hAnsi="Arial" w:cs="Arial"/>
+        </w:rPr>
+        <w:t>”</w:t>
+      </w:r>
+      <w:r>
+        <w:rPr>
+          <w:rFonts w:ascii="Arial" w:hAnsi="Arial" w:cs="Arial"/>
+        </w:rPr>
+        <w:t xml:space="preserve">. Las principales </w:t>
+      </w:r>
+      <w:r>
+        <w:rPr>
+          <w:rFonts w:ascii="Arial" w:hAnsi="Arial" w:cs="Arial"/>
+        </w:rPr>
+        <w:t>recopilaciones</w:t>
+      </w:r>
+      <w:r>
+        <w:rPr>
+          <w:rFonts w:ascii="Arial" w:hAnsi="Arial" w:cs="Arial"/>
+        </w:rPr>
+        <w:t xml:space="preserve"> del </w:t>
+      </w:r>
+      <w:r>
+        <w:rPr>
+          <w:rFonts w:ascii="Arial" w:hAnsi="Arial" w:cs="Arial"/>
+        </w:rPr>
+        <w:t>sistema:</w:t>
+      </w:r>
+      <w:r>
+        <w:rPr>
+          <w:rFonts w:ascii="Arial" w:hAnsi="Arial" w:cs="Arial"/>
+        </w:rPr>
+        <w:t xml:space="preserve"> </w:t>
+      </w:r>
+      <w:r>
+        <w:rPr>
+          <w:rFonts w:ascii="Arial" w:hAnsi="Arial" w:cs="Arial"/>
+        </w:rPr>
+        <w:t xml:space="preserve">como </w:t>
+      </w:r>
+      <w:r>
+        <w:rPr>
+          <w:rFonts w:ascii="Arial" w:hAnsi="Arial" w:cs="Arial"/>
+        </w:rPr>
+        <w:t>“</w:t>
+      </w:r>
+      <w:proofErr w:type="spellStart"/>
+      <w:r>
+        <w:rPr>
+          <w:rFonts w:ascii="Arial" w:hAnsi="Arial" w:cs="Arial"/>
+        </w:rPr>
+        <w:t>listaSitios</w:t>
+      </w:r>
+      <w:proofErr w:type="spellEnd"/>
+      <w:r>
+        <w:rPr>
+          <w:rFonts w:ascii="Arial" w:hAnsi="Arial" w:cs="Arial"/>
+        </w:rPr>
+        <w:t>”</w:t>
+      </w:r>
+      <w:r>
+        <w:rPr>
+          <w:rFonts w:ascii="Arial" w:hAnsi="Arial" w:cs="Arial"/>
+        </w:rPr>
+        <w:t xml:space="preserve">, </w:t>
+      </w:r>
+      <w:r>
+        <w:rPr>
+          <w:rFonts w:ascii="Arial" w:hAnsi="Arial" w:cs="Arial"/>
+        </w:rPr>
+        <w:t>“</w:t>
+      </w:r>
+      <w:r>
+        <w:rPr>
+          <w:rFonts w:ascii="Arial" w:hAnsi="Arial" w:cs="Arial"/>
+        </w:rPr>
+        <w:t>eventos</w:t>
+      </w:r>
+      <w:r>
+        <w:rPr>
+          <w:rFonts w:ascii="Arial" w:hAnsi="Arial" w:cs="Arial"/>
+        </w:rPr>
+        <w:t>”</w:t>
+      </w:r>
+      <w:r>
+        <w:rPr>
+          <w:rFonts w:ascii="Arial" w:hAnsi="Arial" w:cs="Arial"/>
+        </w:rPr>
+        <w:t xml:space="preserve"> y </w:t>
+      </w:r>
+      <w:r>
+        <w:rPr>
+          <w:rFonts w:ascii="Arial" w:hAnsi="Arial" w:cs="Arial"/>
+        </w:rPr>
+        <w:t>“</w:t>
+      </w:r>
+      <w:proofErr w:type="spellStart"/>
+      <w:r>
+        <w:rPr>
+          <w:rFonts w:ascii="Arial" w:hAnsi="Arial" w:cs="Arial"/>
+        </w:rPr>
+        <w:t>listaUsuarios</w:t>
+      </w:r>
+      <w:proofErr w:type="spellEnd"/>
+      <w:r>
+        <w:rPr>
+          <w:rFonts w:ascii="Arial" w:hAnsi="Arial" w:cs="Arial"/>
+        </w:rPr>
+        <w:t>”,</w:t>
+      </w:r>
+      <w:r>
+        <w:rPr>
+          <w:rFonts w:ascii="Arial" w:hAnsi="Arial" w:cs="Arial"/>
+        </w:rPr>
+        <w:t xml:space="preserve"> como se muestra en la </w:t>
+      </w:r>
+      <w:r>
+        <w:rPr>
+          <w:rFonts w:ascii="Arial" w:hAnsi="Arial" w:cs="Arial"/>
+          <w:i/>
+          <w:iCs/>
+        </w:rPr>
+        <w:t>figura 32</w:t>
+      </w:r>
+      <w:r>
+        <w:rPr>
+          <w:rFonts w:ascii="Arial" w:hAnsi="Arial" w:cs="Arial"/>
+        </w:rPr>
+        <w:t>,</w:t>
+      </w:r>
+      <w:r>
+        <w:rPr>
+          <w:rFonts w:ascii="Arial" w:hAnsi="Arial" w:cs="Arial"/>
+        </w:rPr>
+        <w:t xml:space="preserve"> </w:t>
+      </w:r>
+      <w:r>
+        <w:rPr>
+          <w:rFonts w:ascii="Arial" w:hAnsi="Arial" w:cs="Arial"/>
+        </w:rPr>
+        <w:t>se manejan como punteros inicializados en</w:t>
+      </w:r>
+      <w:r>
+        <w:rPr>
+          <w:rFonts w:ascii="Arial" w:hAnsi="Arial" w:cs="Arial"/>
+          <w:b/>
+          <w:bCs/>
+        </w:rPr>
+        <w:t xml:space="preserve"> </w:t>
+      </w:r>
+      <w:r>
+        <w:rPr>
+          <w:rFonts w:ascii="Arial" w:hAnsi="Arial" w:cs="Arial"/>
+          <w:b/>
+          <w:bCs/>
+        </w:rPr>
+        <w:t>“</w:t>
+      </w:r>
+      <w:r>
+        <w:rPr>
+          <w:rFonts w:ascii="Arial" w:hAnsi="Arial" w:cs="Arial"/>
+          <w:b/>
+          <w:bCs/>
+        </w:rPr>
+        <w:t>NULL</w:t>
+      </w:r>
+      <w:r>
+        <w:rPr>
+          <w:rFonts w:ascii="Arial" w:hAnsi="Arial" w:cs="Arial"/>
+          <w:b/>
+          <w:bCs/>
+        </w:rPr>
+        <w:t>”</w:t>
+      </w:r>
+      <w:r>
+        <w:rPr>
+          <w:rFonts w:ascii="Arial" w:hAnsi="Arial" w:cs="Arial"/>
+          <w:b/>
+          <w:bCs/>
+        </w:rPr>
+        <w:t xml:space="preserve">, </w:t>
+      </w:r>
+      <w:r>
+        <w:rPr>
+          <w:rFonts w:ascii="Arial" w:hAnsi="Arial" w:cs="Arial"/>
+        </w:rPr>
+        <w:t xml:space="preserve">y se redimensionan cada vez que se agrega un nuevo elemento. Esto evita definir tamaños fijos que podrían quedarse cortos o desperdiciar memoria. </w:t>
+      </w:r>
+    </w:p>
+    <w:p>
+      <w:pPr>
+        <w:spacing w:line="360" w:lineRule="auto"/>
+        <w:ind w:firstLine="708"/>
+        <w:jc w:val="center"/>
+        <w:rPr>
+          <w:rFonts w:ascii="Arial" w:hAnsi="Arial" w:cs="Arial"/>
+          <w:i/>
+          <w:iCs/>
+          <w:color w:val="7F7F7F" w:themeColor="text1" w:themeTint="80"/>
+          <w:sz w:val="22"/>
+          <w:szCs w:val="22"/>
+        </w:rPr>
+      </w:pPr>
+      <w:r>
+        <w:rPr>
+          <w:rFonts w:ascii="Arial" w:hAnsi="Arial" w:cs="Arial"/>
+          <w:i/>
+          <w:iCs/>
+          <w:color w:val="7F7F7F" w:themeColor="text1" w:themeTint="80"/>
+          <w:sz w:val="22"/>
+          <w:szCs w:val="22"/>
+        </w:rPr>
+        <w:t>Figura 3</w:t>
+      </w:r>
+      <w:r>
+        <w:rPr>
+          <w:rFonts w:ascii="Arial" w:hAnsi="Arial" w:cs="Arial"/>
+          <w:i/>
+          <w:iCs/>
+          <w:color w:val="7F7F7F" w:themeColor="text1" w:themeTint="80"/>
+          <w:sz w:val="22"/>
+          <w:szCs w:val="22"/>
+        </w:rPr>
+        <w:t>3</w:t>
+      </w:r>
+    </w:p>
+    <w:p>
+      <w:pPr>
+        <w:spacing w:line="360" w:lineRule="auto"/>
+        <w:ind w:firstLine="708"/>
+        <w:jc w:val="both"/>
+        <w:rPr>
+          <w:rFonts w:ascii="Arial" w:hAnsi="Arial" w:cs="Arial"/>
+        </w:rPr>
+      </w:pPr>
+      <w:r>
+        <w:rPr>
+          <w:rFonts w:ascii="Arial" w:hAnsi="Arial" w:cs="Arial"/>
+          <w:noProof/>
+        </w:rPr>
+        <w:lastRenderedPageBreak/>
+        <mc:AlternateContent>
+          <mc:Choice Requires="wpi">
+            <w:drawing>
+              <wp:anchor distT="0" distB="0" distL="114300" distR="114300" simplePos="0" relativeHeight="251674624" behindDoc="0" locked="0" layoutInCell="1" allowOverlap="1" wp14:anchorId="772A5814" wp14:editId="32D83534">
+                <wp:simplePos x="0" y="0"/>
+                <wp:positionH relativeFrom="column">
+                  <wp:posOffset>2111375</wp:posOffset>
+                </wp:positionH>
+                <wp:positionV relativeFrom="paragraph">
+                  <wp:posOffset>21590</wp:posOffset>
+                </wp:positionV>
+                <wp:extent cx="105410" cy="155575"/>
+                <wp:effectExtent l="38100" t="38100" r="27940" b="34925"/>
+                <wp:wrapNone/>
+                <wp:docPr id="462136446" name="Entrada de lápiz 9"/>
+                <wp:cNvGraphicFramePr/>
+                <a:graphic xmlns:a="http://schemas.openxmlformats.org/drawingml/2006/main">
+                  <a:graphicData uri="http://schemas.microsoft.com/office/word/2010/wordprocessingInk">
+                    <w14:contentPart bwMode="auto" r:id="rId43">
+                      <w14:nvContentPartPr>
+                        <w14:cNvContentPartPr/>
+                      </w14:nvContentPartPr>
+                      <w14:xfrm>
+                        <a:off x="0" y="0"/>
+                        <a:ext cx="105410" cy="155575"/>
+                      </w14:xfrm>
+                    </w14:contentPart>
+                  </a:graphicData>
+                </a:graphic>
+              </wp:anchor>
+            </w:drawing>
+          </mc:Choice>
+          <mc:Fallback>
+            <w:pict>
+              <v:shapetype w14:anchorId="50E94066" id="_x0000_t75" coordsize="21600,21600" o:spt="75" o:preferrelative="t" path="m@4@5l@4@11@9@11@9@5xe" filled="f" stroked="f">
+                <v:stroke joinstyle="miter"/>
+                <v:formulas>
+                  <v:f eqn="if lineDrawn pixelLineWidth 0"/>
+                  <v:f eqn="sum @0 1 0"/>
+                  <v:f eqn="sum 0 0 @1"/>
+                  <v:f eqn="prod @2 1 2"/>
+                  <v:f eqn="prod @3 21600 pixelWidth"/>
+                  <v:f eqn="prod @3 21600 pixelHeight"/>
+                  <v:f eqn="sum @0 0 1"/>
+                  <v:f eqn="prod @6 1 2"/>
+                  <v:f eqn="prod @7 21600 pixelWidth"/>
+                  <v:f eqn="sum @8 21600 0"/>
+                  <v:f eqn="prod @7 21600 pixelHeight"/>
+                  <v:f eqn="sum @10 21600 0"/>
+                </v:formulas>
+                <v:path o:extrusionok="f" gradientshapeok="t" o:connecttype="rect"/>
+                <o:lock v:ext="edit" aspectratio="t"/>
+              </v:shapetype>
+              <v:shape id="Entrada de lápiz 9" o:spid="_x0000_s1026" type="#_x0000_t75" style="position:absolute;margin-left:165.75pt;margin-top:1.2pt;width:9.25pt;height:13.2pt;z-index:251674624;visibility:visible;mso-wrap-style:square;mso-wrap-distance-left:9pt;mso-wrap-distance-top:0;mso-wrap-distance-right:9pt;mso-wrap-distance-bottom:0;mso-position-horizontal:absolute;mso-position-horizontal-relative:text;mso-position-vertical:absolute;mso-position-vertical-relative:text" o:gfxdata="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">
+                <v:imagedata r:id="rId44" o:title=""/>
+              </v:shape>
+            </w:pict>
+          </mc:Fallback>
+        </mc:AlternateContent>
+      </w:r>
+      <w:r>
+        <w:rPr>
+          <w:rFonts w:ascii="Arial" w:hAnsi="Arial" w:cs="Arial"/>
+        </w:rPr>
+        <w:drawing>
+          <wp:inline distT="0" distB="0" distL="0" distR="0" wp14:anchorId="74A3C35B" wp14:editId="3EFE3749">
+            <wp:extent cx="4979323" cy="1072712"/>
+            <wp:effectExtent l="0" t="0" r="0" b="0"/>
+            <wp:docPr id="1228981323" name="Imagen 1"/>
+            <wp:cNvGraphicFramePr>
+              <a:graphicFrameLocks xmlns:a="http://schemas.openxmlformats.org/drawingml/2006/main" noChangeAspect="1"/>
+            </wp:cNvGraphicFramePr>
+            <a:graphic xmlns:a="http://schemas.openxmlformats.org/drawingml/2006/main">
+              <a:graphicData uri="http://schemas.openxmlformats.org/drawingml/2006/picture">
+                <pic:pic xmlns:pic="http://schemas.openxmlformats.org/drawingml/2006/picture">
+                  <pic:nvPicPr>
+                    <pic:cNvPr id="1228981323" name=""/>
+                    <pic:cNvPicPr/>
+                  </pic:nvPicPr>
+                  <pic:blipFill>
+                    <a:blip r:embed="rId45"/>
+                    <a:stretch>
+                      <a:fillRect/>
+                    </a:stretch>
+                  </pic:blipFill>
+                  <pic:spPr>
+                    <a:xfrm>
+                      <a:off x="0" y="0"/>
+                      <a:ext cx="4999166" cy="1076987"/>
+                    </a:xfrm>
+                    <a:prstGeom prst="rect">
+                      <a:avLst/>
+                    </a:prstGeom>
+                  </pic:spPr>
+                </pic:pic>
+              </a:graphicData>
+            </a:graphic>
+          </wp:inline>
+        </w:drawing>
+      </w:r>
+    </w:p>
+    <w:p>
+      <w:pPr>
+        <w:spacing w:line="360" w:lineRule="auto"/>
+        <w:ind w:firstLine="708"/>
+        <w:jc w:val="both"/>
+        <w:rPr>
+          <w:rFonts w:ascii="Arial" w:hAnsi="Arial" w:cs="Arial"/>
+        </w:rPr>
+      </w:pPr>
+      <w:r>
+        <w:rPr>
+          <w:rFonts w:ascii="Arial" w:hAnsi="Arial" w:cs="Arial"/>
+        </w:rPr>
+        <w:t>Por ejemplo, cuando se agrega un nuevo sitio</w:t>
+      </w:r>
+      <w:r>
+        <w:rPr>
+          <w:rFonts w:ascii="Arial" w:hAnsi="Arial" w:cs="Arial"/>
+        </w:rPr>
+        <w:t xml:space="preserve"> como se muestra en la </w:t>
+      </w:r>
+      <w:r>
+        <w:rPr>
+          <w:rFonts w:ascii="Arial" w:hAnsi="Arial" w:cs="Arial"/>
+          <w:i/>
+          <w:iCs/>
+        </w:rPr>
+        <w:t>figura 3</w:t>
+      </w:r>
+      <w:r>
+        <w:rPr>
+          <w:rFonts w:ascii="Arial" w:hAnsi="Arial" w:cs="Arial"/>
+          <w:i/>
+          <w:iCs/>
+        </w:rPr>
+        <w:t>3</w:t>
+      </w:r>
+      <w:r>
+        <w:rPr>
+          <w:rFonts w:ascii="Arial" w:hAnsi="Arial" w:cs="Arial"/>
+        </w:rPr>
+        <w:t xml:space="preserve">, se utiliza </w:t>
+      </w:r>
+      <w:r>
+        <w:rPr>
+          <w:rFonts w:ascii="Arial" w:hAnsi="Arial" w:cs="Arial"/>
+          <w:b/>
+          <w:bCs/>
+        </w:rPr>
+        <w:t>“</w:t>
+      </w:r>
+      <w:proofErr w:type="spellStart"/>
+      <w:r>
+        <w:rPr>
+          <w:rFonts w:ascii="Arial" w:hAnsi="Arial" w:cs="Arial"/>
+          <w:b/>
+          <w:bCs/>
+        </w:rPr>
+        <w:t>realloc</w:t>
+      </w:r>
+      <w:proofErr w:type="spellEnd"/>
+      <w:r>
+        <w:rPr>
+          <w:rFonts w:ascii="Arial" w:hAnsi="Arial" w:cs="Arial"/>
+          <w:b/>
+          <w:bCs/>
+        </w:rPr>
+        <w:t>”</w:t>
+      </w:r>
+      <w:r>
+        <w:rPr>
+          <w:rFonts w:ascii="Arial" w:hAnsi="Arial" w:cs="Arial"/>
+          <w:b/>
+          <w:bCs/>
+        </w:rPr>
+        <w:t xml:space="preserve"> </w:t>
+      </w:r>
+      <w:r>
+        <w:rPr>
+          <w:rFonts w:ascii="Arial" w:hAnsi="Arial" w:cs="Arial"/>
+        </w:rPr>
+        <w:t>para ampliar el bloque de memoria existente y así incluir el nuevo elemento. Este mismo enfoque se replica en estructuras internas, como los sectores dentro de un sitio y los asientos dentro de cada sector.</w:t>
+      </w:r>
+    </w:p>
+    <w:p>
+      <w:pPr>
+        <w:spacing w:line="360" w:lineRule="auto"/>
+        <w:ind w:firstLine="708"/>
+        <w:jc w:val="both"/>
+        <w:rPr>
+          <w:rFonts w:ascii="Arial" w:hAnsi="Arial" w:cs="Arial"/>
+        </w:rPr>
+      </w:pPr>
+      <w:r>
+        <w:rPr>
+          <w:rFonts w:ascii="Arial" w:hAnsi="Arial" w:cs="Arial"/>
+        </w:rPr>
+        <w:t>También se implementó</w:t>
+      </w:r>
+      <w:r>
+        <w:rPr>
+          <w:rFonts w:ascii="Arial" w:hAnsi="Arial" w:cs="Arial"/>
+        </w:rPr>
+        <w:t xml:space="preserve"> la matriz de disponibilidad de los eventos, que se implementa como un puntero doble </w:t>
+      </w:r>
+      <w:r>
+        <w:rPr>
+          <w:rFonts w:ascii="Arial" w:hAnsi="Arial" w:cs="Arial"/>
+          <w:b/>
+          <w:bCs/>
+        </w:rPr>
+        <w:t>(</w:t>
+      </w:r>
+      <w:r>
+        <w:rPr>
+          <w:rFonts w:ascii="Arial" w:hAnsi="Arial" w:cs="Arial"/>
+          <w:b/>
+          <w:bCs/>
+        </w:rPr>
+        <w:t>“</w:t>
+      </w:r>
+      <w:r>
+        <w:rPr>
+          <w:rFonts w:ascii="Arial" w:hAnsi="Arial" w:cs="Arial"/>
+          <w:b/>
+          <w:bCs/>
+        </w:rPr>
+        <w:t>int **</w:t>
+      </w:r>
+      <w:r>
+        <w:rPr>
+          <w:rFonts w:ascii="Arial" w:hAnsi="Arial" w:cs="Arial"/>
+          <w:b/>
+          <w:bCs/>
+        </w:rPr>
+        <w:t>”</w:t>
+      </w:r>
+      <w:r>
+        <w:rPr>
+          <w:rFonts w:ascii="Arial" w:hAnsi="Arial" w:cs="Arial"/>
+          <w:b/>
+          <w:bCs/>
+        </w:rPr>
+        <w:t>).</w:t>
+      </w:r>
+      <w:r>
+        <w:rPr>
+          <w:rFonts w:ascii="Arial" w:hAnsi="Arial" w:cs="Arial"/>
+        </w:rPr>
+        <w:t xml:space="preserve"> Aquí se reserva memoria en dos niveles: primero para los sectores y luego para los asientos dentro de cada sector. Esto permite representar una estructura tipo matriz donde cada posición indica si un asiento está disponible o no</w:t>
+      </w:r>
+      <w:r>
+        <w:rPr>
+          <w:rFonts w:ascii="Arial" w:hAnsi="Arial" w:cs="Arial"/>
+        </w:rPr>
+        <w:t>.</w:t>
+      </w:r>
+    </w:p>
+    <w:p>
+      <w:pPr>
+        <w:spacing w:line="360" w:lineRule="auto"/>
+        <w:ind w:firstLine="708"/>
+        <w:jc w:val="center"/>
+        <w:rPr>
+          <w:rFonts w:ascii="Arial" w:hAnsi="Arial" w:cs="Arial"/>
+          <w:i/>
+          <w:iCs/>
+          <w:color w:val="7F7F7F" w:themeColor="text1" w:themeTint="80"/>
+          <w:sz w:val="22"/>
+          <w:szCs w:val="22"/>
+        </w:rPr>
+      </w:pPr>
+      <w:r>
+        <w:rPr>
+          <w:rFonts w:ascii="Arial" w:hAnsi="Arial" w:cs="Arial"/>
+          <w:i/>
+          <w:iCs/>
+          <w:color w:val="7F7F7F" w:themeColor="text1" w:themeTint="80"/>
+          <w:sz w:val="22"/>
+          <w:szCs w:val="22"/>
+        </w:rPr>
+        <w:t>Figura 34</w:t>
+      </w:r>
+    </w:p>
+    <w:p>
+      <w:pPr>
+        <w:spacing w:line="360" w:lineRule="auto"/>
+        <w:ind w:firstLine="708"/>
+        <w:jc w:val="center"/>
+        <w:rPr>
+          <w:rFonts w:ascii="Arial" w:hAnsi="Arial" w:cs="Arial"/>
+        </w:rPr>
+      </w:pPr>
+      <w:r>
+        <w:rPr>
+          <w:rFonts w:ascii="Arial" w:hAnsi="Arial" w:cs="Arial"/>
+        </w:rPr>
+        <w:drawing>
+          <wp:inline distT="0" distB="0" distL="0" distR="0" wp14:anchorId="0815397D" wp14:editId="4ECF47C6">
+            <wp:extent cx="3059083" cy="1927891"/>
+            <wp:effectExtent l="0" t="0" r="8255" b="0"/>
+            <wp:docPr id="1132721883" name="Imagen 1"/>
+            <wp:cNvGraphicFramePr>
+              <a:graphicFrameLocks xmlns:a="http://schemas.openxmlformats.org/drawingml/2006/main" noChangeAspect="1"/>
+            </wp:cNvGraphicFramePr>
+            <a:graphic xmlns:a="http://schemas.openxmlformats.org/drawingml/2006/main">
+              <a:graphicData uri="http://schemas.openxmlformats.org/drawingml/2006/picture">
+                <pic:pic xmlns:pic="http://schemas.openxmlformats.org/drawingml/2006/picture">
+                  <pic:nvPicPr>
+                    <pic:cNvPr id="1132721883" name=""/>
+                    <pic:cNvPicPr/>
+                  </pic:nvPicPr>
+                  <pic:blipFill>
+                    <a:blip r:embed="rId46"/>
+                    <a:stretch>
+                      <a:fillRect/>
+                    </a:stretch>
+                  </pic:blipFill>
+                  <pic:spPr>
+                    <a:xfrm>
+                      <a:off x="0" y="0"/>
+                      <a:ext cx="3069228" cy="1934285"/>
+                    </a:xfrm>
+                    <a:prstGeom prst="rect">
+                      <a:avLst/>
+                    </a:prstGeom>
+                  </pic:spPr>
+                </pic:pic>
+              </a:graphicData>
+            </a:graphic>
+          </wp:inline>
+        </w:drawing>
+      </w:r>
+    </w:p>
+    <w:p>
+      <w:pPr>
+        <w:spacing w:line="360" w:lineRule="auto"/>
+        <w:ind w:firstLine="708"/>
+        <w:jc w:val="both"/>
+        <w:rPr>
+          <w:rFonts w:ascii="Arial" w:hAnsi="Arial" w:cs="Arial"/>
+        </w:rPr>
+      </w:pPr>
+      <w:r>
+        <w:rPr>
+          <w:rFonts w:ascii="Arial" w:hAnsi="Arial" w:cs="Arial"/>
+        </w:rPr>
+        <w:t>El</w:t>
+      </w:r>
+      <w:r>
+        <w:rPr>
+          <w:rFonts w:ascii="Arial" w:hAnsi="Arial" w:cs="Arial"/>
+        </w:rPr>
+        <w:t xml:space="preserve"> paso por referencia, este se utiliza cuando una función necesita modificar directamente los datos originales. Por ejemplo, funciones como </w:t>
+      </w:r>
+      <w:r>
+        <w:rPr>
+          <w:rFonts w:ascii="Arial" w:hAnsi="Arial" w:cs="Arial"/>
+          <w:b/>
+          <w:bCs/>
+        </w:rPr>
+        <w:t>“</w:t>
+      </w:r>
+      <w:proofErr w:type="spellStart"/>
+      <w:r>
+        <w:rPr>
+          <w:rFonts w:ascii="Arial" w:hAnsi="Arial" w:cs="Arial"/>
+          <w:b/>
+          <w:bCs/>
+        </w:rPr>
+        <w:t>leerEnteroAdmin</w:t>
+      </w:r>
+      <w:proofErr w:type="spellEnd"/>
+      <w:r>
+        <w:rPr>
+          <w:rFonts w:ascii="Arial" w:hAnsi="Arial" w:cs="Arial"/>
+          <w:b/>
+          <w:bCs/>
+        </w:rPr>
+        <w:t>”</w:t>
+      </w:r>
+      <w:r>
+        <w:rPr>
+          <w:rFonts w:ascii="Arial" w:hAnsi="Arial" w:cs="Arial"/>
+          <w:b/>
+          <w:bCs/>
+        </w:rPr>
+        <w:t xml:space="preserve"> </w:t>
+      </w:r>
+      <w:r>
+        <w:rPr>
+          <w:rFonts w:ascii="Arial" w:hAnsi="Arial" w:cs="Arial"/>
+        </w:rPr>
+        <w:t xml:space="preserve">mostrada en la </w:t>
+      </w:r>
+      <w:r>
+        <w:rPr>
+          <w:rFonts w:ascii="Arial" w:hAnsi="Arial" w:cs="Arial"/>
+          <w:i/>
+          <w:iCs/>
+        </w:rPr>
+        <w:t>figura 34</w:t>
+      </w:r>
+      <w:r>
+        <w:rPr>
+          <w:rFonts w:ascii="Arial" w:hAnsi="Arial" w:cs="Arial"/>
+        </w:rPr>
+        <w:t xml:space="preserve"> reciben un puntero a entero </w:t>
+      </w:r>
+      <w:r>
+        <w:rPr>
+          <w:rFonts w:ascii="Arial" w:hAnsi="Arial" w:cs="Arial"/>
+          <w:b/>
+          <w:bCs/>
+        </w:rPr>
+        <w:t>(</w:t>
+      </w:r>
+      <w:r>
+        <w:rPr>
+          <w:rFonts w:ascii="Arial" w:hAnsi="Arial" w:cs="Arial"/>
+          <w:b/>
+          <w:bCs/>
+        </w:rPr>
+        <w:t>“i</w:t>
+      </w:r>
+      <w:r>
+        <w:rPr>
+          <w:rFonts w:ascii="Arial" w:hAnsi="Arial" w:cs="Arial"/>
+          <w:b/>
+          <w:bCs/>
+        </w:rPr>
+        <w:t>nt *valor</w:t>
+      </w:r>
+      <w:r>
+        <w:rPr>
+          <w:rFonts w:ascii="Arial" w:hAnsi="Arial" w:cs="Arial"/>
+          <w:b/>
+          <w:bCs/>
+        </w:rPr>
+        <w:t>”</w:t>
+      </w:r>
+      <w:r>
+        <w:rPr>
+          <w:rFonts w:ascii="Arial" w:hAnsi="Arial" w:cs="Arial"/>
+          <w:b/>
+          <w:bCs/>
+        </w:rPr>
+        <w:t>)</w:t>
+      </w:r>
+      <w:r>
+        <w:rPr>
+          <w:rFonts w:ascii="Arial" w:hAnsi="Arial" w:cs="Arial"/>
+        </w:rPr>
+        <w:t xml:space="preserve"> para almacenar el dato ingresado por el usuario directamente en la variable del llamador. Esto evita tener que retornar múltiples valores y simplifica la interacción entre funciones. Lo mismo ocurre en funciones que manipulan estructuras complejas, como </w:t>
+      </w:r>
+      <w:r>
+        <w:rPr>
+          <w:rFonts w:ascii="Arial" w:hAnsi="Arial" w:cs="Arial"/>
+        </w:rPr>
+        <w:t>“</w:t>
+      </w:r>
+      <w:proofErr w:type="spellStart"/>
+      <w:r>
+        <w:rPr>
+          <w:rFonts w:ascii="Arial" w:hAnsi="Arial" w:cs="Arial"/>
+        </w:rPr>
+        <w:t>resetSectoresDeSitio</w:t>
+      </w:r>
+      <w:proofErr w:type="spellEnd"/>
+      <w:r>
+        <w:rPr>
+          <w:rFonts w:ascii="Arial" w:hAnsi="Arial" w:cs="Arial"/>
+        </w:rPr>
+        <w:t>”</w:t>
+      </w:r>
+      <w:r>
+        <w:rPr>
+          <w:rFonts w:ascii="Arial" w:hAnsi="Arial" w:cs="Arial"/>
+        </w:rPr>
+        <w:t xml:space="preserve">, donde se recibe un puntero a </w:t>
+      </w:r>
+      <w:r>
+        <w:rPr>
+          <w:rFonts w:ascii="Arial" w:hAnsi="Arial" w:cs="Arial"/>
+        </w:rPr>
+        <w:lastRenderedPageBreak/>
+        <w:t>“</w:t>
+      </w:r>
+      <w:proofErr w:type="spellStart"/>
+      <w:r>
+        <w:rPr>
+          <w:rFonts w:ascii="Arial" w:hAnsi="Arial" w:cs="Arial"/>
+        </w:rPr>
+        <w:t>SitioEvento</w:t>
+      </w:r>
+      <w:proofErr w:type="spellEnd"/>
+      <w:r>
+        <w:rPr>
+          <w:rFonts w:ascii="Arial" w:hAnsi="Arial" w:cs="Arial"/>
+        </w:rPr>
+        <w:t>”</w:t>
+      </w:r>
+      <w:r>
+        <w:rPr>
+          <w:rFonts w:ascii="Arial" w:hAnsi="Arial" w:cs="Arial"/>
+        </w:rPr>
+        <w:t>. Gracias a esto, la función puede liberar memoria, reasignar punteros y actualizar contadores directamente sobre la estructura original. Si se hubiera pasado la estructura por valor, todos esos cambios se perderían al trabajar sobre una copia local.</w:t>
+      </w:r>
+    </w:p>
+    <w:p>
+      <w:pPr>
+        <w:spacing w:line="360" w:lineRule="auto"/>
+        <w:ind w:firstLine="708"/>
+        <w:jc w:val="both"/>
+        <w:rPr>
+          <w:rFonts w:ascii="Arial" w:hAnsi="Arial" w:cs="Arial"/>
+        </w:rPr>
+      </w:pPr>
+      <w:r>
+        <w:rPr>
+          <w:rFonts w:ascii="Arial" w:hAnsi="Arial" w:cs="Arial"/>
+        </w:rPr>
+        <w:t xml:space="preserve">Además, </w:t>
+      </w:r>
+      <w:r>
+        <w:rPr>
+          <w:rFonts w:ascii="Arial" w:hAnsi="Arial" w:cs="Arial"/>
+        </w:rPr>
+        <w:t xml:space="preserve">funciones como </w:t>
+      </w:r>
+      <w:r>
+        <w:rPr>
+          <w:rFonts w:ascii="Arial" w:hAnsi="Arial" w:cs="Arial"/>
+        </w:rPr>
+        <w:t>“</w:t>
+      </w:r>
+      <w:proofErr w:type="spellStart"/>
+      <w:r>
+        <w:rPr>
+          <w:rFonts w:ascii="Arial" w:hAnsi="Arial" w:cs="Arial"/>
+        </w:rPr>
+        <w:t>agregarSectorASitio</w:t>
+      </w:r>
+      <w:proofErr w:type="spellEnd"/>
+      <w:r>
+        <w:rPr>
+          <w:rFonts w:ascii="Arial" w:hAnsi="Arial" w:cs="Arial"/>
+        </w:rPr>
+        <w:t>”</w:t>
+      </w:r>
+      <w:r>
+        <w:rPr>
+          <w:rFonts w:ascii="Arial" w:hAnsi="Arial" w:cs="Arial"/>
+        </w:rPr>
+        <w:t xml:space="preserve"> y </w:t>
+      </w:r>
+      <w:r>
+        <w:rPr>
+          <w:rFonts w:ascii="Arial" w:hAnsi="Arial" w:cs="Arial"/>
+        </w:rPr>
+        <w:t>“</w:t>
+      </w:r>
+      <w:proofErr w:type="spellStart"/>
+      <w:r>
+        <w:rPr>
+          <w:rFonts w:ascii="Arial" w:hAnsi="Arial" w:cs="Arial"/>
+        </w:rPr>
+        <w:t>crearEvento</w:t>
+      </w:r>
+      <w:proofErr w:type="spellEnd"/>
+      <w:r>
+        <w:rPr>
+          <w:rFonts w:ascii="Arial" w:hAnsi="Arial" w:cs="Arial"/>
+        </w:rPr>
+        <w:t>”</w:t>
+      </w:r>
+      <w:r>
+        <w:rPr>
+          <w:rFonts w:ascii="Arial" w:hAnsi="Arial" w:cs="Arial"/>
+        </w:rPr>
+        <w:t xml:space="preserve"> también reciben punteros porque necesitan modificar estructuras existentes o mantener referencias a ellas. En el caso de </w:t>
+      </w:r>
+      <w:r>
+        <w:rPr>
+          <w:rFonts w:ascii="Arial" w:hAnsi="Arial" w:cs="Arial"/>
+        </w:rPr>
+        <w:t>“</w:t>
+      </w:r>
+      <w:proofErr w:type="spellStart"/>
+      <w:r>
+        <w:rPr>
+          <w:rFonts w:ascii="Arial" w:hAnsi="Arial" w:cs="Arial"/>
+        </w:rPr>
+        <w:t>crearEvento</w:t>
+      </w:r>
+      <w:proofErr w:type="spellEnd"/>
+      <w:r>
+        <w:rPr>
+          <w:rFonts w:ascii="Arial" w:hAnsi="Arial" w:cs="Arial"/>
+        </w:rPr>
+        <w:t>”</w:t>
+      </w:r>
+      <w:r>
+        <w:rPr>
+          <w:rFonts w:ascii="Arial" w:hAnsi="Arial" w:cs="Arial"/>
+        </w:rPr>
+        <w:t xml:space="preserve">, almacenar un puntero al sitio en lugar de una </w:t>
+      </w:r>
+      <w:r>
+        <w:rPr>
+          <w:rFonts w:ascii="Arial" w:hAnsi="Arial" w:cs="Arial"/>
+        </w:rPr>
+        <w:t>copia,</w:t>
+      </w:r>
+      <w:r>
+        <w:rPr>
+          <w:rFonts w:ascii="Arial" w:hAnsi="Arial" w:cs="Arial"/>
+        </w:rPr>
+        <w:t xml:space="preserve"> hace que cualquier </w:t>
+      </w:r>
+      <w:r>
+        <w:rPr>
+          <w:rFonts w:ascii="Arial" w:hAnsi="Arial" w:cs="Arial"/>
+        </w:rPr>
+        <w:t>cambio en el sitio se refleje automáticamente en el evento, manteniendo la coherencia de los datos</w:t>
+      </w:r>
+      <w:r>
+        <w:rPr>
+          <w:rFonts w:ascii="Arial" w:hAnsi="Arial" w:cs="Arial"/>
+        </w:rPr>
+        <w:t xml:space="preserve"> ya que luego los datos no están actualizados y podemos tener confusiones</w:t>
+      </w:r>
+      <w:r>
+        <w:rPr>
+          <w:rFonts w:ascii="Arial" w:hAnsi="Arial" w:cs="Arial"/>
+        </w:rPr>
+        <w:t>.</w:t>
+      </w:r>
+    </w:p>
+    <w:p>
+      <w:pPr>
+        <w:spacing w:line="360" w:lineRule="auto"/>
+        <w:ind w:firstLine="708"/>
+        <w:jc w:val="center"/>
+        <w:rPr>
+          <w:rFonts w:ascii="Arial" w:hAnsi="Arial" w:cs="Arial"/>
+          <w:i/>
+          <w:iCs/>
+          <w:color w:val="7F7F7F" w:themeColor="text1" w:themeTint="80"/>
+          <w:sz w:val="22"/>
+          <w:szCs w:val="22"/>
+        </w:rPr>
+      </w:pPr>
+      <w:r>
+        <w:rPr>
+          <w:rFonts w:ascii="Arial" w:hAnsi="Arial" w:cs="Arial"/>
+          <w:i/>
+          <w:iCs/>
+          <w:color w:val="7F7F7F" w:themeColor="text1" w:themeTint="80"/>
+          <w:sz w:val="22"/>
+          <w:szCs w:val="22"/>
+        </w:rPr>
+        <w:t>Figura 35</w:t>
+      </w:r>
+    </w:p>
+    <w:p>
+      <w:pPr>
+        <w:spacing w:line="360" w:lineRule="auto"/>
+        <w:ind w:firstLine="708"/>
+        <w:jc w:val="center"/>
+        <w:rPr>
+          <w:rFonts w:ascii="Arial" w:hAnsi="Arial" w:cs="Arial"/>
+        </w:rPr>
+      </w:pPr>
+      <w:r>
+        <w:rPr>
+          <w:rFonts w:ascii="Arial" w:hAnsi="Arial" w:cs="Arial"/>
+        </w:rPr>
+        <w:drawing>
+          <wp:inline distT="0" distB="0" distL="0" distR="0" wp14:anchorId="392BE983" wp14:editId="418C57BD">
+            <wp:extent cx="3380624" cy="2734887"/>
+            <wp:effectExtent l="0" t="0" r="0" b="8890"/>
+            <wp:docPr id="422681700" name="Imagen 1"/>
+            <wp:cNvGraphicFramePr>
+              <a:graphicFrameLocks xmlns:a="http://schemas.openxmlformats.org/drawingml/2006/main" noChangeAspect="1"/>
+            </wp:cNvGraphicFramePr>
+            <a:graphic xmlns:a="http://schemas.openxmlformats.org/drawingml/2006/main">
+              <a:graphicData uri="http://schemas.openxmlformats.org/drawingml/2006/picture">
+                <pic:pic xmlns:pic="http://schemas.openxmlformats.org/drawingml/2006/picture">
+                  <pic:nvPicPr>
+                    <pic:cNvPr id="422681700" name=""/>
+                    <pic:cNvPicPr/>
+                  </pic:nvPicPr>
+                  <pic:blipFill>
+                    <a:blip r:embed="rId47"/>
+                    <a:stretch>
+                      <a:fillRect/>
+                    </a:stretch>
+                  </pic:blipFill>
+                  <pic:spPr>
+                    <a:xfrm>
+                      <a:off x="0" y="0"/>
+                      <a:ext cx="3384310" cy="2737869"/>
+                    </a:xfrm>
+                    <a:prstGeom prst="rect">
+                      <a:avLst/>
+                    </a:prstGeom>
+                  </pic:spPr>
+                </pic:pic>
+              </a:graphicData>
+            </a:graphic>
+          </wp:inline>
+        </w:drawing>
+      </w:r>
+    </w:p>
+    <w:p>
+      <w:pPr>
+        <w:spacing w:line="360" w:lineRule="auto"/>
+        <w:ind w:firstLine="708"/>
+        <w:jc w:val="both"/>
+        <w:rPr>
+          <w:rFonts w:ascii="Arial" w:hAnsi="Arial" w:cs="Arial"/>
+        </w:rPr>
+      </w:pPr>
+      <w:r>
+        <w:rPr>
+          <w:rFonts w:ascii="Arial" w:hAnsi="Arial" w:cs="Arial"/>
+        </w:rPr>
+        <w:t>E</w:t>
+      </w:r>
+      <w:r>
+        <w:rPr>
+          <w:rFonts w:ascii="Arial" w:hAnsi="Arial" w:cs="Arial"/>
+        </w:rPr>
+        <w:t xml:space="preserve">l paso por valor se utiliza en situaciones donde no es necesario modificar los datos originales. Esto ocurre principalmente con parámetros simples como enteros o caracteres que solo se usan como entrada. Un ejemplo claro es la función </w:t>
+      </w:r>
+      <w:r>
+        <w:rPr>
+          <w:rFonts w:ascii="Arial" w:hAnsi="Arial" w:cs="Arial"/>
+        </w:rPr>
+        <w:t>“</w:t>
+      </w:r>
+      <w:proofErr w:type="spellStart"/>
+      <w:r>
+        <w:rPr>
+          <w:rFonts w:ascii="Arial" w:hAnsi="Arial" w:cs="Arial"/>
+        </w:rPr>
+        <w:t>crearSector</w:t>
+      </w:r>
+      <w:proofErr w:type="spellEnd"/>
+      <w:r>
+        <w:rPr>
+          <w:rFonts w:ascii="Arial" w:hAnsi="Arial" w:cs="Arial"/>
+        </w:rPr>
+        <w:t xml:space="preserve">” como se muestra en la </w:t>
+      </w:r>
+      <w:r>
+        <w:rPr>
+          <w:rFonts w:ascii="Arial" w:hAnsi="Arial" w:cs="Arial"/>
+          <w:i/>
+          <w:iCs/>
+        </w:rPr>
+        <w:t>figura 35</w:t>
+      </w:r>
+      <w:r>
+        <w:rPr>
+          <w:rFonts w:ascii="Arial" w:hAnsi="Arial" w:cs="Arial"/>
+          <w:i/>
+          <w:iCs/>
+        </w:rPr>
+        <w:t>,</w:t>
+      </w:r>
+      <w:r>
+        <w:rPr>
+          <w:rFonts w:ascii="Arial" w:hAnsi="Arial" w:cs="Arial"/>
+        </w:rPr>
+        <w:t xml:space="preserve"> que recibe datos básicos por valor, construye una estructura y la retorna completa. Aquí no hay necesidad de modificar variables externas, por lo que el paso por valor resulta más simple y seguro. Este mismo criterio se aplica a índices y valores de solo lectura en distintas funciones del sistema.</w:t>
+      </w:r>
+    </w:p>
+    <w:p>
+      <w:pPr>
+        <w:pStyle w:val="Ttulo2"/>
+        <w:rPr>
+          <w:rFonts w:ascii="Arial" w:hAnsi="Arial" w:cs="Arial"/>
+          <w:b/>
+          <w:bCs/>
           <w:color w:val="000000" w:themeColor="text1"/>
           <w:sz w:val="24"/>
           <w:szCs w:val="24"/>
         </w:rPr>
-        <w:t xml:space="preserve"> </w:t>
-      </w:r>
-    </w:p>
-    <w:p>
-      <w:pPr>
+      </w:pPr>
+      <w:r>
+        <w:rPr>
+          <w:rFonts w:ascii="Arial" w:hAnsi="Arial" w:cs="Arial"/>
+          <w:b/>
+          <w:bCs/>
+          <w:color w:val="000000" w:themeColor="text1"/>
+          <w:sz w:val="24"/>
+          <w:szCs w:val="24"/>
+        </w:rPr>
+        <w:lastRenderedPageBreak/>
+        <w:t>b. Modularidad y ocultamiento de información</w:t>
+      </w:r>
+    </w:p>
+    <w:p>
+      <w:pPr>
+        <w:jc w:val="center"/>
+        <w:rPr>
+          <w:rFonts w:ascii="Arial" w:hAnsi="Arial" w:cs="Arial"/>
+          <w:i/>
+          <w:iCs/>
+        </w:rPr>
+      </w:pPr>
+      <w:r>
+        <w:rPr>
+          <w:rFonts w:ascii="Arial" w:hAnsi="Arial" w:cs="Arial"/>
+          <w:i/>
+          <w:iCs/>
+          <w:color w:val="7F7F7F" w:themeColor="text1" w:themeTint="80"/>
+          <w:sz w:val="22"/>
+          <w:szCs w:val="22"/>
+        </w:rPr>
+        <w:t>Figura 36</w:t>
+      </w:r>
+    </w:p>
+    <w:p>
+      <w:pPr>
+        <w:spacing w:line="360" w:lineRule="auto"/>
+        <w:jc w:val="both"/>
+        <w:rPr>
+          <w:rFonts w:ascii="Arial" w:hAnsi="Arial" w:cs="Arial"/>
+        </w:rPr>
+      </w:pPr>
+      <w:r>
+        <w:drawing>
+          <wp:anchor distT="0" distB="0" distL="114300" distR="114300" simplePos="0" relativeHeight="251675648" behindDoc="1" locked="0" layoutInCell="1" allowOverlap="1" wp14:anchorId="774B0B06" wp14:editId="3BC45307">
+            <wp:simplePos x="0" y="0"/>
+            <wp:positionH relativeFrom="column">
+              <wp:posOffset>951230</wp:posOffset>
+            </wp:positionH>
+            <wp:positionV relativeFrom="paragraph">
+              <wp:posOffset>10160</wp:posOffset>
+            </wp:positionV>
+            <wp:extent cx="1847850" cy="3121660"/>
+            <wp:effectExtent l="0" t="0" r="0" b="2540"/>
+            <wp:wrapSquare wrapText="bothSides"/>
+            <wp:docPr id="1249900003" name="Imagen 1"/>
+            <wp:cNvGraphicFramePr>
+              <a:graphicFrameLocks xmlns:a="http://schemas.openxmlformats.org/drawingml/2006/main" noChangeAspect="1"/>
+            </wp:cNvGraphicFramePr>
+            <a:graphic xmlns:a="http://schemas.openxmlformats.org/drawingml/2006/main">
+              <a:graphicData uri="http://schemas.openxmlformats.org/drawingml/2006/picture">
+                <pic:pic xmlns:pic="http://schemas.openxmlformats.org/drawingml/2006/picture">
+                  <pic:nvPicPr>
+                    <pic:cNvPr id="1249900003" name=""/>
+                    <pic:cNvPicPr/>
+                  </pic:nvPicPr>
+                  <pic:blipFill rotWithShape="1">
+                    <a:blip r:embed="rId48">
+                      <a:extLst>
+                        <a:ext uri="{28A0092B-C50C-407E-A947-70E740481C1C}">
+                          <a14:useLocalDpi xmlns:a14="http://schemas.microsoft.com/office/drawing/2010/main" val="0"/>
+                        </a:ext>
+                      </a:extLst>
+                    </a:blip>
+                    <a:srcRect b="55224"/>
+                    <a:stretch>
+                      <a:fillRect/>
+                    </a:stretch>
+                  </pic:blipFill>
+                  <pic:spPr bwMode="auto">
+                    <a:xfrm>
+                      <a:off x="0" y="0"/>
+                      <a:ext cx="1847850" cy="3121660"/>
+                    </a:xfrm>
+                    <a:prstGeom prst="rect">
+                      <a:avLst/>
+                    </a:prstGeom>
+                    <a:ln>
+                      <a:noFill/>
+                    </a:ln>
+                    <a:extLst>
+                      <a:ext uri="{53640926-AAD7-44D8-BBD7-CCE9431645EC}">
+                        <a14:shadowObscured xmlns:a14="http://schemas.microsoft.com/office/drawing/2010/main"/>
+                      </a:ext>
+                    </a:extLst>
+                  </pic:spPr>
+                </pic:pic>
+              </a:graphicData>
+            </a:graphic>
+          </wp:anchor>
+        </w:drawing>
+      </w:r>
+      <w:r>
+        <w:rPr>
+          <w:rFonts w:ascii="Arial" w:hAnsi="Arial" w:cs="Arial"/>
+        </w:rPr>
+        <w:drawing>
+          <wp:inline distT="0" distB="0" distL="0" distR="0" wp14:anchorId="25286A41" wp14:editId="4C66F93D">
+            <wp:extent cx="1847850" cy="3841172"/>
+            <wp:effectExtent l="0" t="0" r="0" b="6985"/>
+            <wp:docPr id="1163071126" name="Imagen 1"/>
+            <wp:cNvGraphicFramePr>
+              <a:graphicFrameLocks xmlns:a="http://schemas.openxmlformats.org/drawingml/2006/main" noChangeAspect="1"/>
+            </wp:cNvGraphicFramePr>
+            <a:graphic xmlns:a="http://schemas.openxmlformats.org/drawingml/2006/main">
+              <a:graphicData uri="http://schemas.openxmlformats.org/drawingml/2006/picture">
+                <pic:pic xmlns:pic="http://schemas.openxmlformats.org/drawingml/2006/picture">
+                  <pic:nvPicPr>
+                    <pic:cNvPr id="1163071126" name=""/>
+                    <pic:cNvPicPr/>
+                  </pic:nvPicPr>
+                  <pic:blipFill rotWithShape="1">
+                    <a:blip r:embed="rId48"/>
+                    <a:srcRect t="44908"/>
+                    <a:stretch>
+                      <a:fillRect/>
+                    </a:stretch>
+                  </pic:blipFill>
+                  <pic:spPr bwMode="auto">
+                    <a:xfrm>
+                      <a:off x="0" y="0"/>
+                      <a:ext cx="1848108" cy="3841708"/>
+                    </a:xfrm>
+                    <a:prstGeom prst="rect">
+                      <a:avLst/>
+                    </a:prstGeom>
+                    <a:ln>
+                      <a:noFill/>
+                    </a:ln>
+                    <a:extLst>
+                      <a:ext uri="{53640926-AAD7-44D8-BBD7-CCE9431645EC}">
+                        <a14:shadowObscured xmlns:a14="http://schemas.microsoft.com/office/drawing/2010/main"/>
+                      </a:ext>
+                    </a:extLst>
+                  </pic:spPr>
+                </pic:pic>
+              </a:graphicData>
+            </a:graphic>
+          </wp:inline>
+        </w:drawing>
+      </w:r>
+    </w:p>
+    <w:p>
+      <w:pPr>
+        <w:spacing w:line="360" w:lineRule="auto"/>
         <w:ind w:firstLine="708"/>
         <w:jc w:val="both"/>
         <w:rPr>
@@ -6641,6 +8958,877 @@
         <w:rPr>
           <w:rFonts w:ascii="Arial" w:hAnsi="Arial" w:cs="Arial"/>
         </w:rPr>
+        <w:t>El modularidad</w:t>
+      </w:r>
+      <w:r>
+        <w:rPr>
+          <w:rFonts w:ascii="Arial" w:hAnsi="Arial" w:cs="Arial"/>
+        </w:rPr>
+        <w:t xml:space="preserve"> del sistema se diseñó para mantener el código organizado, escalable y fácil de mantener. En lugar de concentrar toda la lógica en un solo archivo, el programa se divide en múltiples módulos, cada uno responsable de una parte específica del dominio, como sitios, eventos, sectores, asientos, facturación, administración y cliente. Esta separación permite trabajar cada componente de forma independiente sin afectar el resto del sistema</w:t>
+      </w:r>
+      <w:r>
+        <w:rPr>
+          <w:rFonts w:ascii="Arial" w:hAnsi="Arial" w:cs="Arial"/>
+        </w:rPr>
+        <w:t xml:space="preserve"> como se muestra en la </w:t>
+      </w:r>
+      <w:r>
+        <w:rPr>
+          <w:rFonts w:ascii="Arial" w:hAnsi="Arial" w:cs="Arial"/>
+          <w:i/>
+          <w:iCs/>
+        </w:rPr>
+        <w:t>figura 36</w:t>
+      </w:r>
+      <w:r>
+        <w:rPr>
+          <w:rFonts w:ascii="Arial" w:hAnsi="Arial" w:cs="Arial"/>
+          <w:i/>
+          <w:iCs/>
+        </w:rPr>
+        <w:t>.</w:t>
+      </w:r>
+    </w:p>
+    <w:p>
+      <w:pPr>
+        <w:spacing w:line="360" w:lineRule="auto"/>
+        <w:ind w:firstLine="708"/>
+        <w:jc w:val="both"/>
+        <w:rPr>
+          <w:rFonts w:ascii="Arial" w:hAnsi="Arial" w:cs="Arial"/>
+        </w:rPr>
+      </w:pPr>
+      <w:r>
+        <w:rPr>
+          <w:rFonts w:ascii="Arial" w:hAnsi="Arial" w:cs="Arial"/>
+        </w:rPr>
+        <w:t xml:space="preserve">Cada módulo se compone de dos archivos: un </w:t>
+      </w:r>
+      <w:r>
+        <w:rPr>
+          <w:rFonts w:ascii="Arial" w:hAnsi="Arial" w:cs="Arial"/>
+        </w:rPr>
+        <w:t>“</w:t>
+      </w:r>
+      <w:r>
+        <w:rPr>
+          <w:rFonts w:ascii="Arial" w:hAnsi="Arial" w:cs="Arial"/>
+        </w:rPr>
+        <w:t>.h</w:t>
+      </w:r>
+      <w:r>
+        <w:rPr>
+          <w:rFonts w:ascii="Arial" w:hAnsi="Arial" w:cs="Arial"/>
+        </w:rPr>
+        <w:t>”</w:t>
+      </w:r>
+      <w:r>
+        <w:rPr>
+          <w:rFonts w:ascii="Arial" w:hAnsi="Arial" w:cs="Arial"/>
+        </w:rPr>
+        <w:t xml:space="preserve"> (encabezado) y un </w:t>
+      </w:r>
+      <w:r>
+        <w:rPr>
+          <w:rFonts w:ascii="Arial" w:hAnsi="Arial" w:cs="Arial"/>
+        </w:rPr>
+        <w:t>“</w:t>
+      </w:r>
+      <w:r>
+        <w:rPr>
+          <w:rFonts w:ascii="Arial" w:hAnsi="Arial" w:cs="Arial"/>
+        </w:rPr>
+        <w:t>.c</w:t>
+      </w:r>
+      <w:r>
+        <w:rPr>
+          <w:rFonts w:ascii="Arial" w:hAnsi="Arial" w:cs="Arial"/>
+        </w:rPr>
+        <w:t xml:space="preserve">” </w:t>
+      </w:r>
+      <w:r>
+        <w:rPr>
+          <w:rFonts w:ascii="Arial" w:hAnsi="Arial" w:cs="Arial"/>
+        </w:rPr>
+        <w:t xml:space="preserve">(implementación). Los archivos </w:t>
+      </w:r>
+      <w:r>
+        <w:rPr>
+          <w:rFonts w:ascii="Arial" w:hAnsi="Arial" w:cs="Arial"/>
+        </w:rPr>
+        <w:t>“</w:t>
+      </w:r>
+      <w:r>
+        <w:rPr>
+          <w:rFonts w:ascii="Arial" w:hAnsi="Arial" w:cs="Arial"/>
+        </w:rPr>
+        <w:t>.h</w:t>
+      </w:r>
+      <w:r>
+        <w:rPr>
+          <w:rFonts w:ascii="Arial" w:hAnsi="Arial" w:cs="Arial"/>
+        </w:rPr>
+        <w:t xml:space="preserve">” </w:t>
+      </w:r>
+      <w:r>
+        <w:rPr>
+          <w:rFonts w:ascii="Arial" w:hAnsi="Arial" w:cs="Arial"/>
+        </w:rPr>
+        <w:t>contienen únicamente las definiciones de estructuras (</w:t>
+      </w:r>
+      <w:r>
+        <w:rPr>
+          <w:rFonts w:ascii="Arial" w:hAnsi="Arial" w:cs="Arial"/>
+        </w:rPr>
+        <w:t>“</w:t>
+      </w:r>
+      <w:proofErr w:type="spellStart"/>
+      <w:r>
+        <w:rPr>
+          <w:rFonts w:ascii="Arial" w:hAnsi="Arial" w:cs="Arial"/>
+        </w:rPr>
+        <w:t>struct</w:t>
+      </w:r>
+      <w:proofErr w:type="spellEnd"/>
+      <w:r>
+        <w:rPr>
+          <w:rFonts w:ascii="Arial" w:hAnsi="Arial" w:cs="Arial"/>
+        </w:rPr>
+        <w:t>”</w:t>
+      </w:r>
+      <w:r>
+        <w:rPr>
+          <w:rFonts w:ascii="Arial" w:hAnsi="Arial" w:cs="Arial"/>
+        </w:rPr>
+        <w:t>)</w:t>
+      </w:r>
+      <w:r>
+        <w:rPr>
+          <w:rFonts w:ascii="Arial" w:hAnsi="Arial" w:cs="Arial"/>
+        </w:rPr>
+        <w:t xml:space="preserve"> como se muestra en la </w:t>
+      </w:r>
+      <w:r>
+        <w:rPr>
+          <w:rFonts w:ascii="Arial" w:hAnsi="Arial" w:cs="Arial"/>
+          <w:i/>
+          <w:iCs/>
+        </w:rPr>
+        <w:t>figura 37</w:t>
+      </w:r>
+      <w:r>
+        <w:rPr>
+          <w:rFonts w:ascii="Arial" w:hAnsi="Arial" w:cs="Arial"/>
+        </w:rPr>
+        <w:t xml:space="preserve"> y los prototipos de funciones que otros módulos pueden utilizar. En cambio, los archivos </w:t>
+      </w:r>
+      <w:r>
+        <w:rPr>
+          <w:rFonts w:ascii="Arial" w:hAnsi="Arial" w:cs="Arial"/>
+        </w:rPr>
+        <w:t>“</w:t>
+      </w:r>
+      <w:r>
+        <w:rPr>
+          <w:rFonts w:ascii="Arial" w:hAnsi="Arial" w:cs="Arial"/>
+        </w:rPr>
+        <w:t>.</w:t>
+      </w:r>
+      <w:r>
+        <w:rPr>
+          <w:rFonts w:ascii="Arial" w:hAnsi="Arial" w:cs="Arial"/>
+        </w:rPr>
+        <w:t>c”</w:t>
+      </w:r>
+      <w:r>
+        <w:rPr>
+          <w:rFonts w:ascii="Arial" w:hAnsi="Arial" w:cs="Arial"/>
+        </w:rPr>
+        <w:t xml:space="preserve"> incluyen toda la lógica interna y las funciones auxiliares. Esto crea una especie de “contrato”: otros </w:t>
+      </w:r>
+      <w:r>
+        <w:rPr>
+          <w:rFonts w:ascii="Arial" w:hAnsi="Arial" w:cs="Arial"/>
+        </w:rPr>
+        <w:lastRenderedPageBreak/>
+        <w:t>módulos saben qué funciones pueden usar, pero no cómo están implementadas internamente. Así se logra un verdadero ocultamiento de información.</w:t>
+      </w:r>
+    </w:p>
+    <w:p>
+      <w:pPr>
+        <w:spacing w:line="360" w:lineRule="auto"/>
+        <w:ind w:firstLine="708"/>
+        <w:jc w:val="center"/>
+        <w:rPr>
+          <w:rFonts w:ascii="Arial" w:hAnsi="Arial" w:cs="Arial"/>
+        </w:rPr>
+      </w:pPr>
+      <w:r>
+        <w:rPr>
+          <w:rFonts w:ascii="Arial" w:hAnsi="Arial" w:cs="Arial"/>
+          <w:i/>
+          <w:iCs/>
+          <w:color w:val="7F7F7F" w:themeColor="text1" w:themeTint="80"/>
+          <w:sz w:val="22"/>
+          <w:szCs w:val="22"/>
+        </w:rPr>
+        <w:t>Figura 37</w:t>
+      </w:r>
+    </w:p>
+    <w:p>
+      <w:pPr>
+        <w:spacing w:line="360" w:lineRule="auto"/>
+        <w:ind w:firstLine="708"/>
+        <w:jc w:val="center"/>
+        <w:rPr>
+          <w:rFonts w:ascii="Arial" w:hAnsi="Arial" w:cs="Arial"/>
+        </w:rPr>
+      </w:pPr>
+      <w:r>
+        <w:rPr>
+          <w:rFonts w:ascii="Arial" w:hAnsi="Arial" w:cs="Arial"/>
+        </w:rPr>
+        <w:drawing>
+          <wp:inline distT="0" distB="0" distL="0" distR="0" wp14:anchorId="2A7B8A07" wp14:editId="726C7789">
+            <wp:extent cx="3537894" cy="2660073"/>
+            <wp:effectExtent l="0" t="0" r="5715" b="6985"/>
+            <wp:docPr id="1292888794" name="Imagen 1"/>
+            <wp:cNvGraphicFramePr>
+              <a:graphicFrameLocks xmlns:a="http://schemas.openxmlformats.org/drawingml/2006/main" noChangeAspect="1"/>
+            </wp:cNvGraphicFramePr>
+            <a:graphic xmlns:a="http://schemas.openxmlformats.org/drawingml/2006/main">
+              <a:graphicData uri="http://schemas.openxmlformats.org/drawingml/2006/picture">
+                <pic:pic xmlns:pic="http://schemas.openxmlformats.org/drawingml/2006/picture">
+                  <pic:nvPicPr>
+                    <pic:cNvPr id="1292888794" name=""/>
+                    <pic:cNvPicPr/>
+                  </pic:nvPicPr>
+                  <pic:blipFill>
+                    <a:blip r:embed="rId49"/>
+                    <a:stretch>
+                      <a:fillRect/>
+                    </a:stretch>
+                  </pic:blipFill>
+                  <pic:spPr>
+                    <a:xfrm>
+                      <a:off x="0" y="0"/>
+                      <a:ext cx="3562868" cy="2678851"/>
+                    </a:xfrm>
+                    <a:prstGeom prst="rect">
+                      <a:avLst/>
+                    </a:prstGeom>
+                  </pic:spPr>
+                </pic:pic>
+              </a:graphicData>
+            </a:graphic>
+          </wp:inline>
+        </w:drawing>
+      </w:r>
+    </w:p>
+    <w:p>
+      <w:pPr>
+        <w:spacing w:line="360" w:lineRule="auto"/>
+        <w:ind w:firstLine="708"/>
+        <w:jc w:val="both"/>
+        <w:rPr>
+          <w:rFonts w:ascii="Arial" w:hAnsi="Arial" w:cs="Arial"/>
+        </w:rPr>
+      </w:pPr>
+      <w:r>
+        <w:rPr>
+          <w:rFonts w:ascii="Arial" w:hAnsi="Arial" w:cs="Arial"/>
+        </w:rPr>
+        <w:t>El archivo principal (</w:t>
+      </w:r>
+      <w:proofErr w:type="spellStart"/>
+      <w:r>
+        <w:rPr>
+          <w:rFonts w:ascii="Arial" w:hAnsi="Arial" w:cs="Arial"/>
+        </w:rPr>
+        <w:t>main.c</w:t>
+      </w:r>
+      <w:proofErr w:type="spellEnd"/>
+      <w:r>
+        <w:rPr>
+          <w:rFonts w:ascii="Arial" w:hAnsi="Arial" w:cs="Arial"/>
+        </w:rPr>
+        <w:t xml:space="preserve">) sigue </w:t>
+      </w:r>
+      <w:r>
+        <w:rPr>
+          <w:rFonts w:ascii="Arial" w:hAnsi="Arial" w:cs="Arial"/>
+        </w:rPr>
+        <w:t>esto mismo</w:t>
+      </w:r>
+      <w:r>
+        <w:rPr>
+          <w:rFonts w:ascii="Arial" w:hAnsi="Arial" w:cs="Arial"/>
+        </w:rPr>
+        <w:t xml:space="preserve">. Solo incluye los encabezados públicos y se limita a llamar funciones de </w:t>
+      </w:r>
+      <w:r>
+        <w:rPr>
+          <w:rFonts w:ascii="Arial" w:hAnsi="Arial" w:cs="Arial"/>
+        </w:rPr>
+        <w:t xml:space="preserve">implementación como se muestra en la </w:t>
+      </w:r>
+      <w:r>
+        <w:rPr>
+          <w:rFonts w:ascii="Arial" w:hAnsi="Arial" w:cs="Arial"/>
+          <w:i/>
+          <w:iCs/>
+        </w:rPr>
+        <w:t>figura 38</w:t>
+      </w:r>
+      <w:r>
+        <w:rPr>
+          <w:rFonts w:ascii="Arial" w:hAnsi="Arial" w:cs="Arial"/>
+          <w:i/>
+          <w:iCs/>
+        </w:rPr>
+        <w:t>.</w:t>
+      </w:r>
+      <w:r>
+        <w:rPr>
+          <w:rFonts w:ascii="Arial" w:hAnsi="Arial" w:cs="Arial"/>
+        </w:rPr>
+        <w:t xml:space="preserve"> No tiene acceso directo a variables internas ni a funciones auxiliares de otros módulos, lo que reduce el acoplamiento y evita dependencias innecesarias.</w:t>
+      </w:r>
+    </w:p>
+    <w:p>
+      <w:pPr>
+        <w:spacing w:line="360" w:lineRule="auto"/>
+        <w:ind w:firstLine="708"/>
+        <w:jc w:val="center"/>
+        <w:rPr>
+          <w:rFonts w:ascii="Arial" w:hAnsi="Arial" w:cs="Arial"/>
+          <w:i/>
+          <w:iCs/>
+          <w:color w:val="7F7F7F" w:themeColor="text1" w:themeTint="80"/>
+          <w:sz w:val="22"/>
+          <w:szCs w:val="22"/>
+        </w:rPr>
+      </w:pPr>
+      <w:r>
+        <w:rPr>
+          <w:rFonts w:ascii="Arial" w:hAnsi="Arial" w:cs="Arial"/>
+          <w:i/>
+          <w:iCs/>
+          <w:color w:val="7F7F7F" w:themeColor="text1" w:themeTint="80"/>
+          <w:sz w:val="22"/>
+          <w:szCs w:val="22"/>
+        </w:rPr>
+        <w:t>Figura 38</w:t>
+      </w:r>
+    </w:p>
+    <w:p>
+      <w:pPr>
+        <w:spacing w:line="360" w:lineRule="auto"/>
+        <w:jc w:val="center"/>
+        <w:rPr>
+          <w:rFonts w:ascii="Arial" w:hAnsi="Arial" w:cs="Arial"/>
+        </w:rPr>
+      </w:pPr>
+      <w:r>
+        <w:rPr>
+          <w:rFonts w:ascii="Arial" w:hAnsi="Arial" w:cs="Arial"/>
+        </w:rPr>
+        <w:drawing>
+          <wp:inline distT="0" distB="0" distL="0" distR="0" wp14:anchorId="1B0E128C" wp14:editId="335C6A8D">
+            <wp:extent cx="2392218" cy="1696716"/>
+            <wp:effectExtent l="0" t="0" r="8255" b="0"/>
+            <wp:docPr id="1968397801" name="Imagen 1"/>
+            <wp:cNvGraphicFramePr>
+              <a:graphicFrameLocks xmlns:a="http://schemas.openxmlformats.org/drawingml/2006/main" noChangeAspect="1"/>
+            </wp:cNvGraphicFramePr>
+            <a:graphic xmlns:a="http://schemas.openxmlformats.org/drawingml/2006/main">
+              <a:graphicData uri="http://schemas.openxmlformats.org/drawingml/2006/picture">
+                <pic:pic xmlns:pic="http://schemas.openxmlformats.org/drawingml/2006/picture">
+                  <pic:nvPicPr>
+                    <pic:cNvPr id="1968397801" name=""/>
+                    <pic:cNvPicPr/>
+                  </pic:nvPicPr>
+                  <pic:blipFill>
+                    <a:blip r:embed="rId50"/>
+                    <a:stretch>
+                      <a:fillRect/>
+                    </a:stretch>
+                  </pic:blipFill>
+                  <pic:spPr>
+                    <a:xfrm>
+                      <a:off x="0" y="0"/>
+                      <a:ext cx="2397803" cy="1700677"/>
+                    </a:xfrm>
+                    <a:prstGeom prst="rect">
+                      <a:avLst/>
+                    </a:prstGeom>
+                  </pic:spPr>
+                </pic:pic>
+              </a:graphicData>
+            </a:graphic>
+          </wp:inline>
+        </w:drawing>
+      </w:r>
+    </w:p>
+    <w:p>
+      <w:pPr>
+        <w:spacing w:line="360" w:lineRule="auto"/>
+        <w:ind w:firstLine="708"/>
+        <w:jc w:val="both"/>
+        <w:rPr>
+          <w:rFonts w:ascii="Arial" w:hAnsi="Arial" w:cs="Arial"/>
+        </w:rPr>
+      </w:pPr>
+      <w:r>
+        <w:rPr>
+          <w:rFonts w:ascii="Arial" w:hAnsi="Arial" w:cs="Arial"/>
+        </w:rPr>
+        <w:t xml:space="preserve">Un aspecto clave del ocultamiento es el uso de funciones </w:t>
+      </w:r>
+      <w:r>
+        <w:rPr>
+          <w:rFonts w:ascii="Arial" w:hAnsi="Arial" w:cs="Arial"/>
+        </w:rPr>
+        <w:t>“</w:t>
+      </w:r>
+      <w:proofErr w:type="spellStart"/>
+      <w:r>
+        <w:rPr>
+          <w:rFonts w:ascii="Arial" w:hAnsi="Arial" w:cs="Arial"/>
+        </w:rPr>
+        <w:t>static</w:t>
+      </w:r>
+      <w:proofErr w:type="spellEnd"/>
+      <w:r>
+        <w:rPr>
+          <w:rFonts w:ascii="Arial" w:hAnsi="Arial" w:cs="Arial"/>
+        </w:rPr>
+        <w:t>”</w:t>
+      </w:r>
+      <w:r>
+        <w:rPr>
+          <w:rFonts w:ascii="Arial" w:hAnsi="Arial" w:cs="Arial"/>
+        </w:rPr>
+        <w:t xml:space="preserve">. Estas funciones están limitadas al archivo donde se definen, lo que significa que ningún otro módulo puede acceder a ellas. Se utilizan para tareas internas como validaciones, limpieza de datos o funciones auxiliares que no tienen sentido fuera </w:t>
+      </w:r>
+      <w:r>
+        <w:rPr>
+          <w:rFonts w:ascii="Arial" w:hAnsi="Arial" w:cs="Arial"/>
+        </w:rPr>
+        <w:lastRenderedPageBreak/>
+        <w:t>de su contexto. Esto no solo mejora la organización, sino que también previene errores al evitar que otras partes del programa dependan de detalles internos.</w:t>
+      </w:r>
+    </w:p>
+    <w:p>
+      <w:pPr>
+        <w:spacing w:line="360" w:lineRule="auto"/>
+        <w:ind w:firstLine="708"/>
+        <w:jc w:val="both"/>
+        <w:rPr>
+          <w:rFonts w:ascii="Arial" w:hAnsi="Arial" w:cs="Arial"/>
+        </w:rPr>
+      </w:pPr>
+      <w:r>
+        <w:rPr>
+          <w:rFonts w:ascii="Arial" w:hAnsi="Arial" w:cs="Arial"/>
+        </w:rPr>
+        <w:t xml:space="preserve">En cuanto al manejo del estado global, se utiliza la palabra clave </w:t>
+      </w:r>
+      <w:r>
+        <w:rPr>
+          <w:rFonts w:ascii="Arial" w:hAnsi="Arial" w:cs="Arial"/>
+        </w:rPr>
+        <w:t>“</w:t>
+      </w:r>
+      <w:proofErr w:type="spellStart"/>
+      <w:r>
+        <w:rPr>
+          <w:rFonts w:ascii="Arial" w:hAnsi="Arial" w:cs="Arial"/>
+        </w:rPr>
+        <w:t>extern</w:t>
+      </w:r>
+      <w:proofErr w:type="spellEnd"/>
+      <w:r>
+        <w:rPr>
+          <w:rFonts w:ascii="Arial" w:hAnsi="Arial" w:cs="Arial"/>
+        </w:rPr>
+        <w:t>”</w:t>
+      </w:r>
+      <w:r>
+        <w:rPr>
+          <w:rFonts w:ascii="Arial" w:hAnsi="Arial" w:cs="Arial"/>
+        </w:rPr>
+        <w:t xml:space="preserve"> de forma controlada. Las variables globales se definen en un único archivo </w:t>
+      </w:r>
+      <w:r>
+        <w:rPr>
+          <w:rFonts w:ascii="Arial" w:hAnsi="Arial" w:cs="Arial"/>
+        </w:rPr>
+        <w:t>“</w:t>
+      </w:r>
+      <w:r>
+        <w:rPr>
+          <w:rFonts w:ascii="Arial" w:hAnsi="Arial" w:cs="Arial"/>
+        </w:rPr>
+        <w:t>.c</w:t>
+      </w:r>
+      <w:r>
+        <w:rPr>
+          <w:rFonts w:ascii="Arial" w:hAnsi="Arial" w:cs="Arial"/>
+        </w:rPr>
+        <w:t>”</w:t>
+      </w:r>
+      <w:r>
+        <w:rPr>
+          <w:rFonts w:ascii="Arial" w:hAnsi="Arial" w:cs="Arial"/>
+        </w:rPr>
+        <w:t xml:space="preserve">, pero se declaran en </w:t>
+      </w:r>
+      <w:proofErr w:type="spellStart"/>
+      <w:r>
+        <w:rPr>
+          <w:rFonts w:ascii="Arial" w:hAnsi="Arial" w:cs="Arial"/>
+        </w:rPr>
+        <w:t>el</w:t>
+      </w:r>
+      <w:proofErr w:type="spellEnd"/>
+      <w:r>
+        <w:rPr>
+          <w:rFonts w:ascii="Arial" w:hAnsi="Arial" w:cs="Arial"/>
+        </w:rPr>
+        <w:t xml:space="preserve"> </w:t>
+      </w:r>
+      <w:r>
+        <w:rPr>
+          <w:rFonts w:ascii="Arial" w:hAnsi="Arial" w:cs="Arial"/>
+        </w:rPr>
+        <w:t>“</w:t>
+      </w:r>
+      <w:r>
+        <w:rPr>
+          <w:rFonts w:ascii="Arial" w:hAnsi="Arial" w:cs="Arial"/>
+        </w:rPr>
+        <w:t>.h</w:t>
+      </w:r>
+      <w:r>
+        <w:rPr>
+          <w:rFonts w:ascii="Arial" w:hAnsi="Arial" w:cs="Arial"/>
+        </w:rPr>
+        <w:t>”</w:t>
+      </w:r>
+      <w:r>
+        <w:rPr>
+          <w:rFonts w:ascii="Arial" w:hAnsi="Arial" w:cs="Arial"/>
+        </w:rPr>
+        <w:t xml:space="preserve"> correspondiente con </w:t>
+      </w:r>
+      <w:r>
+        <w:rPr>
+          <w:rFonts w:ascii="Arial" w:hAnsi="Arial" w:cs="Arial"/>
+        </w:rPr>
+        <w:t>“</w:t>
+      </w:r>
+      <w:proofErr w:type="spellStart"/>
+      <w:r>
+        <w:rPr>
+          <w:rFonts w:ascii="Arial" w:hAnsi="Arial" w:cs="Arial"/>
+        </w:rPr>
+        <w:t>extern</w:t>
+      </w:r>
+      <w:proofErr w:type="spellEnd"/>
+      <w:r>
+        <w:rPr>
+          <w:rFonts w:ascii="Arial" w:hAnsi="Arial" w:cs="Arial"/>
+        </w:rPr>
+        <w:t>”</w:t>
+      </w:r>
+      <w:r>
+        <w:rPr>
+          <w:rFonts w:ascii="Arial" w:hAnsi="Arial" w:cs="Arial"/>
+        </w:rPr>
+        <w:t xml:space="preserve">. Esto permite que otros módulos puedan acceder a ellas de forma explícita, sin duplicar definiciones. </w:t>
+      </w:r>
+    </w:p>
+    <w:p>
+      <w:pPr>
+        <w:spacing w:line="360" w:lineRule="auto"/>
+        <w:ind w:firstLine="708"/>
+        <w:jc w:val="both"/>
+        <w:rPr>
+          <w:rFonts w:ascii="Arial" w:hAnsi="Arial" w:cs="Arial"/>
+        </w:rPr>
+      </w:pPr>
+      <w:r>
+        <w:rPr>
+          <w:rFonts w:ascii="Arial" w:hAnsi="Arial" w:cs="Arial"/>
+        </w:rPr>
+        <w:t>E</w:t>
+      </w:r>
+      <w:r>
+        <w:rPr>
+          <w:rFonts w:ascii="Arial" w:hAnsi="Arial" w:cs="Arial"/>
+        </w:rPr>
+        <w:t>l uso de macros (</w:t>
+      </w:r>
+      <w:r>
+        <w:rPr>
+          <w:rFonts w:ascii="Arial" w:hAnsi="Arial" w:cs="Arial"/>
+        </w:rPr>
+        <w:t>“</w:t>
+      </w:r>
+      <w:r>
+        <w:rPr>
+          <w:rFonts w:ascii="Arial" w:hAnsi="Arial" w:cs="Arial"/>
+        </w:rPr>
+        <w:t>#define</w:t>
+      </w:r>
+      <w:r>
+        <w:rPr>
+          <w:rFonts w:ascii="Arial" w:hAnsi="Arial" w:cs="Arial"/>
+        </w:rPr>
+        <w:t>”</w:t>
+      </w:r>
+      <w:r>
+        <w:rPr>
+          <w:rFonts w:ascii="Arial" w:hAnsi="Arial" w:cs="Arial"/>
+        </w:rPr>
+        <w:t>) centraliza constantes importantes del sistema, como tamaños máximos o nombres de archivos. Esto facilita el mantenimiento, ya que cualquier cambio se realiza en un solo lugar y se refleja automáticamente en todo el programa al recompilar. Además, los guardas de inclusión (</w:t>
+      </w:r>
+      <w:r>
+        <w:rPr>
+          <w:rFonts w:ascii="Arial" w:hAnsi="Arial" w:cs="Arial"/>
+        </w:rPr>
+        <w:t>“</w:t>
+      </w:r>
+      <w:r>
+        <w:rPr>
+          <w:rFonts w:ascii="Arial" w:hAnsi="Arial" w:cs="Arial"/>
+        </w:rPr>
+        <w:t>#</w:t>
+      </w:r>
+      <w:proofErr w:type="spellStart"/>
+      <w:r>
+        <w:rPr>
+          <w:rFonts w:ascii="Arial" w:hAnsi="Arial" w:cs="Arial"/>
+        </w:rPr>
+        <w:t>ifndef</w:t>
+      </w:r>
+      <w:proofErr w:type="spellEnd"/>
+      <w:r>
+        <w:rPr>
+          <w:rFonts w:ascii="Arial" w:hAnsi="Arial" w:cs="Arial"/>
+        </w:rPr>
+        <w:t>”</w:t>
+      </w:r>
+      <w:r>
+        <w:rPr>
+          <w:rFonts w:ascii="Arial" w:hAnsi="Arial" w:cs="Arial"/>
+        </w:rPr>
+        <w:t xml:space="preserve">, </w:t>
+      </w:r>
+      <w:r>
+        <w:rPr>
+          <w:rFonts w:ascii="Arial" w:hAnsi="Arial" w:cs="Arial"/>
+        </w:rPr>
+        <w:t>“</w:t>
+      </w:r>
+      <w:r>
+        <w:rPr>
+          <w:rFonts w:ascii="Arial" w:hAnsi="Arial" w:cs="Arial"/>
+        </w:rPr>
+        <w:t>#define</w:t>
+      </w:r>
+      <w:r>
+        <w:rPr>
+          <w:rFonts w:ascii="Arial" w:hAnsi="Arial" w:cs="Arial"/>
+        </w:rPr>
+        <w:t>”</w:t>
+      </w:r>
+      <w:r>
+        <w:rPr>
+          <w:rFonts w:ascii="Arial" w:hAnsi="Arial" w:cs="Arial"/>
+        </w:rPr>
+        <w:t xml:space="preserve">, </w:t>
+      </w:r>
+      <w:r>
+        <w:rPr>
+          <w:rFonts w:ascii="Arial" w:hAnsi="Arial" w:cs="Arial"/>
+        </w:rPr>
+        <w:t>“</w:t>
+      </w:r>
+      <w:r>
+        <w:rPr>
+          <w:rFonts w:ascii="Arial" w:hAnsi="Arial" w:cs="Arial"/>
+        </w:rPr>
+        <w:t>#</w:t>
+      </w:r>
+      <w:proofErr w:type="spellStart"/>
+      <w:r>
+        <w:rPr>
+          <w:rFonts w:ascii="Arial" w:hAnsi="Arial" w:cs="Arial"/>
+        </w:rPr>
+        <w:t>endif</w:t>
+      </w:r>
+      <w:proofErr w:type="spellEnd"/>
+      <w:r>
+        <w:rPr>
+          <w:rFonts w:ascii="Arial" w:hAnsi="Arial" w:cs="Arial"/>
+        </w:rPr>
+        <w:t>”</w:t>
+      </w:r>
+      <w:r>
+        <w:rPr>
+          <w:rFonts w:ascii="Arial" w:hAnsi="Arial" w:cs="Arial"/>
+        </w:rPr>
+        <w:t xml:space="preserve">) </w:t>
+      </w:r>
+      <w:r>
+        <w:rPr>
+          <w:rFonts w:ascii="Arial" w:hAnsi="Arial" w:cs="Arial"/>
+        </w:rPr>
+        <w:t>como</w:t>
+      </w:r>
+      <w:r>
+        <w:rPr>
+          <w:rFonts w:ascii="Arial" w:hAnsi="Arial" w:cs="Arial"/>
+        </w:rPr>
+        <w:t xml:space="preserve"> se muestra en la figura 39.</w:t>
+      </w:r>
+    </w:p>
+    <w:p>
+      <w:pPr>
+        <w:spacing w:line="360" w:lineRule="auto"/>
+        <w:ind w:firstLine="708"/>
+        <w:jc w:val="center"/>
+        <w:rPr>
+          <w:rFonts w:ascii="Arial" w:hAnsi="Arial" w:cs="Arial"/>
+          <w:i/>
+          <w:iCs/>
+          <w:color w:val="7F7F7F" w:themeColor="text1" w:themeTint="80"/>
+        </w:rPr>
+      </w:pPr>
+      <w:r>
+        <w:rPr>
+          <w:rFonts w:ascii="Arial" w:hAnsi="Arial" w:cs="Arial"/>
+          <w:i/>
+          <w:iCs/>
+          <w:color w:val="7F7F7F" w:themeColor="text1" w:themeTint="80"/>
+        </w:rPr>
+        <w:t>Figura 39</w:t>
+      </w:r>
+    </w:p>
+    <w:p>
+      <w:pPr>
+        <w:jc w:val="center"/>
+      </w:pPr>
+      <w:r>
+        <w:drawing>
+          <wp:inline distT="0" distB="0" distL="0" distR="0" wp14:anchorId="54073BD7" wp14:editId="01140081">
+            <wp:extent cx="2456873" cy="4686754"/>
+            <wp:effectExtent l="0" t="0" r="635" b="0"/>
+            <wp:docPr id="2143605461" name="Imagen 1"/>
+            <wp:cNvGraphicFramePr>
+              <a:graphicFrameLocks xmlns:a="http://schemas.openxmlformats.org/drawingml/2006/main" noChangeAspect="1"/>
+            </wp:cNvGraphicFramePr>
+            <a:graphic xmlns:a="http://schemas.openxmlformats.org/drawingml/2006/main">
+              <a:graphicData uri="http://schemas.openxmlformats.org/drawingml/2006/picture">
+                <pic:pic xmlns:pic="http://schemas.openxmlformats.org/drawingml/2006/picture">
+                  <pic:nvPicPr>
+                    <pic:cNvPr id="2143605461" name=""/>
+                    <pic:cNvPicPr/>
+                  </pic:nvPicPr>
+                  <pic:blipFill>
+                    <a:blip r:embed="rId51"/>
+                    <a:stretch>
+                      <a:fillRect/>
+                    </a:stretch>
+                  </pic:blipFill>
+                  <pic:spPr>
+                    <a:xfrm>
+                      <a:off x="0" y="0"/>
+                      <a:ext cx="2469223" cy="4710312"/>
+                    </a:xfrm>
+                    <a:prstGeom prst="rect">
+                      <a:avLst/>
+                    </a:prstGeom>
+                  </pic:spPr>
+                </pic:pic>
+              </a:graphicData>
+            </a:graphic>
+          </wp:inline>
+        </w:drawing>
+      </w:r>
+    </w:p>
+    <w:p>
+      <w:pPr>
+        <w:jc w:val="center"/>
+      </w:pPr>
+    </w:p>
+    <w:p>
+      <w:pPr>
+        <w:pStyle w:val="Ttulo2"/>
+        <w:spacing w:line="360" w:lineRule="auto"/>
+        <w:jc w:val="both"/>
+        <w:rPr>
+          <w:rFonts w:ascii="Arial" w:hAnsi="Arial" w:cs="Arial"/>
+          <w:color w:val="000000" w:themeColor="text1"/>
+          <w:sz w:val="24"/>
+          <w:szCs w:val="24"/>
+        </w:rPr>
+      </w:pPr>
+      <w:bookmarkStart w:id="6" w:name="_Toc225548454"/>
+      <w:r>
+        <w:rPr>
+          <w:rFonts w:ascii="Arial" w:hAnsi="Arial" w:cs="Arial"/>
+          <w:color w:val="000000" w:themeColor="text1"/>
+          <w:sz w:val="24"/>
+          <w:szCs w:val="24"/>
+        </w:rPr>
+        <w:t>c</w:t>
+      </w:r>
+      <w:r>
+        <w:rPr>
+          <w:rFonts w:ascii="Arial" w:hAnsi="Arial" w:cs="Arial"/>
+          <w:color w:val="000000" w:themeColor="text1"/>
+          <w:sz w:val="24"/>
+          <w:szCs w:val="24"/>
+        </w:rPr>
+        <w:t>.</w:t>
+      </w:r>
+      <w:r>
+        <w:rPr>
+          <w:rFonts w:ascii="Arial" w:hAnsi="Arial" w:cs="Arial"/>
+          <w:b/>
+          <w:bCs/>
+          <w:color w:val="000000" w:themeColor="text1"/>
+          <w:sz w:val="24"/>
+          <w:szCs w:val="24"/>
+        </w:rPr>
+        <w:t xml:space="preserve"> Bitácora</w:t>
+      </w:r>
+      <w:bookmarkEnd w:id="6"/>
+      <w:r>
+        <w:rPr>
+          <w:rFonts w:ascii="Arial" w:hAnsi="Arial" w:cs="Arial"/>
+          <w:color w:val="000000" w:themeColor="text1"/>
+          <w:sz w:val="24"/>
+          <w:szCs w:val="24"/>
+        </w:rPr>
+        <w:t xml:space="preserve"> </w:t>
+      </w:r>
+    </w:p>
+    <w:p>
+      <w:pPr>
+        <w:ind w:firstLine="708"/>
+        <w:jc w:val="both"/>
+        <w:rPr>
+          <w:rFonts w:ascii="Arial" w:hAnsi="Arial" w:cs="Arial"/>
+        </w:rPr>
+      </w:pPr>
+      <w:r>
+        <w:rPr>
+          <w:rFonts w:ascii="Arial" w:hAnsi="Arial" w:cs="Arial"/>
+        </w:rPr>
         <w:t xml:space="preserve">La bitácora del proyecto se encuentra disponible en el repositorio de GitHub, donde se pueden visualizar los </w:t>
       </w:r>
       <w:proofErr w:type="spellStart"/>
@@ -6675,7 +9863,7 @@
         </w:rPr>
         <w:t xml:space="preserve">Link: </w:t>
       </w:r>
-      <w:hyperlink r:id="rId39" w:history="1">
+      <w:hyperlink r:id="rId52" w:history="1">
         <w:r>
           <w:rPr>
             <w:rStyle w:val="Hipervnculo"/>
@@ -6695,9 +9883,9 @@
       </w:pPr>
     </w:p>
     <w:sectPr>
-      <w:headerReference w:type="default" r:id="rId40"/>
-      <w:footerReference w:type="default" r:id="rId41"/>
-      <w:headerReference w:type="first" r:id="rId42"/>
+      <w:headerReference w:type="default" r:id="rId53"/>
+      <w:footerReference w:type="default" r:id="rId54"/>
+      <w:headerReference w:type="first" r:id="rId55"/>
       <w:pgSz w:w="12240" w:h="15840"/>
       <w:pgMar w:top="1417" w:right="1701" w:bottom="1417" w:left="1701" w:header="708" w:footer="708" w:gutter="0"/>
       <w:pgNumType w:start="0"/>
@@ -7715,16 +10903,16 @@
     </w:lvl>
   </w:abstractNum>
   <w:abstractNum w:abstractNumId="3" w15:restartNumberingAfterBreak="0">
-    <w:nsid w:val="277438EC"/>
+    <w:nsid w:val="243B373A"/>
     <w:multiLevelType w:val="hybridMultilevel"/>
-    <w:tmpl w:val="F5508406"/>
+    <w:tmpl w:val="CE006FBE"/>
     <w:lvl w:ilvl="0" w:tplc="140A0001">
       <w:start w:val="1"/>
       <w:numFmt w:val="bullet"/>
       <w:lvlText w:val=""/>
       <w:lvlJc w:val="left"/>
       <w:pPr>
-        <w:ind w:left="720" w:hanging="360"/>
+        <w:ind w:left="1428" w:hanging="360"/>
       </w:pPr>
       <w:rPr>
         <w:rFonts w:ascii="Symbol" w:hAnsi="Symbol" w:hint="default"/>
@@ -7736,7 +10924,7 @@
       <w:lvlText w:val="o"/>
       <w:lvlJc w:val="left"/>
       <w:pPr>
-        <w:ind w:left="1440" w:hanging="360"/>
+        <w:ind w:left="2148" w:hanging="360"/>
       </w:pPr>
       <w:rPr>
         <w:rFonts w:ascii="Courier New" w:hAnsi="Courier New" w:cs="Courier New" w:hint="default"/>
@@ -7748,7 +10936,7 @@
       <w:lvlText w:val=""/>
       <w:lvlJc w:val="left"/>
       <w:pPr>
-        <w:ind w:left="2160" w:hanging="360"/>
+        <w:ind w:left="2868" w:hanging="360"/>
       </w:pPr>
       <w:rPr>
         <w:rFonts w:ascii="Wingdings" w:hAnsi="Wingdings" w:hint="default"/>
@@ -7760,7 +10948,7 @@
       <w:lvlText w:val=""/>
       <w:lvlJc w:val="left"/>
       <w:pPr>
-        <w:ind w:left="2880" w:hanging="360"/>
+        <w:ind w:left="3588" w:hanging="360"/>
       </w:pPr>
       <w:rPr>
         <w:rFonts w:ascii="Symbol" w:hAnsi="Symbol" w:hint="default"/>
@@ -7772,7 +10960,7 @@
       <w:lvlText w:val="o"/>
       <w:lvlJc w:val="left"/>
       <w:pPr>
-        <w:ind w:left="3600" w:hanging="360"/>
+        <w:ind w:left="4308" w:hanging="360"/>
       </w:pPr>
       <w:rPr>
         <w:rFonts w:ascii="Courier New" w:hAnsi="Courier New" w:cs="Courier New" w:hint="default"/>
@@ -7784,7 +10972,7 @@
       <w:lvlText w:val=""/>
       <w:lvlJc w:val="left"/>
       <w:pPr>
-        <w:ind w:left="4320" w:hanging="360"/>
+        <w:ind w:left="5028" w:hanging="360"/>
       </w:pPr>
       <w:rPr>
         <w:rFonts w:ascii="Wingdings" w:hAnsi="Wingdings" w:hint="default"/>
@@ -7796,7 +10984,7 @@
       <w:lvlText w:val=""/>
       <w:lvlJc w:val="left"/>
       <w:pPr>
-        <w:ind w:left="5040" w:hanging="360"/>
+        <w:ind w:left="5748" w:hanging="360"/>
       </w:pPr>
       <w:rPr>
         <w:rFonts w:ascii="Symbol" w:hAnsi="Symbol" w:hint="default"/>
@@ -7808,7 +10996,7 @@
       <w:lvlText w:val="o"/>
       <w:lvlJc w:val="left"/>
       <w:pPr>
-        <w:ind w:left="5760" w:hanging="360"/>
+        <w:ind w:left="6468" w:hanging="360"/>
       </w:pPr>
       <w:rPr>
         <w:rFonts w:ascii="Courier New" w:hAnsi="Courier New" w:cs="Courier New" w:hint="default"/>
@@ -7820,7 +11008,7 @@
       <w:lvlText w:val=""/>
       <w:lvlJc w:val="left"/>
       <w:pPr>
-        <w:ind w:left="6480" w:hanging="360"/>
+        <w:ind w:left="7188" w:hanging="360"/>
       </w:pPr>
       <w:rPr>
         <w:rFonts w:ascii="Wingdings" w:hAnsi="Wingdings" w:hint="default"/>
@@ -7828,95 +11016,9 @@
     </w:lvl>
   </w:abstractNum>
   <w:abstractNum w:abstractNumId="4" w15:restartNumberingAfterBreak="0">
-    <w:nsid w:val="35291501"/>
+    <w:nsid w:val="277438EC"/>
     <w:multiLevelType w:val="hybridMultilevel"/>
-    <w:tmpl w:val="1D7C5E50"/>
-    <w:lvl w:ilvl="0" w:tplc="140A000F">
-      <w:start w:val="1"/>
-      <w:numFmt w:val="decimal"/>
-      <w:lvlText w:val="%1."/>
-      <w:lvlJc w:val="left"/>
-      <w:pPr>
-        <w:ind w:left="720" w:hanging="360"/>
-      </w:pPr>
-    </w:lvl>
-    <w:lvl w:ilvl="1" w:tplc="140A0019" w:tentative="1">
-      <w:start w:val="1"/>
-      <w:numFmt w:val="lowerLetter"/>
-      <w:lvlText w:val="%2."/>
-      <w:lvlJc w:val="left"/>
-      <w:pPr>
-        <w:ind w:left="1440" w:hanging="360"/>
-      </w:pPr>
-    </w:lvl>
-    <w:lvl w:ilvl="2" w:tplc="140A001B" w:tentative="1">
-      <w:start w:val="1"/>
-      <w:numFmt w:val="lowerRoman"/>
-      <w:lvlText w:val="%3."/>
-      <w:lvlJc w:val="right"/>
-      <w:pPr>
-        <w:ind w:left="2160" w:hanging="180"/>
-      </w:pPr>
-    </w:lvl>
-    <w:lvl w:ilvl="3" w:tplc="140A000F" w:tentative="1">
-      <w:start w:val="1"/>
-      <w:numFmt w:val="decimal"/>
-      <w:lvlText w:val="%4."/>
-      <w:lvlJc w:val="left"/>
-      <w:pPr>
-        <w:ind w:left="2880" w:hanging="360"/>
-      </w:pPr>
-    </w:lvl>
-    <w:lvl w:ilvl="4" w:tplc="140A0019" w:tentative="1">
-      <w:start w:val="1"/>
-      <w:numFmt w:val="lowerLetter"/>
-      <w:lvlText w:val="%5."/>
-      <w:lvlJc w:val="left"/>
-      <w:pPr>
-        <w:ind w:left="3600" w:hanging="360"/>
-      </w:pPr>
-    </w:lvl>
-    <w:lvl w:ilvl="5" w:tplc="140A001B" w:tentative="1">
-      <w:start w:val="1"/>
-      <w:numFmt w:val="lowerRoman"/>
-      <w:lvlText w:val="%6."/>
-      <w:lvlJc w:val="right"/>
-      <w:pPr>
-        <w:ind w:left="4320" w:hanging="180"/>
-      </w:pPr>
-    </w:lvl>
-    <w:lvl w:ilvl="6" w:tplc="140A000F" w:tentative="1">
-      <w:start w:val="1"/>
-      <w:numFmt w:val="decimal"/>
-      <w:lvlText w:val="%7."/>
-      <w:lvlJc w:val="left"/>
-      <w:pPr>
-        <w:ind w:left="5040" w:hanging="360"/>
-      </w:pPr>
-    </w:lvl>
-    <w:lvl w:ilvl="7" w:tplc="140A0019" w:tentative="1">
-      <w:start w:val="1"/>
-      <w:numFmt w:val="lowerLetter"/>
-      <w:lvlText w:val="%8."/>
-      <w:lvlJc w:val="left"/>
-      <w:pPr>
-        <w:ind w:left="5760" w:hanging="360"/>
-      </w:pPr>
-    </w:lvl>
-    <w:lvl w:ilvl="8" w:tplc="140A001B" w:tentative="1">
-      <w:start w:val="1"/>
-      <w:numFmt w:val="lowerRoman"/>
-      <w:lvlText w:val="%9."/>
-      <w:lvlJc w:val="right"/>
-      <w:pPr>
-        <w:ind w:left="6480" w:hanging="180"/>
-      </w:pPr>
-    </w:lvl>
-  </w:abstractNum>
-  <w:abstractNum w:abstractNumId="5" w15:restartNumberingAfterBreak="0">
-    <w:nsid w:val="79A7521A"/>
-    <w:multiLevelType w:val="hybridMultilevel"/>
-    <w:tmpl w:val="E676CEFE"/>
+    <w:tmpl w:val="F5508406"/>
     <w:lvl w:ilvl="0" w:tplc="140A0001">
       <w:start w:val="1"/>
       <w:numFmt w:val="bullet"/>
@@ -8026,23 +11128,317 @@
       </w:rPr>
     </w:lvl>
   </w:abstractNum>
+  <w:abstractNum w:abstractNumId="5" w15:restartNumberingAfterBreak="0">
+    <w:nsid w:val="35291501"/>
+    <w:multiLevelType w:val="hybridMultilevel"/>
+    <w:tmpl w:val="20327608"/>
+    <w:lvl w:ilvl="0" w:tplc="140A000F">
+      <w:start w:val="1"/>
+      <w:numFmt w:val="decimal"/>
+      <w:lvlText w:val="%1."/>
+      <w:lvlJc w:val="left"/>
+      <w:pPr>
+        <w:ind w:left="720" w:hanging="360"/>
+      </w:pPr>
+    </w:lvl>
+    <w:lvl w:ilvl="1" w:tplc="140A0019" w:tentative="1">
+      <w:start w:val="1"/>
+      <w:numFmt w:val="lowerLetter"/>
+      <w:lvlText w:val="%2."/>
+      <w:lvlJc w:val="left"/>
+      <w:pPr>
+        <w:ind w:left="1440" w:hanging="360"/>
+      </w:pPr>
+    </w:lvl>
+    <w:lvl w:ilvl="2" w:tplc="140A001B" w:tentative="1">
+      <w:start w:val="1"/>
+      <w:numFmt w:val="lowerRoman"/>
+      <w:lvlText w:val="%3."/>
+      <w:lvlJc w:val="right"/>
+      <w:pPr>
+        <w:ind w:left="2160" w:hanging="180"/>
+      </w:pPr>
+    </w:lvl>
+    <w:lvl w:ilvl="3" w:tplc="140A000F" w:tentative="1">
+      <w:start w:val="1"/>
+      <w:numFmt w:val="decimal"/>
+      <w:lvlText w:val="%4."/>
+      <w:lvlJc w:val="left"/>
+      <w:pPr>
+        <w:ind w:left="2880" w:hanging="360"/>
+      </w:pPr>
+    </w:lvl>
+    <w:lvl w:ilvl="4" w:tplc="140A0019" w:tentative="1">
+      <w:start w:val="1"/>
+      <w:numFmt w:val="lowerLetter"/>
+      <w:lvlText w:val="%5."/>
+      <w:lvlJc w:val="left"/>
+      <w:pPr>
+        <w:ind w:left="3600" w:hanging="360"/>
+      </w:pPr>
+    </w:lvl>
+    <w:lvl w:ilvl="5" w:tplc="140A001B" w:tentative="1">
+      <w:start w:val="1"/>
+      <w:numFmt w:val="lowerRoman"/>
+      <w:lvlText w:val="%6."/>
+      <w:lvlJc w:val="right"/>
+      <w:pPr>
+        <w:ind w:left="4320" w:hanging="180"/>
+      </w:pPr>
+    </w:lvl>
+    <w:lvl w:ilvl="6" w:tplc="140A000F" w:tentative="1">
+      <w:start w:val="1"/>
+      <w:numFmt w:val="decimal"/>
+      <w:lvlText w:val="%7."/>
+      <w:lvlJc w:val="left"/>
+      <w:pPr>
+        <w:ind w:left="5040" w:hanging="360"/>
+      </w:pPr>
+    </w:lvl>
+    <w:lvl w:ilvl="7" w:tplc="140A0019" w:tentative="1">
+      <w:start w:val="1"/>
+      <w:numFmt w:val="lowerLetter"/>
+      <w:lvlText w:val="%8."/>
+      <w:lvlJc w:val="left"/>
+      <w:pPr>
+        <w:ind w:left="5760" w:hanging="360"/>
+      </w:pPr>
+    </w:lvl>
+    <w:lvl w:ilvl="8" w:tplc="140A001B" w:tentative="1">
+      <w:start w:val="1"/>
+      <w:numFmt w:val="lowerRoman"/>
+      <w:lvlText w:val="%9."/>
+      <w:lvlJc w:val="right"/>
+      <w:pPr>
+        <w:ind w:left="6480" w:hanging="180"/>
+      </w:pPr>
+    </w:lvl>
+  </w:abstractNum>
+  <w:abstractNum w:abstractNumId="6" w15:restartNumberingAfterBreak="0">
+    <w:nsid w:val="3CB07014"/>
+    <w:multiLevelType w:val="hybridMultilevel"/>
+    <w:tmpl w:val="F8744246"/>
+    <w:lvl w:ilvl="0" w:tplc="140A0001">
+      <w:start w:val="1"/>
+      <w:numFmt w:val="bullet"/>
+      <w:lvlText w:val=""/>
+      <w:lvlJc w:val="left"/>
+      <w:pPr>
+        <w:ind w:left="720" w:hanging="360"/>
+      </w:pPr>
+      <w:rPr>
+        <w:rFonts w:ascii="Symbol" w:hAnsi="Symbol" w:hint="default"/>
+      </w:rPr>
+    </w:lvl>
+    <w:lvl w:ilvl="1" w:tplc="FFFFFFFF" w:tentative="1">
+      <w:start w:val="1"/>
+      <w:numFmt w:val="lowerLetter"/>
+      <w:lvlText w:val="%2."/>
+      <w:lvlJc w:val="left"/>
+      <w:pPr>
+        <w:ind w:left="1440" w:hanging="360"/>
+      </w:pPr>
+    </w:lvl>
+    <w:lvl w:ilvl="2" w:tplc="FFFFFFFF" w:tentative="1">
+      <w:start w:val="1"/>
+      <w:numFmt w:val="lowerRoman"/>
+      <w:lvlText w:val="%3."/>
+      <w:lvlJc w:val="right"/>
+      <w:pPr>
+        <w:ind w:left="2160" w:hanging="180"/>
+      </w:pPr>
+    </w:lvl>
+    <w:lvl w:ilvl="3" w:tplc="FFFFFFFF" w:tentative="1">
+      <w:start w:val="1"/>
+      <w:numFmt w:val="decimal"/>
+      <w:lvlText w:val="%4."/>
+      <w:lvlJc w:val="left"/>
+      <w:pPr>
+        <w:ind w:left="2880" w:hanging="360"/>
+      </w:pPr>
+    </w:lvl>
+    <w:lvl w:ilvl="4" w:tplc="FFFFFFFF" w:tentative="1">
+      <w:start w:val="1"/>
+      <w:numFmt w:val="lowerLetter"/>
+      <w:lvlText w:val="%5."/>
+      <w:lvlJc w:val="left"/>
+      <w:pPr>
+        <w:ind w:left="3600" w:hanging="360"/>
+      </w:pPr>
+    </w:lvl>
+    <w:lvl w:ilvl="5" w:tplc="FFFFFFFF" w:tentative="1">
+      <w:start w:val="1"/>
+      <w:numFmt w:val="lowerRoman"/>
+      <w:lvlText w:val="%6."/>
+      <w:lvlJc w:val="right"/>
+      <w:pPr>
+        <w:ind w:left="4320" w:hanging="180"/>
+      </w:pPr>
+    </w:lvl>
+    <w:lvl w:ilvl="6" w:tplc="FFFFFFFF" w:tentative="1">
+      <w:start w:val="1"/>
+      <w:numFmt w:val="decimal"/>
+      <w:lvlText w:val="%7."/>
+      <w:lvlJc w:val="left"/>
+      <w:pPr>
+        <w:ind w:left="5040" w:hanging="360"/>
+      </w:pPr>
+    </w:lvl>
+    <w:lvl w:ilvl="7" w:tplc="FFFFFFFF" w:tentative="1">
+      <w:start w:val="1"/>
+      <w:numFmt w:val="lowerLetter"/>
+      <w:lvlText w:val="%8."/>
+      <w:lvlJc w:val="left"/>
+      <w:pPr>
+        <w:ind w:left="5760" w:hanging="360"/>
+      </w:pPr>
+    </w:lvl>
+    <w:lvl w:ilvl="8" w:tplc="FFFFFFFF" w:tentative="1">
+      <w:start w:val="1"/>
+      <w:numFmt w:val="lowerRoman"/>
+      <w:lvlText w:val="%9."/>
+      <w:lvlJc w:val="right"/>
+      <w:pPr>
+        <w:ind w:left="6480" w:hanging="180"/>
+      </w:pPr>
+    </w:lvl>
+  </w:abstractNum>
+  <w:abstractNum w:abstractNumId="7" w15:restartNumberingAfterBreak="0">
+    <w:nsid w:val="79A7521A"/>
+    <w:multiLevelType w:val="hybridMultilevel"/>
+    <w:tmpl w:val="E676CEFE"/>
+    <w:lvl w:ilvl="0" w:tplc="140A0001">
+      <w:start w:val="1"/>
+      <w:numFmt w:val="bullet"/>
+      <w:lvlText w:val=""/>
+      <w:lvlJc w:val="left"/>
+      <w:pPr>
+        <w:ind w:left="720" w:hanging="360"/>
+      </w:pPr>
+      <w:rPr>
+        <w:rFonts w:ascii="Symbol" w:hAnsi="Symbol" w:hint="default"/>
+      </w:rPr>
+    </w:lvl>
+    <w:lvl w:ilvl="1" w:tplc="140A0003" w:tentative="1">
+      <w:start w:val="1"/>
+      <w:numFmt w:val="bullet"/>
+      <w:lvlText w:val="o"/>
+      <w:lvlJc w:val="left"/>
+      <w:pPr>
+        <w:ind w:left="1440" w:hanging="360"/>
+      </w:pPr>
+      <w:rPr>
+        <w:rFonts w:ascii="Courier New" w:hAnsi="Courier New" w:cs="Courier New" w:hint="default"/>
+      </w:rPr>
+    </w:lvl>
+    <w:lvl w:ilvl="2" w:tplc="140A0005" w:tentative="1">
+      <w:start w:val="1"/>
+      <w:numFmt w:val="bullet"/>
+      <w:lvlText w:val=""/>
+      <w:lvlJc w:val="left"/>
+      <w:pPr>
+        <w:ind w:left="2160" w:hanging="360"/>
+      </w:pPr>
+      <w:rPr>
+        <w:rFonts w:ascii="Wingdings" w:hAnsi="Wingdings" w:hint="default"/>
+      </w:rPr>
+    </w:lvl>
+    <w:lvl w:ilvl="3" w:tplc="140A0001" w:tentative="1">
+      <w:start w:val="1"/>
+      <w:numFmt w:val="bullet"/>
+      <w:lvlText w:val=""/>
+      <w:lvlJc w:val="left"/>
+      <w:pPr>
+        <w:ind w:left="2880" w:hanging="360"/>
+      </w:pPr>
+      <w:rPr>
+        <w:rFonts w:ascii="Symbol" w:hAnsi="Symbol" w:hint="default"/>
+      </w:rPr>
+    </w:lvl>
+    <w:lvl w:ilvl="4" w:tplc="140A0003" w:tentative="1">
+      <w:start w:val="1"/>
+      <w:numFmt w:val="bullet"/>
+      <w:lvlText w:val="o"/>
+      <w:lvlJc w:val="left"/>
+      <w:pPr>
+        <w:ind w:left="3600" w:hanging="360"/>
+      </w:pPr>
+      <w:rPr>
+        <w:rFonts w:ascii="Courier New" w:hAnsi="Courier New" w:cs="Courier New" w:hint="default"/>
+      </w:rPr>
+    </w:lvl>
+    <w:lvl w:ilvl="5" w:tplc="140A0005" w:tentative="1">
+      <w:start w:val="1"/>
+      <w:numFmt w:val="bullet"/>
+      <w:lvlText w:val=""/>
+      <w:lvlJc w:val="left"/>
+      <w:pPr>
+        <w:ind w:left="4320" w:hanging="360"/>
+      </w:pPr>
+      <w:rPr>
+        <w:rFonts w:ascii="Wingdings" w:hAnsi="Wingdings" w:hint="default"/>
+      </w:rPr>
+    </w:lvl>
+    <w:lvl w:ilvl="6" w:tplc="140A0001" w:tentative="1">
+      <w:start w:val="1"/>
+      <w:numFmt w:val="bullet"/>
+      <w:lvlText w:val=""/>
+      <w:lvlJc w:val="left"/>
+      <w:pPr>
+        <w:ind w:left="5040" w:hanging="360"/>
+      </w:pPr>
+      <w:rPr>
+        <w:rFonts w:ascii="Symbol" w:hAnsi="Symbol" w:hint="default"/>
+      </w:rPr>
+    </w:lvl>
+    <w:lvl w:ilvl="7" w:tplc="140A0003" w:tentative="1">
+      <w:start w:val="1"/>
+      <w:numFmt w:val="bullet"/>
+      <w:lvlText w:val="o"/>
+      <w:lvlJc w:val="left"/>
+      <w:pPr>
+        <w:ind w:left="5760" w:hanging="360"/>
+      </w:pPr>
+      <w:rPr>
+        <w:rFonts w:ascii="Courier New" w:hAnsi="Courier New" w:cs="Courier New" w:hint="default"/>
+      </w:rPr>
+    </w:lvl>
+    <w:lvl w:ilvl="8" w:tplc="140A0005" w:tentative="1">
+      <w:start w:val="1"/>
+      <w:numFmt w:val="bullet"/>
+      <w:lvlText w:val=""/>
+      <w:lvlJc w:val="left"/>
+      <w:pPr>
+        <w:ind w:left="6480" w:hanging="360"/>
+      </w:pPr>
+      <w:rPr>
+        <w:rFonts w:ascii="Wingdings" w:hAnsi="Wingdings" w:hint="default"/>
+      </w:rPr>
+    </w:lvl>
+  </w:abstractNum>
   <w:num w:numId="1" w16cid:durableId="34040239">
-    <w:abstractNumId w:val="4"/>
+    <w:abstractNumId w:val="5"/>
   </w:num>
   <w:num w:numId="2" w16cid:durableId="1175730307">
-    <w:abstractNumId w:val="3"/>
+    <w:abstractNumId w:val="4"/>
   </w:num>
   <w:num w:numId="3" w16cid:durableId="140661527">
     <w:abstractNumId w:val="1"/>
   </w:num>
   <w:num w:numId="4" w16cid:durableId="1035959453">
-    <w:abstractNumId w:val="5"/>
+    <w:abstractNumId w:val="7"/>
   </w:num>
   <w:num w:numId="5" w16cid:durableId="1943103775">
     <w:abstractNumId w:val="0"/>
   </w:num>
   <w:num w:numId="6" w16cid:durableId="449325319">
     <w:abstractNumId w:val="2"/>
+  </w:num>
+  <w:num w:numId="7" w16cid:durableId="1757282757">
+    <w:abstractNumId w:val="3"/>
+  </w:num>
+  <w:num w:numId="8" w16cid:durableId="2057467107">
+    <w:abstractNumId w:val="6"/>
   </w:num>
 </w:numbering>
 </file>
@@ -9106,6 +12502,25 @@
       <w:shd w:val="clear" w:color="auto" w:fill="E1DFDD"/>
     </w:rPr>
   </w:style>
+  <w:style w:type="table" w:styleId="Tablaconcuadrcula">
+    <w:name w:val="Table Grid"/>
+    <w:basedOn w:val="Tablanormal"/>
+    <w:uiPriority w:val="39"/>
+    <w:rsid w:val="008F1BB3"/>
+    <w:pPr>
+      <w:spacing w:after="0" w:line="240" w:lineRule="auto"/>
+    </w:pPr>
+    <w:tblPr>
+      <w:tblBorders>
+        <w:top w:val="single" w:sz="4" w:space="0" w:color="auto"/>
+        <w:left w:val="single" w:sz="4" w:space="0" w:color="auto"/>
+        <w:bottom w:val="single" w:sz="4" w:space="0" w:color="auto"/>
+        <w:right w:val="single" w:sz="4" w:space="0" w:color="auto"/>
+        <w:insideH w:val="single" w:sz="4" w:space="0" w:color="auto"/>
+        <w:insideV w:val="single" w:sz="4" w:space="0" w:color="auto"/>
+      </w:tblBorders>
+    </w:tblPr>
+  </w:style>
 </w:styles>
 </file>
 
@@ -9135,6 +12550,35 @@
   </inkml:definitions>
   <inkml:trace contextRef="#ctx0" brushRef="#br0">895 98 24575,'-7'-6'0,"0"1"0,1 0 0,-2 0 0,1 0 0,0 1 0,-1 0 0,0 1 0,0 0 0,0 0 0,0 0 0,-1 1 0,1 1 0,-11-2 0,-15 1 0,0 1 0,-37 3 0,8 1 0,6-2 0,-101 13 0,94-7 0,51-6 0,-1 0 0,1 0 0,-1 2 0,1-1 0,0 2 0,0-1 0,-21 10 0,-4 3-1365,20-11-5461</inkml:trace>
   <inkml:trace contextRef="#ctx0" brushRef="#br0" timeOffset="2454.58">65 1 24575,'0'9'0,"-1"1"0,0 0 0,0 0 0,-1 0 0,0-1 0,-1 1 0,0-1 0,0 1 0,-1-1 0,0 0 0,-1-1 0,0 1 0,0-1 0,-10 12 0,14-19 0,0 0 0,0 0 0,0 0 0,0 1 0,0-1 0,1 0 0,-1 0 0,0 1 0,1-1 0,-1 0 0,1 1 0,-1-1 0,1 1 0,0-1 0,-1 0 0,1 1 0,0-1 0,0 1 0,0-1 0,0 1 0,1-1 0,-1 1 0,1 2 0,0-3 0,0 0 0,1 0 0,-1 0 0,0 0 0,1 0 0,-1 0 0,1 0 0,-1 0 0,1 0 0,0 0 0,-1-1 0,1 1 0,0-1 0,0 0 0,-1 1 0,1-1 0,0 0 0,0 0 0,2 0 0,2 0-62,0 0 0,0 1 0,1 0 0,-1 0 0,0 1 0,0-1 0,0 1 0,-1 0 0,1 1 0,0 0 0,-1 0 0,1 0-1,-1 0 1,0 1 0,0 0 0,0 0 0,-1 0 0,0 1 0,1-1 0,-2 1 0,6 7 0,4 8-6764</inkml:trace>
+</inkml:ink>
+</file>
+
+<file path=word/ink/ink2.xml><?xml version="1.0" encoding="utf-8"?>
+<inkml:ink xmlns:inkml="http://www.w3.org/2003/InkML">
+  <inkml:definitions>
+    <inkml:context xml:id="ctx0">
+      <inkml:inkSource xml:id="inkSrc0">
+        <inkml:traceFormat>
+          <inkml:channel name="X" type="integer" min="-2.14748E9" max="2.14748E9" units="cm"/>
+          <inkml:channel name="Y" type="integer" min="-2.14748E9" max="2.14748E9" units="cm"/>
+          <inkml:channel name="F" type="integer" max="32767" units="dev"/>
+        </inkml:traceFormat>
+        <inkml:channelProperties>
+          <inkml:channelProperty channel="X" name="resolution" value="1000" units="1/cm"/>
+          <inkml:channelProperty channel="Y" name="resolution" value="1000" units="1/cm"/>
+          <inkml:channelProperty channel="F" name="resolution" value="0" units="1/dev"/>
+        </inkml:channelProperties>
+      </inkml:inkSource>
+      <inkml:timestamp xml:id="ts0" timeString="2026-03-28T15:59:30.675"/>
+    </inkml:context>
+    <inkml:brush xml:id="br0">
+      <inkml:brushProperty name="width" value="0.035" units="cm"/>
+      <inkml:brushProperty name="height" value="0.035" units="cm"/>
+      <inkml:brushProperty name="color" value="#E71224"/>
+    </inkml:brush>
+  </inkml:definitions>
+  <inkml:trace contextRef="#ctx0" brushRef="#br0">1 258 24575,'1'9'0,"2"0"0,-1 0 0,1 0 0,0-1 0,1 1 0,0-1 0,7 11 0,-5-9 0,0 1 0,0 0 0,1-1 0,0 0 0,11 12 0,-16-20 0,0-1 0,-1 1 0,1 0 0,0-1 0,0 1 0,0-1 0,1 1 0,-1-1 0,0 0 0,0 0 0,1 0 0,-1-1 0,0 1 0,1 0 0,-1-1 0,1 1 0,-1-1 0,1 0 0,-1 0 0,1 0 0,-1 0 0,1 0 0,-1-1 0,0 1 0,1-1 0,-1 0 0,3-1 0,12-6 0,-1-2 0,0 0 0,0 0 0,17-17 0,-8 7 0,-12 8-1365,-3 2-5461</inkml:trace>
+  <inkml:trace contextRef="#ctx0" brushRef="#br0" timeOffset="1659.72">93 280 24575,'0'-4'0,"0"-9"0,4-6 0,1-4 0,0-2 0,-1-1 0,3 1 0,4 0 0,0 0 0,-1 1 0,1 5 0,-1 1 0,-3-1 0,-2 4-8191</inkml:trace>
 </inkml:ink>
 </file>
 
